--- a/Reports/lab4_Ivonin.docx
+++ b/Reports/lab4_Ivonin.docx
@@ -495,7 +495,27 @@
           <w:szCs w:val="24"/>
           <w:lang w:eastAsia="ru-RU"/>
         </w:rPr>
-        <w:t>Проверил к.т.н, доцент</w:t>
+        <w:t xml:space="preserve">Проверил </w:t>
+      </w:r>
+      <w:proofErr w:type="spellStart"/>
+      <w:r>
+        <w:rPr>
+          <w:rFonts w:ascii="Times New Roman" w:eastAsia="Times New Roman" w:hAnsi="Times New Roman" w:cs="Times New Roman"/>
+          <w:sz w:val="28"/>
+          <w:szCs w:val="24"/>
+          <w:lang w:eastAsia="ru-RU"/>
+        </w:rPr>
+        <w:t>к.т.н</w:t>
+      </w:r>
+      <w:proofErr w:type="spellEnd"/>
+      <w:r>
+        <w:rPr>
+          <w:rFonts w:ascii="Times New Roman" w:eastAsia="Times New Roman" w:hAnsi="Times New Roman" w:cs="Times New Roman"/>
+          <w:sz w:val="28"/>
+          <w:szCs w:val="24"/>
+          <w:lang w:eastAsia="ru-RU"/>
+        </w:rPr>
+        <w:t>, доцент</w:t>
       </w:r>
       <w:r>
         <w:rPr>
@@ -970,7 +990,107 @@
           <w:szCs w:val="28"/>
           <w:lang w:eastAsia="ru-RU"/>
         </w:rPr>
-        <w:t>В рамках данной лабораторной работы была разработана библиотека для работы с простыми числами на языке Java. Библиотека размещена в пакете primelib и содержит три класса: PrimeGenerator, PrimeChecker и PrimeFactorizer. Класс Main демонстрирует использование всех компонентов библиотеки</w:t>
+        <w:t xml:space="preserve">В рамках данной лабораторной работы была разработана библиотека для работы с простыми числами на языке Java. Библиотека размещена в пакете </w:t>
+      </w:r>
+      <w:proofErr w:type="spellStart"/>
+      <w:r>
+        <w:rPr>
+          <w:rFonts w:ascii="Times New Roman" w:eastAsia="Times New Roman" w:hAnsi="Times New Roman" w:cs="Times New Roman"/>
+          <w:sz w:val="28"/>
+          <w:szCs w:val="28"/>
+          <w:lang w:eastAsia="ru-RU"/>
+        </w:rPr>
+        <w:t>primelib</w:t>
+      </w:r>
+      <w:proofErr w:type="spellEnd"/>
+      <w:r>
+        <w:rPr>
+          <w:rFonts w:ascii="Times New Roman" w:eastAsia="Times New Roman" w:hAnsi="Times New Roman" w:cs="Times New Roman"/>
+          <w:sz w:val="28"/>
+          <w:szCs w:val="28"/>
+          <w:lang w:eastAsia="ru-RU"/>
+        </w:rPr>
+        <w:t xml:space="preserve"> и содержит три класса: </w:t>
+      </w:r>
+      <w:proofErr w:type="spellStart"/>
+      <w:r>
+        <w:rPr>
+          <w:rFonts w:ascii="Times New Roman" w:eastAsia="Times New Roman" w:hAnsi="Times New Roman" w:cs="Times New Roman"/>
+          <w:sz w:val="28"/>
+          <w:szCs w:val="28"/>
+          <w:lang w:eastAsia="ru-RU"/>
+        </w:rPr>
+        <w:t>PrimeGenerator</w:t>
+      </w:r>
+      <w:proofErr w:type="spellEnd"/>
+      <w:r>
+        <w:rPr>
+          <w:rFonts w:ascii="Times New Roman" w:eastAsia="Times New Roman" w:hAnsi="Times New Roman" w:cs="Times New Roman"/>
+          <w:sz w:val="28"/>
+          <w:szCs w:val="28"/>
+          <w:lang w:eastAsia="ru-RU"/>
+        </w:rPr>
+        <w:t xml:space="preserve">, </w:t>
+      </w:r>
+      <w:proofErr w:type="spellStart"/>
+      <w:r>
+        <w:rPr>
+          <w:rFonts w:ascii="Times New Roman" w:eastAsia="Times New Roman" w:hAnsi="Times New Roman" w:cs="Times New Roman"/>
+          <w:sz w:val="28"/>
+          <w:szCs w:val="28"/>
+          <w:lang w:eastAsia="ru-RU"/>
+        </w:rPr>
+        <w:t>PrimeChecker</w:t>
+      </w:r>
+      <w:proofErr w:type="spellEnd"/>
+      <w:r>
+        <w:rPr>
+          <w:rFonts w:ascii="Times New Roman" w:eastAsia="Times New Roman" w:hAnsi="Times New Roman" w:cs="Times New Roman"/>
+          <w:sz w:val="28"/>
+          <w:szCs w:val="28"/>
+          <w:lang w:eastAsia="ru-RU"/>
+        </w:rPr>
+        <w:t xml:space="preserve"> и </w:t>
+      </w:r>
+      <w:proofErr w:type="spellStart"/>
+      <w:r>
+        <w:rPr>
+          <w:rFonts w:ascii="Times New Roman" w:eastAsia="Times New Roman" w:hAnsi="Times New Roman" w:cs="Times New Roman"/>
+          <w:sz w:val="28"/>
+          <w:szCs w:val="28"/>
+          <w:lang w:eastAsia="ru-RU"/>
+        </w:rPr>
+        <w:t>PrimeFactorizer</w:t>
+      </w:r>
+      <w:proofErr w:type="spellEnd"/>
+      <w:r>
+        <w:rPr>
+          <w:rFonts w:ascii="Times New Roman" w:eastAsia="Times New Roman" w:hAnsi="Times New Roman" w:cs="Times New Roman"/>
+          <w:sz w:val="28"/>
+          <w:szCs w:val="28"/>
+          <w:lang w:eastAsia="ru-RU"/>
+        </w:rPr>
+        <w:t xml:space="preserve">. Класс </w:t>
+      </w:r>
+      <w:proofErr w:type="spellStart"/>
+      <w:r>
+        <w:rPr>
+          <w:rFonts w:ascii="Times New Roman" w:eastAsia="Times New Roman" w:hAnsi="Times New Roman" w:cs="Times New Roman"/>
+          <w:sz w:val="28"/>
+          <w:szCs w:val="28"/>
+          <w:lang w:eastAsia="ru-RU"/>
+        </w:rPr>
+        <w:t>Main</w:t>
+      </w:r>
+      <w:proofErr w:type="spellEnd"/>
+      <w:r>
+        <w:rPr>
+          <w:rFonts w:ascii="Times New Roman" w:eastAsia="Times New Roman" w:hAnsi="Times New Roman" w:cs="Times New Roman"/>
+          <w:sz w:val="28"/>
+          <w:szCs w:val="28"/>
+          <w:lang w:eastAsia="ru-RU"/>
+        </w:rPr>
+        <w:t xml:space="preserve"> демонстрирует использование всех компонентов библиотеки</w:t>
       </w:r>
       <w:r>
         <w:rPr>
@@ -1002,7 +1122,27 @@
           <w:szCs w:val="28"/>
           <w:lang w:eastAsia="ru-RU"/>
         </w:rPr>
-        <w:t>Класс PrimeGenerator реализует алгоритм «Решето Эратосфена» для нахождения всех простых чисел до заданной границы. Создаётся булев массив, все элементы которого изначально считаются простыми. Затем, начиная с числа 2, все кратные каждому найденному простому числу помечаются как составные. После обработки в массиве остаются отмеченными только простые числа. Дополнительно реализованы методы получения случайного простого числа и массива случайных простых чисел. Программный код класса представлен в Приложении А.</w:t>
+        <w:t xml:space="preserve">Класс </w:t>
+      </w:r>
+      <w:proofErr w:type="spellStart"/>
+      <w:r>
+        <w:rPr>
+          <w:rFonts w:ascii="Times New Roman" w:eastAsia="Times New Roman" w:hAnsi="Times New Roman" w:cs="Times New Roman"/>
+          <w:sz w:val="28"/>
+          <w:szCs w:val="28"/>
+          <w:lang w:eastAsia="ru-RU"/>
+        </w:rPr>
+        <w:t>PrimeGenerator</w:t>
+      </w:r>
+      <w:proofErr w:type="spellEnd"/>
+      <w:r>
+        <w:rPr>
+          <w:rFonts w:ascii="Times New Roman" w:eastAsia="Times New Roman" w:hAnsi="Times New Roman" w:cs="Times New Roman"/>
+          <w:sz w:val="28"/>
+          <w:szCs w:val="28"/>
+          <w:lang w:eastAsia="ru-RU"/>
+        </w:rPr>
+        <w:t xml:space="preserve"> реализует алгоритм «Решето Эратосфена» для нахождения всех простых чисел до заданной границы. Создаётся булев массив, все элементы которого изначально считаются простыми. Затем, начиная с числа 2, все кратные каждому найденному простому числу помечаются как составные. После обработки в массиве остаются отмеченными только простые числа. Дополнительно реализованы методы получения случайного простого числа и массива случайных простых чисел. Программный код класса представлен в Приложении А.</w:t>
       </w:r>
     </w:p>
     <w:p>
@@ -1027,7 +1167,27 @@
           <w:szCs w:val="28"/>
           <w:lang w:eastAsia="ru-RU"/>
         </w:rPr>
-        <w:t xml:space="preserve">Класс PrimeChecker реализует проверку числа на простоту методом перебора делителей. Алгоритм проверяет делители вида 6k ± 1 до квадратного корня из числа, что позволяет сократить количество проверок по сравнению с полным перебором. Также реализованы методы поиска следующего простого </w:t>
+        <w:t xml:space="preserve">Класс </w:t>
+      </w:r>
+      <w:proofErr w:type="spellStart"/>
+      <w:r>
+        <w:rPr>
+          <w:rFonts w:ascii="Times New Roman" w:eastAsia="Times New Roman" w:hAnsi="Times New Roman" w:cs="Times New Roman"/>
+          <w:sz w:val="28"/>
+          <w:szCs w:val="28"/>
+          <w:lang w:eastAsia="ru-RU"/>
+        </w:rPr>
+        <w:t>PrimeChecker</w:t>
+      </w:r>
+      <w:proofErr w:type="spellEnd"/>
+      <w:r>
+        <w:rPr>
+          <w:rFonts w:ascii="Times New Roman" w:eastAsia="Times New Roman" w:hAnsi="Times New Roman" w:cs="Times New Roman"/>
+          <w:sz w:val="28"/>
+          <w:szCs w:val="28"/>
+          <w:lang w:eastAsia="ru-RU"/>
+        </w:rPr>
+        <w:t xml:space="preserve"> реализует проверку числа на простоту методом перебора делителей. Алгоритм проверяет делители вида 6k ± 1 до квадратного корня из числа, что позволяет сократить количество проверок по сравнению с полным перебором. Также реализованы методы поиска следующего простого </w:t>
       </w:r>
       <w:r>
         <w:rPr>
@@ -1059,7 +1219,27 @@
           <w:szCs w:val="28"/>
           <w:lang w:eastAsia="ru-RU"/>
         </w:rPr>
-        <w:t>Класс PrimeFactorizer реализует разложение числа на простые множители методом пробного деления. Алгоритм последовательно выносит двойки, затем перебирает нечётные делители до квадратного корня из оставшегося числа. Результат может быть представлен в виде списка множителей, карты (множитель → степень) или строки вида «12 = 2^2 * 3». Программный код класса представлен в Приложении В.</w:t>
+        <w:t xml:space="preserve">Класс </w:t>
+      </w:r>
+      <w:proofErr w:type="spellStart"/>
+      <w:r>
+        <w:rPr>
+          <w:rFonts w:ascii="Times New Roman" w:eastAsia="Times New Roman" w:hAnsi="Times New Roman" w:cs="Times New Roman"/>
+          <w:sz w:val="28"/>
+          <w:szCs w:val="28"/>
+          <w:lang w:eastAsia="ru-RU"/>
+        </w:rPr>
+        <w:t>PrimeFactorizer</w:t>
+      </w:r>
+      <w:proofErr w:type="spellEnd"/>
+      <w:r>
+        <w:rPr>
+          <w:rFonts w:ascii="Times New Roman" w:eastAsia="Times New Roman" w:hAnsi="Times New Roman" w:cs="Times New Roman"/>
+          <w:sz w:val="28"/>
+          <w:szCs w:val="28"/>
+          <w:lang w:eastAsia="ru-RU"/>
+        </w:rPr>
+        <w:t xml:space="preserve"> реализует разложение числа на простые множители методом пробного деления. Алгоритм последовательно выносит двойки, затем перебирает нечётные делители до квадратного корня из оставшегося числа. Результат может быть представлен в виде списка множителей, карты (множитель → степень) или строки вида «12 = 2^2 * 3». Программный код класса представлен в Приложении В.</w:t>
       </w:r>
     </w:p>
     <w:p>
@@ -1082,7 +1262,27 @@
           <w:szCs w:val="28"/>
           <w:lang w:eastAsia="ru-RU"/>
         </w:rPr>
-        <w:t xml:space="preserve">Класс Main демонстрирует три сценария использования библиотеки: генерацию простых чисел до 30, проверку нескольких чисел на простоту и разложение чисел на простые множители. Программный код класса представлен в Приложении </w:t>
+        <w:t xml:space="preserve">Класс </w:t>
+      </w:r>
+      <w:proofErr w:type="spellStart"/>
+      <w:r>
+        <w:rPr>
+          <w:rFonts w:ascii="Times New Roman" w:eastAsia="Times New Roman" w:hAnsi="Times New Roman" w:cs="Times New Roman"/>
+          <w:sz w:val="28"/>
+          <w:szCs w:val="28"/>
+          <w:lang w:eastAsia="ru-RU"/>
+        </w:rPr>
+        <w:t>Main</w:t>
+      </w:r>
+      <w:proofErr w:type="spellEnd"/>
+      <w:r>
+        <w:rPr>
+          <w:rFonts w:ascii="Times New Roman" w:eastAsia="Times New Roman" w:hAnsi="Times New Roman" w:cs="Times New Roman"/>
+          <w:sz w:val="28"/>
+          <w:szCs w:val="28"/>
+          <w:lang w:eastAsia="ru-RU"/>
+        </w:rPr>
+        <w:t xml:space="preserve"> демонстрирует три сценария использования библиотеки: генерацию простых чисел до 30, проверку нескольких чисел на простоту и разложение чисел на простые множители. Программный код класса представлен в Приложении </w:t>
       </w:r>
       <w:r>
         <w:rPr>
@@ -1296,6 +1496,7 @@
           <w:rFonts w:ascii="Times New Roman" w:hAnsi="Times New Roman" w:cs="Times New Roman"/>
           <w:sz w:val="28"/>
           <w:szCs w:val="32"/>
+          <w:lang w:val="en-US"/>
         </w:rPr>
       </w:pPr>
       <w:r>
@@ -1304,7 +1505,61 @@
           <w:sz w:val="28"/>
           <w:szCs w:val="32"/>
         </w:rPr>
-        <w:t xml:space="preserve">В ходе выполнения данной лабораторной работы была разработана библиотека для работы с простыми числами на языке Java. Библиотека включает три класса с различными алгоритмами теории чисел: алгоритм «Решето Эратосфена» для генерации простых чисел со сложностью O(n log log </w:t>
+        <w:t xml:space="preserve">В ходе выполнения данной лабораторной работы была разработана библиотека для работы с простыми числами на языке Java. Библиотека включает три класса с различными алгоритмами теории чисел: алгоритм «Решето Эратосфена» для генерации простых чисел со сложностью </w:t>
+      </w:r>
+      <w:proofErr w:type="gramStart"/>
+      <w:r>
+        <w:rPr>
+          <w:rFonts w:ascii="Times New Roman" w:hAnsi="Times New Roman" w:cs="Times New Roman"/>
+          <w:sz w:val="28"/>
+          <w:szCs w:val="32"/>
+        </w:rPr>
+        <w:t>O(</w:t>
+      </w:r>
+      <w:proofErr w:type="gramEnd"/>
+      <w:r>
+        <w:rPr>
+          <w:rFonts w:ascii="Times New Roman" w:hAnsi="Times New Roman" w:cs="Times New Roman"/>
+          <w:sz w:val="28"/>
+          <w:szCs w:val="32"/>
+        </w:rPr>
+        <w:t xml:space="preserve">n </w:t>
+      </w:r>
+      <w:proofErr w:type="spellStart"/>
+      <w:r>
+        <w:rPr>
+          <w:rFonts w:ascii="Times New Roman" w:hAnsi="Times New Roman" w:cs="Times New Roman"/>
+          <w:sz w:val="28"/>
+          <w:szCs w:val="32"/>
+        </w:rPr>
+        <w:t>log</w:t>
+      </w:r>
+      <w:proofErr w:type="spellEnd"/>
+      <w:r>
+        <w:rPr>
+          <w:rFonts w:ascii="Times New Roman" w:hAnsi="Times New Roman" w:cs="Times New Roman"/>
+          <w:sz w:val="28"/>
+          <w:szCs w:val="32"/>
+        </w:rPr>
+        <w:t xml:space="preserve"> </w:t>
+      </w:r>
+      <w:proofErr w:type="spellStart"/>
+      <w:r>
+        <w:rPr>
+          <w:rFonts w:ascii="Times New Roman" w:hAnsi="Times New Roman" w:cs="Times New Roman"/>
+          <w:sz w:val="28"/>
+          <w:szCs w:val="32"/>
+        </w:rPr>
+        <w:t>log</w:t>
+      </w:r>
+      <w:proofErr w:type="spellEnd"/>
+      <w:r>
+        <w:rPr>
+          <w:rFonts w:ascii="Times New Roman" w:hAnsi="Times New Roman" w:cs="Times New Roman"/>
+          <w:sz w:val="28"/>
+          <w:szCs w:val="32"/>
+        </w:rPr>
+        <w:t xml:space="preserve"> </w:t>
       </w:r>
       <w:r>
         <w:rPr>
@@ -1314,14 +1569,6 @@
         </w:rPr>
         <w:lastRenderedPageBreak/>
         <w:t>n), метод перебора делителей для проверки числа на простоту со сложностью O(√n) и метод пробного деления для факторизации чисел со сложностью O(√n). Каждый алгоритм имеет асимптотически различную сложность. Были реализованы и проверены три типичных сценария использования библиотеки.</w:t>
-      </w:r>
-      <w:r>
-        <w:rPr>
-          <w:rFonts w:ascii="Times New Roman" w:hAnsi="Times New Roman" w:cs="Times New Roman"/>
-          <w:sz w:val="28"/>
-          <w:szCs w:val="32"/>
-        </w:rPr>
-        <w:t>.</w:t>
       </w:r>
     </w:p>
     <w:p>
@@ -1420,6 +1667,7 @@
         </w:rPr>
         <w:t xml:space="preserve"> </w:t>
       </w:r>
+      <w:proofErr w:type="spellStart"/>
       <w:r>
         <w:rPr>
           <w:rFonts w:ascii="Times New Roman" w:hAnsi="Times New Roman" w:cs="Times New Roman"/>
@@ -1431,6 +1679,7 @@
         </w:rPr>
         <w:t>PrimeGenerator</w:t>
       </w:r>
+      <w:proofErr w:type="spellEnd"/>
       <w:r>
         <w:rPr>
           <w:rFonts w:ascii="Times New Roman" w:hAnsi="Times New Roman" w:cs="Times New Roman"/>
@@ -1470,67 +1719,191 @@
           <w:szCs w:val="18"/>
           <w:lang w:val="en-US"/>
         </w:rPr>
-        <w:t>import java.util.ArrayList;</w:t>
-      </w:r>
-    </w:p>
-    <w:p>
-      <w:pPr>
-        <w:spacing w:line="278" w:lineRule="auto"/>
-        <w:rPr>
-          <w:rFonts w:ascii="Consolas" w:hAnsi="Consolas" w:cs="Times New Roman"/>
-          <w:sz w:val="18"/>
-          <w:szCs w:val="18"/>
-          <w:lang w:val="en-US"/>
-        </w:rPr>
-      </w:pPr>
-      <w:r>
-        <w:rPr>
-          <w:rFonts w:ascii="Consolas" w:hAnsi="Consolas" w:cs="Times New Roman"/>
-          <w:sz w:val="18"/>
-          <w:szCs w:val="18"/>
-          <w:lang w:val="en-US"/>
-        </w:rPr>
-        <w:t>import java.util.Arrays;</w:t>
-      </w:r>
-    </w:p>
-    <w:p>
-      <w:pPr>
-        <w:spacing w:line="278" w:lineRule="auto"/>
-        <w:rPr>
-          <w:rFonts w:ascii="Consolas" w:hAnsi="Consolas" w:cs="Times New Roman"/>
-          <w:sz w:val="18"/>
-          <w:szCs w:val="18"/>
-          <w:lang w:val="en-US"/>
-        </w:rPr>
-      </w:pPr>
-      <w:r>
-        <w:rPr>
-          <w:rFonts w:ascii="Consolas" w:hAnsi="Consolas" w:cs="Times New Roman"/>
-          <w:sz w:val="18"/>
-          <w:szCs w:val="18"/>
-          <w:lang w:val="en-US"/>
-        </w:rPr>
-        <w:t>import java.util.List;</w:t>
-      </w:r>
-    </w:p>
-    <w:p>
-      <w:pPr>
-        <w:spacing w:line="278" w:lineRule="auto"/>
-        <w:rPr>
-          <w:rFonts w:ascii="Consolas" w:hAnsi="Consolas" w:cs="Times New Roman"/>
-          <w:sz w:val="18"/>
-          <w:szCs w:val="18"/>
-          <w:lang w:val="en-US"/>
-        </w:rPr>
-      </w:pPr>
-      <w:r>
-        <w:rPr>
-          <w:rFonts w:ascii="Consolas" w:hAnsi="Consolas" w:cs="Times New Roman"/>
-          <w:sz w:val="18"/>
-          <w:szCs w:val="18"/>
-          <w:lang w:val="en-US"/>
-        </w:rPr>
-        <w:t>import java.util.Random;</w:t>
+        <w:t xml:space="preserve">import </w:t>
+      </w:r>
+      <w:proofErr w:type="spellStart"/>
+      <w:proofErr w:type="gramStart"/>
+      <w:r>
+        <w:rPr>
+          <w:rFonts w:ascii="Consolas" w:hAnsi="Consolas" w:cs="Times New Roman"/>
+          <w:sz w:val="18"/>
+          <w:szCs w:val="18"/>
+          <w:lang w:val="en-US"/>
+        </w:rPr>
+        <w:t>java.util</w:t>
+      </w:r>
+      <w:proofErr w:type="gramEnd"/>
+      <w:r>
+        <w:rPr>
+          <w:rFonts w:ascii="Consolas" w:hAnsi="Consolas" w:cs="Times New Roman"/>
+          <w:sz w:val="18"/>
+          <w:szCs w:val="18"/>
+          <w:lang w:val="en-US"/>
+        </w:rPr>
+        <w:t>.ArrayList</w:t>
+      </w:r>
+      <w:proofErr w:type="spellEnd"/>
+      <w:r>
+        <w:rPr>
+          <w:rFonts w:ascii="Consolas" w:hAnsi="Consolas" w:cs="Times New Roman"/>
+          <w:sz w:val="18"/>
+          <w:szCs w:val="18"/>
+          <w:lang w:val="en-US"/>
+        </w:rPr>
+        <w:t>;</w:t>
+      </w:r>
+    </w:p>
+    <w:p>
+      <w:pPr>
+        <w:spacing w:line="278" w:lineRule="auto"/>
+        <w:rPr>
+          <w:rFonts w:ascii="Consolas" w:hAnsi="Consolas" w:cs="Times New Roman"/>
+          <w:sz w:val="18"/>
+          <w:szCs w:val="18"/>
+          <w:lang w:val="en-US"/>
+        </w:rPr>
+      </w:pPr>
+      <w:r>
+        <w:rPr>
+          <w:rFonts w:ascii="Consolas" w:hAnsi="Consolas" w:cs="Times New Roman"/>
+          <w:sz w:val="18"/>
+          <w:szCs w:val="18"/>
+          <w:lang w:val="en-US"/>
+        </w:rPr>
+        <w:t xml:space="preserve">import </w:t>
+      </w:r>
+      <w:proofErr w:type="spellStart"/>
+      <w:proofErr w:type="gramStart"/>
+      <w:r>
+        <w:rPr>
+          <w:rFonts w:ascii="Consolas" w:hAnsi="Consolas" w:cs="Times New Roman"/>
+          <w:sz w:val="18"/>
+          <w:szCs w:val="18"/>
+          <w:lang w:val="en-US"/>
+        </w:rPr>
+        <w:t>java.util</w:t>
+      </w:r>
+      <w:proofErr w:type="gramEnd"/>
+      <w:r>
+        <w:rPr>
+          <w:rFonts w:ascii="Consolas" w:hAnsi="Consolas" w:cs="Times New Roman"/>
+          <w:sz w:val="18"/>
+          <w:szCs w:val="18"/>
+          <w:lang w:val="en-US"/>
+        </w:rPr>
+        <w:t>.Arrays</w:t>
+      </w:r>
+      <w:proofErr w:type="spellEnd"/>
+      <w:r>
+        <w:rPr>
+          <w:rFonts w:ascii="Consolas" w:hAnsi="Consolas" w:cs="Times New Roman"/>
+          <w:sz w:val="18"/>
+          <w:szCs w:val="18"/>
+          <w:lang w:val="en-US"/>
+        </w:rPr>
+        <w:t>;</w:t>
+      </w:r>
+    </w:p>
+    <w:p>
+      <w:pPr>
+        <w:spacing w:line="278" w:lineRule="auto"/>
+        <w:rPr>
+          <w:rFonts w:ascii="Consolas" w:hAnsi="Consolas" w:cs="Times New Roman"/>
+          <w:sz w:val="18"/>
+          <w:szCs w:val="18"/>
+          <w:lang w:val="en-US"/>
+        </w:rPr>
+      </w:pPr>
+      <w:r>
+        <w:rPr>
+          <w:rFonts w:ascii="Consolas" w:hAnsi="Consolas" w:cs="Times New Roman"/>
+          <w:sz w:val="18"/>
+          <w:szCs w:val="18"/>
+          <w:lang w:val="en-US"/>
+        </w:rPr>
+        <w:t xml:space="preserve">import </w:t>
+      </w:r>
+      <w:proofErr w:type="spellStart"/>
+      <w:proofErr w:type="gramStart"/>
+      <w:r>
+        <w:rPr>
+          <w:rFonts w:ascii="Consolas" w:hAnsi="Consolas" w:cs="Times New Roman"/>
+          <w:sz w:val="18"/>
+          <w:szCs w:val="18"/>
+          <w:lang w:val="en-US"/>
+        </w:rPr>
+        <w:t>java.util</w:t>
+      </w:r>
+      <w:proofErr w:type="gramEnd"/>
+      <w:r>
+        <w:rPr>
+          <w:rFonts w:ascii="Consolas" w:hAnsi="Consolas" w:cs="Times New Roman"/>
+          <w:sz w:val="18"/>
+          <w:szCs w:val="18"/>
+          <w:lang w:val="en-US"/>
+        </w:rPr>
+        <w:t>.List</w:t>
+      </w:r>
+      <w:proofErr w:type="spellEnd"/>
+      <w:r>
+        <w:rPr>
+          <w:rFonts w:ascii="Consolas" w:hAnsi="Consolas" w:cs="Times New Roman"/>
+          <w:sz w:val="18"/>
+          <w:szCs w:val="18"/>
+          <w:lang w:val="en-US"/>
+        </w:rPr>
+        <w:t>;</w:t>
+      </w:r>
+    </w:p>
+    <w:p>
+      <w:pPr>
+        <w:spacing w:line="278" w:lineRule="auto"/>
+        <w:rPr>
+          <w:rFonts w:ascii="Consolas" w:hAnsi="Consolas" w:cs="Times New Roman"/>
+          <w:sz w:val="18"/>
+          <w:szCs w:val="18"/>
+          <w:lang w:val="en-US"/>
+        </w:rPr>
+      </w:pPr>
+      <w:r>
+        <w:rPr>
+          <w:rFonts w:ascii="Consolas" w:hAnsi="Consolas" w:cs="Times New Roman"/>
+          <w:sz w:val="18"/>
+          <w:szCs w:val="18"/>
+          <w:lang w:val="en-US"/>
+        </w:rPr>
+        <w:t xml:space="preserve">import </w:t>
+      </w:r>
+      <w:proofErr w:type="spellStart"/>
+      <w:proofErr w:type="gramStart"/>
+      <w:r>
+        <w:rPr>
+          <w:rFonts w:ascii="Consolas" w:hAnsi="Consolas" w:cs="Times New Roman"/>
+          <w:sz w:val="18"/>
+          <w:szCs w:val="18"/>
+          <w:lang w:val="en-US"/>
+        </w:rPr>
+        <w:t>java.util</w:t>
+      </w:r>
+      <w:proofErr w:type="gramEnd"/>
+      <w:r>
+        <w:rPr>
+          <w:rFonts w:ascii="Consolas" w:hAnsi="Consolas" w:cs="Times New Roman"/>
+          <w:sz w:val="18"/>
+          <w:szCs w:val="18"/>
+          <w:lang w:val="en-US"/>
+        </w:rPr>
+        <w:t>.Random</w:t>
+      </w:r>
+      <w:proofErr w:type="spellEnd"/>
+      <w:r>
+        <w:rPr>
+          <w:rFonts w:ascii="Consolas" w:hAnsi="Consolas" w:cs="Times New Roman"/>
+          <w:sz w:val="18"/>
+          <w:szCs w:val="18"/>
+          <w:lang w:val="en-US"/>
+        </w:rPr>
+        <w:t>;</w:t>
       </w:r>
     </w:p>
     <w:p>
@@ -1625,38 +1998,78 @@
           <w:szCs w:val="18"/>
           <w:lang w:val="en-US"/>
         </w:rPr>
-        <w:t>public class PrimeGenerator {</w:t>
-      </w:r>
-    </w:p>
-    <w:p>
-      <w:pPr>
-        <w:spacing w:line="278" w:lineRule="auto"/>
-        <w:rPr>
-          <w:rFonts w:ascii="Consolas" w:hAnsi="Consolas" w:cs="Times New Roman"/>
-          <w:sz w:val="18"/>
-          <w:szCs w:val="18"/>
-          <w:lang w:val="en-US"/>
-        </w:rPr>
-      </w:pPr>
-    </w:p>
-    <w:p>
-      <w:pPr>
-        <w:spacing w:line="278" w:lineRule="auto"/>
-        <w:rPr>
-          <w:rFonts w:ascii="Consolas" w:hAnsi="Consolas" w:cs="Times New Roman"/>
-          <w:sz w:val="18"/>
-          <w:szCs w:val="18"/>
-          <w:lang w:val="en-US"/>
-        </w:rPr>
-      </w:pPr>
-      <w:r>
-        <w:rPr>
-          <w:rFonts w:ascii="Consolas" w:hAnsi="Consolas" w:cs="Times New Roman"/>
-          <w:sz w:val="18"/>
-          <w:szCs w:val="18"/>
-          <w:lang w:val="en-US"/>
-        </w:rPr>
-        <w:t xml:space="preserve">    private Random rand = new Random();</w:t>
+        <w:t xml:space="preserve">public class </w:t>
+      </w:r>
+      <w:proofErr w:type="spellStart"/>
+      <w:r>
+        <w:rPr>
+          <w:rFonts w:ascii="Consolas" w:hAnsi="Consolas" w:cs="Times New Roman"/>
+          <w:sz w:val="18"/>
+          <w:szCs w:val="18"/>
+          <w:lang w:val="en-US"/>
+        </w:rPr>
+        <w:t>PrimeGenerator</w:t>
+      </w:r>
+      <w:proofErr w:type="spellEnd"/>
+      <w:r>
+        <w:rPr>
+          <w:rFonts w:ascii="Consolas" w:hAnsi="Consolas" w:cs="Times New Roman"/>
+          <w:sz w:val="18"/>
+          <w:szCs w:val="18"/>
+          <w:lang w:val="en-US"/>
+        </w:rPr>
+        <w:t xml:space="preserve"> {</w:t>
+      </w:r>
+    </w:p>
+    <w:p>
+      <w:pPr>
+        <w:spacing w:line="278" w:lineRule="auto"/>
+        <w:rPr>
+          <w:rFonts w:ascii="Consolas" w:hAnsi="Consolas" w:cs="Times New Roman"/>
+          <w:sz w:val="18"/>
+          <w:szCs w:val="18"/>
+          <w:lang w:val="en-US"/>
+        </w:rPr>
+      </w:pPr>
+    </w:p>
+    <w:p>
+      <w:pPr>
+        <w:spacing w:line="278" w:lineRule="auto"/>
+        <w:rPr>
+          <w:rFonts w:ascii="Consolas" w:hAnsi="Consolas" w:cs="Times New Roman"/>
+          <w:sz w:val="18"/>
+          <w:szCs w:val="18"/>
+          <w:lang w:val="en-US"/>
+        </w:rPr>
+      </w:pPr>
+      <w:r>
+        <w:rPr>
+          <w:rFonts w:ascii="Consolas" w:hAnsi="Consolas" w:cs="Times New Roman"/>
+          <w:sz w:val="18"/>
+          <w:szCs w:val="18"/>
+          <w:lang w:val="en-US"/>
+        </w:rPr>
+        <w:t xml:space="preserve">    private Random rand = new </w:t>
+      </w:r>
+      <w:proofErr w:type="gramStart"/>
+      <w:r>
+        <w:rPr>
+          <w:rFonts w:ascii="Consolas" w:hAnsi="Consolas" w:cs="Times New Roman"/>
+          <w:sz w:val="18"/>
+          <w:szCs w:val="18"/>
+          <w:lang w:val="en-US"/>
+        </w:rPr>
+        <w:t>Random(</w:t>
+      </w:r>
+      <w:proofErr w:type="gramEnd"/>
+      <w:r>
+        <w:rPr>
+          <w:rFonts w:ascii="Consolas" w:hAnsi="Consolas" w:cs="Times New Roman"/>
+          <w:sz w:val="18"/>
+          <w:szCs w:val="18"/>
+          <w:lang w:val="en-US"/>
+        </w:rPr>
+        <w:t>);</w:t>
       </w:r>
     </w:p>
     <w:p>
@@ -1777,7 +2190,38 @@
           <w:szCs w:val="18"/>
           <w:lang w:val="en-US"/>
         </w:rPr>
-        <w:t xml:space="preserve">    public List&lt;Integer&gt; getPrimes(int limit) {</w:t>
+        <w:t xml:space="preserve">    public List&lt;Integer&gt; </w:t>
+      </w:r>
+      <w:proofErr w:type="spellStart"/>
+      <w:proofErr w:type="gramStart"/>
+      <w:r>
+        <w:rPr>
+          <w:rFonts w:ascii="Consolas" w:hAnsi="Consolas" w:cs="Times New Roman"/>
+          <w:sz w:val="18"/>
+          <w:szCs w:val="18"/>
+          <w:lang w:val="en-US"/>
+        </w:rPr>
+        <w:t>getPrimes</w:t>
+      </w:r>
+      <w:proofErr w:type="spellEnd"/>
+      <w:r>
+        <w:rPr>
+          <w:rFonts w:ascii="Consolas" w:hAnsi="Consolas" w:cs="Times New Roman"/>
+          <w:sz w:val="18"/>
+          <w:szCs w:val="18"/>
+          <w:lang w:val="en-US"/>
+        </w:rPr>
+        <w:t>(</w:t>
+      </w:r>
+      <w:proofErr w:type="gramEnd"/>
+      <w:r>
+        <w:rPr>
+          <w:rFonts w:ascii="Consolas" w:hAnsi="Consolas" w:cs="Times New Roman"/>
+          <w:sz w:val="18"/>
+          <w:szCs w:val="18"/>
+          <w:lang w:val="en-US"/>
+        </w:rPr>
+        <w:t>int limit) {</w:t>
       </w:r>
     </w:p>
     <w:p>
@@ -1817,7 +2261,78 @@
           <w:szCs w:val="18"/>
           <w:lang w:val="en-US"/>
         </w:rPr>
-        <w:t xml:space="preserve">            throw new IllegalArgumentException("limit должен быть &gt;= 2");</w:t>
+        <w:t xml:space="preserve">            throw new </w:t>
+      </w:r>
+      <w:proofErr w:type="spellStart"/>
+      <w:proofErr w:type="gramStart"/>
+      <w:r>
+        <w:rPr>
+          <w:rFonts w:ascii="Consolas" w:hAnsi="Consolas" w:cs="Times New Roman"/>
+          <w:sz w:val="18"/>
+          <w:szCs w:val="18"/>
+          <w:lang w:val="en-US"/>
+        </w:rPr>
+        <w:t>IllegalArgumentException</w:t>
+      </w:r>
+      <w:proofErr w:type="spellEnd"/>
+      <w:r>
+        <w:rPr>
+          <w:rFonts w:ascii="Consolas" w:hAnsi="Consolas" w:cs="Times New Roman"/>
+          <w:sz w:val="18"/>
+          <w:szCs w:val="18"/>
+          <w:lang w:val="en-US"/>
+        </w:rPr>
+        <w:t>(</w:t>
+      </w:r>
+      <w:proofErr w:type="gramEnd"/>
+      <w:r>
+        <w:rPr>
+          <w:rFonts w:ascii="Consolas" w:hAnsi="Consolas" w:cs="Times New Roman"/>
+          <w:sz w:val="18"/>
+          <w:szCs w:val="18"/>
+          <w:lang w:val="en-US"/>
+        </w:rPr>
+        <w:t xml:space="preserve">"limit </w:t>
+      </w:r>
+      <w:proofErr w:type="spellStart"/>
+      <w:r>
+        <w:rPr>
+          <w:rFonts w:ascii="Consolas" w:hAnsi="Consolas" w:cs="Times New Roman"/>
+          <w:sz w:val="18"/>
+          <w:szCs w:val="18"/>
+          <w:lang w:val="en-US"/>
+        </w:rPr>
+        <w:t>должен</w:t>
+      </w:r>
+      <w:proofErr w:type="spellEnd"/>
+      <w:r>
+        <w:rPr>
+          <w:rFonts w:ascii="Consolas" w:hAnsi="Consolas" w:cs="Times New Roman"/>
+          <w:sz w:val="18"/>
+          <w:szCs w:val="18"/>
+          <w:lang w:val="en-US"/>
+        </w:rPr>
+        <w:t xml:space="preserve"> </w:t>
+      </w:r>
+      <w:proofErr w:type="spellStart"/>
+      <w:r>
+        <w:rPr>
+          <w:rFonts w:ascii="Consolas" w:hAnsi="Consolas" w:cs="Times New Roman"/>
+          <w:sz w:val="18"/>
+          <w:szCs w:val="18"/>
+          <w:lang w:val="en-US"/>
+        </w:rPr>
+        <w:t>быть</w:t>
+      </w:r>
+      <w:proofErr w:type="spellEnd"/>
+      <w:r>
+        <w:rPr>
+          <w:rFonts w:ascii="Consolas" w:hAnsi="Consolas" w:cs="Times New Roman"/>
+          <w:sz w:val="18"/>
+          <w:szCs w:val="18"/>
+          <w:lang w:val="en-US"/>
+        </w:rPr>
+        <w:t xml:space="preserve"> &gt;= 2");</w:t>
       </w:r>
     </w:p>
     <w:p>
@@ -1868,158 +2383,542 @@
           <w:szCs w:val="18"/>
           <w:lang w:val="en-US"/>
         </w:rPr>
-        <w:t xml:space="preserve">        boolean[] isPrime = new boolean[limit + 1];</w:t>
-      </w:r>
-    </w:p>
-    <w:p>
-      <w:pPr>
-        <w:spacing w:line="278" w:lineRule="auto"/>
-        <w:rPr>
-          <w:rFonts w:ascii="Consolas" w:hAnsi="Consolas" w:cs="Times New Roman"/>
-          <w:sz w:val="18"/>
-          <w:szCs w:val="18"/>
-          <w:lang w:val="en-US"/>
-        </w:rPr>
-      </w:pPr>
-      <w:r>
-        <w:rPr>
-          <w:rFonts w:ascii="Consolas" w:hAnsi="Consolas" w:cs="Times New Roman"/>
-          <w:sz w:val="18"/>
-          <w:szCs w:val="18"/>
-          <w:lang w:val="en-US"/>
-        </w:rPr>
-        <w:t xml:space="preserve">        Arrays.fill(isPrime, true);</w:t>
-      </w:r>
-    </w:p>
-    <w:p>
-      <w:pPr>
-        <w:spacing w:line="278" w:lineRule="auto"/>
-        <w:rPr>
-          <w:rFonts w:ascii="Consolas" w:hAnsi="Consolas" w:cs="Times New Roman"/>
-          <w:sz w:val="18"/>
-          <w:szCs w:val="18"/>
-          <w:lang w:val="en-US"/>
-        </w:rPr>
-      </w:pPr>
-      <w:r>
-        <w:rPr>
-          <w:rFonts w:ascii="Consolas" w:hAnsi="Consolas" w:cs="Times New Roman"/>
-          <w:sz w:val="18"/>
-          <w:szCs w:val="18"/>
-          <w:lang w:val="en-US"/>
-        </w:rPr>
-        <w:t xml:space="preserve">        isPrime[0] = false;</w:t>
-      </w:r>
-    </w:p>
-    <w:p>
-      <w:pPr>
-        <w:spacing w:line="278" w:lineRule="auto"/>
-        <w:rPr>
-          <w:rFonts w:ascii="Consolas" w:hAnsi="Consolas" w:cs="Times New Roman"/>
-          <w:sz w:val="18"/>
-          <w:szCs w:val="18"/>
-          <w:lang w:val="en-US"/>
-        </w:rPr>
-      </w:pPr>
-      <w:r>
-        <w:rPr>
-          <w:rFonts w:ascii="Consolas" w:hAnsi="Consolas" w:cs="Times New Roman"/>
-          <w:sz w:val="18"/>
-          <w:szCs w:val="18"/>
-          <w:lang w:val="en-US"/>
-        </w:rPr>
-        <w:t xml:space="preserve">        isPrime[1] = false;</w:t>
-      </w:r>
-    </w:p>
-    <w:p>
-      <w:pPr>
-        <w:spacing w:line="278" w:lineRule="auto"/>
-        <w:rPr>
-          <w:rFonts w:ascii="Consolas" w:hAnsi="Consolas" w:cs="Times New Roman"/>
-          <w:sz w:val="18"/>
-          <w:szCs w:val="18"/>
-          <w:lang w:val="en-US"/>
-        </w:rPr>
-      </w:pPr>
-    </w:p>
-    <w:p>
-      <w:pPr>
-        <w:spacing w:line="278" w:lineRule="auto"/>
-        <w:rPr>
-          <w:rFonts w:ascii="Consolas" w:hAnsi="Consolas" w:cs="Times New Roman"/>
-          <w:sz w:val="18"/>
-          <w:szCs w:val="18"/>
-          <w:lang w:val="en-US"/>
-        </w:rPr>
-      </w:pPr>
-      <w:r>
-        <w:rPr>
-          <w:rFonts w:ascii="Consolas" w:hAnsi="Consolas" w:cs="Times New Roman"/>
-          <w:sz w:val="18"/>
-          <w:szCs w:val="18"/>
-          <w:lang w:val="en-US"/>
-        </w:rPr>
-        <w:t xml:space="preserve">        for (int i = 2; i * i &lt;= limit; i++) {</w:t>
-      </w:r>
-    </w:p>
-    <w:p>
-      <w:pPr>
-        <w:spacing w:line="278" w:lineRule="auto"/>
-        <w:rPr>
-          <w:rFonts w:ascii="Consolas" w:hAnsi="Consolas" w:cs="Times New Roman"/>
-          <w:sz w:val="18"/>
-          <w:szCs w:val="18"/>
-          <w:lang w:val="en-US"/>
-        </w:rPr>
-      </w:pPr>
-      <w:r>
-        <w:rPr>
-          <w:rFonts w:ascii="Consolas" w:hAnsi="Consolas" w:cs="Times New Roman"/>
-          <w:sz w:val="18"/>
-          <w:szCs w:val="18"/>
-          <w:lang w:val="en-US"/>
-        </w:rPr>
-        <w:t xml:space="preserve">            if (isPrime[i]) {</w:t>
-      </w:r>
-    </w:p>
-    <w:p>
-      <w:pPr>
-        <w:spacing w:line="278" w:lineRule="auto"/>
-        <w:rPr>
-          <w:rFonts w:ascii="Consolas" w:hAnsi="Consolas" w:cs="Times New Roman"/>
-          <w:sz w:val="18"/>
-          <w:szCs w:val="18"/>
-          <w:lang w:val="en-US"/>
-        </w:rPr>
-      </w:pPr>
-      <w:r>
-        <w:rPr>
-          <w:rFonts w:ascii="Consolas" w:hAnsi="Consolas" w:cs="Times New Roman"/>
-          <w:sz w:val="18"/>
-          <w:szCs w:val="18"/>
-          <w:lang w:val="en-US"/>
-        </w:rPr>
-        <w:t xml:space="preserve">                for (int j = i * i; j &lt;= limit; j += i) {</w:t>
-      </w:r>
-    </w:p>
-    <w:p>
-      <w:pPr>
-        <w:spacing w:line="278" w:lineRule="auto"/>
-        <w:rPr>
-          <w:rFonts w:ascii="Consolas" w:hAnsi="Consolas" w:cs="Times New Roman"/>
-          <w:sz w:val="18"/>
-          <w:szCs w:val="18"/>
-          <w:lang w:val="en-US"/>
-        </w:rPr>
-      </w:pPr>
-      <w:r>
-        <w:rPr>
-          <w:rFonts w:ascii="Consolas" w:hAnsi="Consolas" w:cs="Times New Roman"/>
-          <w:sz w:val="18"/>
-          <w:szCs w:val="18"/>
-          <w:lang w:val="en-US"/>
-        </w:rPr>
-        <w:t xml:space="preserve">                    isPrime[j] = false;</w:t>
+        <w:t xml:space="preserve">        </w:t>
+      </w:r>
+      <w:proofErr w:type="spellStart"/>
+      <w:proofErr w:type="gramStart"/>
+      <w:r>
+        <w:rPr>
+          <w:rFonts w:ascii="Consolas" w:hAnsi="Consolas" w:cs="Times New Roman"/>
+          <w:sz w:val="18"/>
+          <w:szCs w:val="18"/>
+          <w:lang w:val="en-US"/>
+        </w:rPr>
+        <w:t>boolean</w:t>
+      </w:r>
+      <w:proofErr w:type="spellEnd"/>
+      <w:r>
+        <w:rPr>
+          <w:rFonts w:ascii="Consolas" w:hAnsi="Consolas" w:cs="Times New Roman"/>
+          <w:sz w:val="18"/>
+          <w:szCs w:val="18"/>
+          <w:lang w:val="en-US"/>
+        </w:rPr>
+        <w:t>[</w:t>
+      </w:r>
+      <w:proofErr w:type="gramEnd"/>
+      <w:r>
+        <w:rPr>
+          <w:rFonts w:ascii="Consolas" w:hAnsi="Consolas" w:cs="Times New Roman"/>
+          <w:sz w:val="18"/>
+          <w:szCs w:val="18"/>
+          <w:lang w:val="en-US"/>
+        </w:rPr>
+        <w:t xml:space="preserve">] </w:t>
+      </w:r>
+      <w:proofErr w:type="spellStart"/>
+      <w:r>
+        <w:rPr>
+          <w:rFonts w:ascii="Consolas" w:hAnsi="Consolas" w:cs="Times New Roman"/>
+          <w:sz w:val="18"/>
+          <w:szCs w:val="18"/>
+          <w:lang w:val="en-US"/>
+        </w:rPr>
+        <w:t>isPrime</w:t>
+      </w:r>
+      <w:proofErr w:type="spellEnd"/>
+      <w:r>
+        <w:rPr>
+          <w:rFonts w:ascii="Consolas" w:hAnsi="Consolas" w:cs="Times New Roman"/>
+          <w:sz w:val="18"/>
+          <w:szCs w:val="18"/>
+          <w:lang w:val="en-US"/>
+        </w:rPr>
+        <w:t xml:space="preserve"> = new </w:t>
+      </w:r>
+      <w:proofErr w:type="spellStart"/>
+      <w:proofErr w:type="gramStart"/>
+      <w:r>
+        <w:rPr>
+          <w:rFonts w:ascii="Consolas" w:hAnsi="Consolas" w:cs="Times New Roman"/>
+          <w:sz w:val="18"/>
+          <w:szCs w:val="18"/>
+          <w:lang w:val="en-US"/>
+        </w:rPr>
+        <w:t>boolean</w:t>
+      </w:r>
+      <w:proofErr w:type="spellEnd"/>
+      <w:r>
+        <w:rPr>
+          <w:rFonts w:ascii="Consolas" w:hAnsi="Consolas" w:cs="Times New Roman"/>
+          <w:sz w:val="18"/>
+          <w:szCs w:val="18"/>
+          <w:lang w:val="en-US"/>
+        </w:rPr>
+        <w:t>[</w:t>
+      </w:r>
+      <w:proofErr w:type="gramEnd"/>
+      <w:r>
+        <w:rPr>
+          <w:rFonts w:ascii="Consolas" w:hAnsi="Consolas" w:cs="Times New Roman"/>
+          <w:sz w:val="18"/>
+          <w:szCs w:val="18"/>
+          <w:lang w:val="en-US"/>
+        </w:rPr>
+        <w:t>limit + 1];</w:t>
+      </w:r>
+    </w:p>
+    <w:p>
+      <w:pPr>
+        <w:spacing w:line="278" w:lineRule="auto"/>
+        <w:rPr>
+          <w:rFonts w:ascii="Consolas" w:hAnsi="Consolas" w:cs="Times New Roman"/>
+          <w:sz w:val="18"/>
+          <w:szCs w:val="18"/>
+          <w:lang w:val="en-US"/>
+        </w:rPr>
+      </w:pPr>
+      <w:r>
+        <w:rPr>
+          <w:rFonts w:ascii="Consolas" w:hAnsi="Consolas" w:cs="Times New Roman"/>
+          <w:sz w:val="18"/>
+          <w:szCs w:val="18"/>
+          <w:lang w:val="en-US"/>
+        </w:rPr>
+        <w:t xml:space="preserve">        </w:t>
+      </w:r>
+      <w:proofErr w:type="spellStart"/>
+      <w:r>
+        <w:rPr>
+          <w:rFonts w:ascii="Consolas" w:hAnsi="Consolas" w:cs="Times New Roman"/>
+          <w:sz w:val="18"/>
+          <w:szCs w:val="18"/>
+          <w:lang w:val="en-US"/>
+        </w:rPr>
+        <w:t>Arrays.fill</w:t>
+      </w:r>
+      <w:proofErr w:type="spellEnd"/>
+      <w:r>
+        <w:rPr>
+          <w:rFonts w:ascii="Consolas" w:hAnsi="Consolas" w:cs="Times New Roman"/>
+          <w:sz w:val="18"/>
+          <w:szCs w:val="18"/>
+          <w:lang w:val="en-US"/>
+        </w:rPr>
+        <w:t>(</w:t>
+      </w:r>
+      <w:proofErr w:type="spellStart"/>
+      <w:r>
+        <w:rPr>
+          <w:rFonts w:ascii="Consolas" w:hAnsi="Consolas" w:cs="Times New Roman"/>
+          <w:sz w:val="18"/>
+          <w:szCs w:val="18"/>
+          <w:lang w:val="en-US"/>
+        </w:rPr>
+        <w:t>isPrime</w:t>
+      </w:r>
+      <w:proofErr w:type="spellEnd"/>
+      <w:r>
+        <w:rPr>
+          <w:rFonts w:ascii="Consolas" w:hAnsi="Consolas" w:cs="Times New Roman"/>
+          <w:sz w:val="18"/>
+          <w:szCs w:val="18"/>
+          <w:lang w:val="en-US"/>
+        </w:rPr>
+        <w:t>, true);</w:t>
+      </w:r>
+    </w:p>
+    <w:p>
+      <w:pPr>
+        <w:spacing w:line="278" w:lineRule="auto"/>
+        <w:rPr>
+          <w:rFonts w:ascii="Consolas" w:hAnsi="Consolas" w:cs="Times New Roman"/>
+          <w:sz w:val="18"/>
+          <w:szCs w:val="18"/>
+          <w:lang w:val="en-US"/>
+        </w:rPr>
+      </w:pPr>
+      <w:r>
+        <w:rPr>
+          <w:rFonts w:ascii="Consolas" w:hAnsi="Consolas" w:cs="Times New Roman"/>
+          <w:sz w:val="18"/>
+          <w:szCs w:val="18"/>
+          <w:lang w:val="en-US"/>
+        </w:rPr>
+        <w:t xml:space="preserve">        </w:t>
+      </w:r>
+      <w:proofErr w:type="spellStart"/>
+      <w:proofErr w:type="gramStart"/>
+      <w:r>
+        <w:rPr>
+          <w:rFonts w:ascii="Consolas" w:hAnsi="Consolas" w:cs="Times New Roman"/>
+          <w:sz w:val="18"/>
+          <w:szCs w:val="18"/>
+          <w:lang w:val="en-US"/>
+        </w:rPr>
+        <w:t>isPrime</w:t>
+      </w:r>
+      <w:proofErr w:type="spellEnd"/>
+      <w:r>
+        <w:rPr>
+          <w:rFonts w:ascii="Consolas" w:hAnsi="Consolas" w:cs="Times New Roman"/>
+          <w:sz w:val="18"/>
+          <w:szCs w:val="18"/>
+          <w:lang w:val="en-US"/>
+        </w:rPr>
+        <w:t>[</w:t>
+      </w:r>
+      <w:proofErr w:type="gramEnd"/>
+      <w:r>
+        <w:rPr>
+          <w:rFonts w:ascii="Consolas" w:hAnsi="Consolas" w:cs="Times New Roman"/>
+          <w:sz w:val="18"/>
+          <w:szCs w:val="18"/>
+          <w:lang w:val="en-US"/>
+        </w:rPr>
+        <w:t>0] = false;</w:t>
+      </w:r>
+    </w:p>
+    <w:p>
+      <w:pPr>
+        <w:spacing w:line="278" w:lineRule="auto"/>
+        <w:rPr>
+          <w:rFonts w:ascii="Consolas" w:hAnsi="Consolas" w:cs="Times New Roman"/>
+          <w:sz w:val="18"/>
+          <w:szCs w:val="18"/>
+          <w:lang w:val="en-US"/>
+        </w:rPr>
+      </w:pPr>
+      <w:r>
+        <w:rPr>
+          <w:rFonts w:ascii="Consolas" w:hAnsi="Consolas" w:cs="Times New Roman"/>
+          <w:sz w:val="18"/>
+          <w:szCs w:val="18"/>
+          <w:lang w:val="en-US"/>
+        </w:rPr>
+        <w:t xml:space="preserve">        </w:t>
+      </w:r>
+      <w:proofErr w:type="spellStart"/>
+      <w:proofErr w:type="gramStart"/>
+      <w:r>
+        <w:rPr>
+          <w:rFonts w:ascii="Consolas" w:hAnsi="Consolas" w:cs="Times New Roman"/>
+          <w:sz w:val="18"/>
+          <w:szCs w:val="18"/>
+          <w:lang w:val="en-US"/>
+        </w:rPr>
+        <w:t>isPrime</w:t>
+      </w:r>
+      <w:proofErr w:type="spellEnd"/>
+      <w:r>
+        <w:rPr>
+          <w:rFonts w:ascii="Consolas" w:hAnsi="Consolas" w:cs="Times New Roman"/>
+          <w:sz w:val="18"/>
+          <w:szCs w:val="18"/>
+          <w:lang w:val="en-US"/>
+        </w:rPr>
+        <w:t>[</w:t>
+      </w:r>
+      <w:proofErr w:type="gramEnd"/>
+      <w:r>
+        <w:rPr>
+          <w:rFonts w:ascii="Consolas" w:hAnsi="Consolas" w:cs="Times New Roman"/>
+          <w:sz w:val="18"/>
+          <w:szCs w:val="18"/>
+          <w:lang w:val="en-US"/>
+        </w:rPr>
+        <w:t>1] = false;</w:t>
+      </w:r>
+    </w:p>
+    <w:p>
+      <w:pPr>
+        <w:spacing w:line="278" w:lineRule="auto"/>
+        <w:rPr>
+          <w:rFonts w:ascii="Consolas" w:hAnsi="Consolas" w:cs="Times New Roman"/>
+          <w:sz w:val="18"/>
+          <w:szCs w:val="18"/>
+          <w:lang w:val="en-US"/>
+        </w:rPr>
+      </w:pPr>
+    </w:p>
+    <w:p>
+      <w:pPr>
+        <w:spacing w:line="278" w:lineRule="auto"/>
+        <w:rPr>
+          <w:rFonts w:ascii="Consolas" w:hAnsi="Consolas" w:cs="Times New Roman"/>
+          <w:sz w:val="18"/>
+          <w:szCs w:val="18"/>
+          <w:lang w:val="en-US"/>
+        </w:rPr>
+      </w:pPr>
+      <w:r>
+        <w:rPr>
+          <w:rFonts w:ascii="Consolas" w:hAnsi="Consolas" w:cs="Times New Roman"/>
+          <w:sz w:val="18"/>
+          <w:szCs w:val="18"/>
+          <w:lang w:val="en-US"/>
+        </w:rPr>
+        <w:t xml:space="preserve">        for (int </w:t>
+      </w:r>
+      <w:proofErr w:type="spellStart"/>
+      <w:r>
+        <w:rPr>
+          <w:rFonts w:ascii="Consolas" w:hAnsi="Consolas" w:cs="Times New Roman"/>
+          <w:sz w:val="18"/>
+          <w:szCs w:val="18"/>
+          <w:lang w:val="en-US"/>
+        </w:rPr>
+        <w:t>i</w:t>
+      </w:r>
+      <w:proofErr w:type="spellEnd"/>
+      <w:r>
+        <w:rPr>
+          <w:rFonts w:ascii="Consolas" w:hAnsi="Consolas" w:cs="Times New Roman"/>
+          <w:sz w:val="18"/>
+          <w:szCs w:val="18"/>
+          <w:lang w:val="en-US"/>
+        </w:rPr>
+        <w:t xml:space="preserve"> = 2; </w:t>
+      </w:r>
+      <w:proofErr w:type="spellStart"/>
+      <w:r>
+        <w:rPr>
+          <w:rFonts w:ascii="Consolas" w:hAnsi="Consolas" w:cs="Times New Roman"/>
+          <w:sz w:val="18"/>
+          <w:szCs w:val="18"/>
+          <w:lang w:val="en-US"/>
+        </w:rPr>
+        <w:t>i</w:t>
+      </w:r>
+      <w:proofErr w:type="spellEnd"/>
+      <w:r>
+        <w:rPr>
+          <w:rFonts w:ascii="Consolas" w:hAnsi="Consolas" w:cs="Times New Roman"/>
+          <w:sz w:val="18"/>
+          <w:szCs w:val="18"/>
+          <w:lang w:val="en-US"/>
+        </w:rPr>
+        <w:t xml:space="preserve"> * </w:t>
+      </w:r>
+      <w:proofErr w:type="spellStart"/>
+      <w:r>
+        <w:rPr>
+          <w:rFonts w:ascii="Consolas" w:hAnsi="Consolas" w:cs="Times New Roman"/>
+          <w:sz w:val="18"/>
+          <w:szCs w:val="18"/>
+          <w:lang w:val="en-US"/>
+        </w:rPr>
+        <w:t>i</w:t>
+      </w:r>
+      <w:proofErr w:type="spellEnd"/>
+      <w:r>
+        <w:rPr>
+          <w:rFonts w:ascii="Consolas" w:hAnsi="Consolas" w:cs="Times New Roman"/>
+          <w:sz w:val="18"/>
+          <w:szCs w:val="18"/>
+          <w:lang w:val="en-US"/>
+        </w:rPr>
+        <w:t xml:space="preserve"> &lt;= limit; </w:t>
+      </w:r>
+      <w:proofErr w:type="spellStart"/>
+      <w:r>
+        <w:rPr>
+          <w:rFonts w:ascii="Consolas" w:hAnsi="Consolas" w:cs="Times New Roman"/>
+          <w:sz w:val="18"/>
+          <w:szCs w:val="18"/>
+          <w:lang w:val="en-US"/>
+        </w:rPr>
+        <w:t>i</w:t>
+      </w:r>
+      <w:proofErr w:type="spellEnd"/>
+      <w:r>
+        <w:rPr>
+          <w:rFonts w:ascii="Consolas" w:hAnsi="Consolas" w:cs="Times New Roman"/>
+          <w:sz w:val="18"/>
+          <w:szCs w:val="18"/>
+          <w:lang w:val="en-US"/>
+        </w:rPr>
+        <w:t>++) {</w:t>
+      </w:r>
+    </w:p>
+    <w:p>
+      <w:pPr>
+        <w:spacing w:line="278" w:lineRule="auto"/>
+        <w:rPr>
+          <w:rFonts w:ascii="Consolas" w:hAnsi="Consolas" w:cs="Times New Roman"/>
+          <w:sz w:val="18"/>
+          <w:szCs w:val="18"/>
+          <w:lang w:val="en-US"/>
+        </w:rPr>
+      </w:pPr>
+      <w:r>
+        <w:rPr>
+          <w:rFonts w:ascii="Consolas" w:hAnsi="Consolas" w:cs="Times New Roman"/>
+          <w:sz w:val="18"/>
+          <w:szCs w:val="18"/>
+          <w:lang w:val="en-US"/>
+        </w:rPr>
+        <w:t xml:space="preserve">            if (</w:t>
+      </w:r>
+      <w:proofErr w:type="spellStart"/>
+      <w:r>
+        <w:rPr>
+          <w:rFonts w:ascii="Consolas" w:hAnsi="Consolas" w:cs="Times New Roman"/>
+          <w:sz w:val="18"/>
+          <w:szCs w:val="18"/>
+          <w:lang w:val="en-US"/>
+        </w:rPr>
+        <w:t>isPrime</w:t>
+      </w:r>
+      <w:proofErr w:type="spellEnd"/>
+      <w:r>
+        <w:rPr>
+          <w:rFonts w:ascii="Consolas" w:hAnsi="Consolas" w:cs="Times New Roman"/>
+          <w:sz w:val="18"/>
+          <w:szCs w:val="18"/>
+          <w:lang w:val="en-US"/>
+        </w:rPr>
+        <w:t>[</w:t>
+      </w:r>
+      <w:proofErr w:type="spellStart"/>
+      <w:r>
+        <w:rPr>
+          <w:rFonts w:ascii="Consolas" w:hAnsi="Consolas" w:cs="Times New Roman"/>
+          <w:sz w:val="18"/>
+          <w:szCs w:val="18"/>
+          <w:lang w:val="en-US"/>
+        </w:rPr>
+        <w:t>i</w:t>
+      </w:r>
+      <w:proofErr w:type="spellEnd"/>
+      <w:r>
+        <w:rPr>
+          <w:rFonts w:ascii="Consolas" w:hAnsi="Consolas" w:cs="Times New Roman"/>
+          <w:sz w:val="18"/>
+          <w:szCs w:val="18"/>
+          <w:lang w:val="en-US"/>
+        </w:rPr>
+        <w:t>]) {</w:t>
+      </w:r>
+    </w:p>
+    <w:p>
+      <w:pPr>
+        <w:spacing w:line="278" w:lineRule="auto"/>
+        <w:rPr>
+          <w:rFonts w:ascii="Consolas" w:hAnsi="Consolas" w:cs="Times New Roman"/>
+          <w:sz w:val="18"/>
+          <w:szCs w:val="18"/>
+          <w:lang w:val="en-US"/>
+        </w:rPr>
+      </w:pPr>
+      <w:r>
+        <w:rPr>
+          <w:rFonts w:ascii="Consolas" w:hAnsi="Consolas" w:cs="Times New Roman"/>
+          <w:sz w:val="18"/>
+          <w:szCs w:val="18"/>
+          <w:lang w:val="en-US"/>
+        </w:rPr>
+        <w:t xml:space="preserve">                for (int j = </w:t>
+      </w:r>
+      <w:proofErr w:type="spellStart"/>
+      <w:r>
+        <w:rPr>
+          <w:rFonts w:ascii="Consolas" w:hAnsi="Consolas" w:cs="Times New Roman"/>
+          <w:sz w:val="18"/>
+          <w:szCs w:val="18"/>
+          <w:lang w:val="en-US"/>
+        </w:rPr>
+        <w:t>i</w:t>
+      </w:r>
+      <w:proofErr w:type="spellEnd"/>
+      <w:r>
+        <w:rPr>
+          <w:rFonts w:ascii="Consolas" w:hAnsi="Consolas" w:cs="Times New Roman"/>
+          <w:sz w:val="18"/>
+          <w:szCs w:val="18"/>
+          <w:lang w:val="en-US"/>
+        </w:rPr>
+        <w:t xml:space="preserve"> * </w:t>
+      </w:r>
+      <w:proofErr w:type="spellStart"/>
+      <w:r>
+        <w:rPr>
+          <w:rFonts w:ascii="Consolas" w:hAnsi="Consolas" w:cs="Times New Roman"/>
+          <w:sz w:val="18"/>
+          <w:szCs w:val="18"/>
+          <w:lang w:val="en-US"/>
+        </w:rPr>
+        <w:t>i</w:t>
+      </w:r>
+      <w:proofErr w:type="spellEnd"/>
+      <w:r>
+        <w:rPr>
+          <w:rFonts w:ascii="Consolas" w:hAnsi="Consolas" w:cs="Times New Roman"/>
+          <w:sz w:val="18"/>
+          <w:szCs w:val="18"/>
+          <w:lang w:val="en-US"/>
+        </w:rPr>
+        <w:t xml:space="preserve">; j &lt;= limit; j += </w:t>
+      </w:r>
+      <w:proofErr w:type="spellStart"/>
+      <w:r>
+        <w:rPr>
+          <w:rFonts w:ascii="Consolas" w:hAnsi="Consolas" w:cs="Times New Roman"/>
+          <w:sz w:val="18"/>
+          <w:szCs w:val="18"/>
+          <w:lang w:val="en-US"/>
+        </w:rPr>
+        <w:t>i</w:t>
+      </w:r>
+      <w:proofErr w:type="spellEnd"/>
+      <w:r>
+        <w:rPr>
+          <w:rFonts w:ascii="Consolas" w:hAnsi="Consolas" w:cs="Times New Roman"/>
+          <w:sz w:val="18"/>
+          <w:szCs w:val="18"/>
+          <w:lang w:val="en-US"/>
+        </w:rPr>
+        <w:t>) {</w:t>
+      </w:r>
+    </w:p>
+    <w:p>
+      <w:pPr>
+        <w:spacing w:line="278" w:lineRule="auto"/>
+        <w:rPr>
+          <w:rFonts w:ascii="Consolas" w:hAnsi="Consolas" w:cs="Times New Roman"/>
+          <w:sz w:val="18"/>
+          <w:szCs w:val="18"/>
+          <w:lang w:val="en-US"/>
+        </w:rPr>
+      </w:pPr>
+      <w:r>
+        <w:rPr>
+          <w:rFonts w:ascii="Consolas" w:hAnsi="Consolas" w:cs="Times New Roman"/>
+          <w:sz w:val="18"/>
+          <w:szCs w:val="18"/>
+          <w:lang w:val="en-US"/>
+        </w:rPr>
+        <w:t xml:space="preserve">                    </w:t>
+      </w:r>
+      <w:proofErr w:type="spellStart"/>
+      <w:r>
+        <w:rPr>
+          <w:rFonts w:ascii="Consolas" w:hAnsi="Consolas" w:cs="Times New Roman"/>
+          <w:sz w:val="18"/>
+          <w:szCs w:val="18"/>
+          <w:lang w:val="en-US"/>
+        </w:rPr>
+        <w:t>isPrime</w:t>
+      </w:r>
+      <w:proofErr w:type="spellEnd"/>
+      <w:r>
+        <w:rPr>
+          <w:rFonts w:ascii="Consolas" w:hAnsi="Consolas" w:cs="Times New Roman"/>
+          <w:sz w:val="18"/>
+          <w:szCs w:val="18"/>
+          <w:lang w:val="en-US"/>
+        </w:rPr>
+        <w:t>[j] = false;</w:t>
       </w:r>
     </w:p>
     <w:p>
@@ -2110,67 +3009,247 @@
           <w:szCs w:val="18"/>
           <w:lang w:val="en-US"/>
         </w:rPr>
-        <w:t xml:space="preserve">        List&lt;Integer&gt; result = new ArrayList&lt;&gt;();</w:t>
-      </w:r>
-    </w:p>
-    <w:p>
-      <w:pPr>
-        <w:spacing w:line="278" w:lineRule="auto"/>
-        <w:rPr>
-          <w:rFonts w:ascii="Consolas" w:hAnsi="Consolas" w:cs="Times New Roman"/>
-          <w:sz w:val="18"/>
-          <w:szCs w:val="18"/>
-          <w:lang w:val="en-US"/>
-        </w:rPr>
-      </w:pPr>
-      <w:r>
-        <w:rPr>
-          <w:rFonts w:ascii="Consolas" w:hAnsi="Consolas" w:cs="Times New Roman"/>
-          <w:sz w:val="18"/>
-          <w:szCs w:val="18"/>
-          <w:lang w:val="en-US"/>
-        </w:rPr>
-        <w:t xml:space="preserve">        for (int i = 2; i &lt;= limit; i++) {</w:t>
-      </w:r>
-    </w:p>
-    <w:p>
-      <w:pPr>
-        <w:spacing w:line="278" w:lineRule="auto"/>
-        <w:rPr>
-          <w:rFonts w:ascii="Consolas" w:hAnsi="Consolas" w:cs="Times New Roman"/>
-          <w:sz w:val="18"/>
-          <w:szCs w:val="18"/>
-          <w:lang w:val="en-US"/>
-        </w:rPr>
-      </w:pPr>
-      <w:r>
-        <w:rPr>
-          <w:rFonts w:ascii="Consolas" w:hAnsi="Consolas" w:cs="Times New Roman"/>
-          <w:sz w:val="18"/>
-          <w:szCs w:val="18"/>
-          <w:lang w:val="en-US"/>
-        </w:rPr>
-        <w:t xml:space="preserve">            if (isPrime[i]) {</w:t>
-      </w:r>
-    </w:p>
-    <w:p>
-      <w:pPr>
-        <w:spacing w:line="278" w:lineRule="auto"/>
-        <w:rPr>
-          <w:rFonts w:ascii="Consolas" w:hAnsi="Consolas" w:cs="Times New Roman"/>
-          <w:sz w:val="18"/>
-          <w:szCs w:val="18"/>
-          <w:lang w:val="en-US"/>
-        </w:rPr>
-      </w:pPr>
-      <w:r>
-        <w:rPr>
-          <w:rFonts w:ascii="Consolas" w:hAnsi="Consolas" w:cs="Times New Roman"/>
-          <w:sz w:val="18"/>
-          <w:szCs w:val="18"/>
-          <w:lang w:val="en-US"/>
-        </w:rPr>
-        <w:t xml:space="preserve">                result.add(i);</w:t>
+        <w:t xml:space="preserve">        List&lt;Integer&gt; result = new </w:t>
+      </w:r>
+      <w:proofErr w:type="spellStart"/>
+      <w:r>
+        <w:rPr>
+          <w:rFonts w:ascii="Consolas" w:hAnsi="Consolas" w:cs="Times New Roman"/>
+          <w:sz w:val="18"/>
+          <w:szCs w:val="18"/>
+          <w:lang w:val="en-US"/>
+        </w:rPr>
+        <w:t>ArrayList</w:t>
+      </w:r>
+      <w:proofErr w:type="spellEnd"/>
+      <w:r>
+        <w:rPr>
+          <w:rFonts w:ascii="Consolas" w:hAnsi="Consolas" w:cs="Times New Roman"/>
+          <w:sz w:val="18"/>
+          <w:szCs w:val="18"/>
+          <w:lang w:val="en-US"/>
+        </w:rPr>
+        <w:t>&lt;</w:t>
+      </w:r>
+      <w:proofErr w:type="gramStart"/>
+      <w:r>
+        <w:rPr>
+          <w:rFonts w:ascii="Consolas" w:hAnsi="Consolas" w:cs="Times New Roman"/>
+          <w:sz w:val="18"/>
+          <w:szCs w:val="18"/>
+          <w:lang w:val="en-US"/>
+        </w:rPr>
+        <w:t>&gt;(</w:t>
+      </w:r>
+      <w:proofErr w:type="gramEnd"/>
+      <w:r>
+        <w:rPr>
+          <w:rFonts w:ascii="Consolas" w:hAnsi="Consolas" w:cs="Times New Roman"/>
+          <w:sz w:val="18"/>
+          <w:szCs w:val="18"/>
+          <w:lang w:val="en-US"/>
+        </w:rPr>
+        <w:t>);</w:t>
+      </w:r>
+    </w:p>
+    <w:p>
+      <w:pPr>
+        <w:spacing w:line="278" w:lineRule="auto"/>
+        <w:rPr>
+          <w:rFonts w:ascii="Consolas" w:hAnsi="Consolas" w:cs="Times New Roman"/>
+          <w:sz w:val="18"/>
+          <w:szCs w:val="18"/>
+          <w:lang w:val="en-US"/>
+        </w:rPr>
+      </w:pPr>
+      <w:r>
+        <w:rPr>
+          <w:rFonts w:ascii="Consolas" w:hAnsi="Consolas" w:cs="Times New Roman"/>
+          <w:sz w:val="18"/>
+          <w:szCs w:val="18"/>
+          <w:lang w:val="en-US"/>
+        </w:rPr>
+        <w:t xml:space="preserve">        for (int </w:t>
+      </w:r>
+      <w:proofErr w:type="spellStart"/>
+      <w:r>
+        <w:rPr>
+          <w:rFonts w:ascii="Consolas" w:hAnsi="Consolas" w:cs="Times New Roman"/>
+          <w:sz w:val="18"/>
+          <w:szCs w:val="18"/>
+          <w:lang w:val="en-US"/>
+        </w:rPr>
+        <w:t>i</w:t>
+      </w:r>
+      <w:proofErr w:type="spellEnd"/>
+      <w:r>
+        <w:rPr>
+          <w:rFonts w:ascii="Consolas" w:hAnsi="Consolas" w:cs="Times New Roman"/>
+          <w:sz w:val="18"/>
+          <w:szCs w:val="18"/>
+          <w:lang w:val="en-US"/>
+        </w:rPr>
+        <w:t xml:space="preserve"> = 2; </w:t>
+      </w:r>
+      <w:proofErr w:type="spellStart"/>
+      <w:r>
+        <w:rPr>
+          <w:rFonts w:ascii="Consolas" w:hAnsi="Consolas" w:cs="Times New Roman"/>
+          <w:sz w:val="18"/>
+          <w:szCs w:val="18"/>
+          <w:lang w:val="en-US"/>
+        </w:rPr>
+        <w:t>i</w:t>
+      </w:r>
+      <w:proofErr w:type="spellEnd"/>
+      <w:r>
+        <w:rPr>
+          <w:rFonts w:ascii="Consolas" w:hAnsi="Consolas" w:cs="Times New Roman"/>
+          <w:sz w:val="18"/>
+          <w:szCs w:val="18"/>
+          <w:lang w:val="en-US"/>
+        </w:rPr>
+        <w:t xml:space="preserve"> &lt;= limit; </w:t>
+      </w:r>
+      <w:proofErr w:type="spellStart"/>
+      <w:r>
+        <w:rPr>
+          <w:rFonts w:ascii="Consolas" w:hAnsi="Consolas" w:cs="Times New Roman"/>
+          <w:sz w:val="18"/>
+          <w:szCs w:val="18"/>
+          <w:lang w:val="en-US"/>
+        </w:rPr>
+        <w:t>i</w:t>
+      </w:r>
+      <w:proofErr w:type="spellEnd"/>
+      <w:r>
+        <w:rPr>
+          <w:rFonts w:ascii="Consolas" w:hAnsi="Consolas" w:cs="Times New Roman"/>
+          <w:sz w:val="18"/>
+          <w:szCs w:val="18"/>
+          <w:lang w:val="en-US"/>
+        </w:rPr>
+        <w:t>++) {</w:t>
+      </w:r>
+    </w:p>
+    <w:p>
+      <w:pPr>
+        <w:spacing w:line="278" w:lineRule="auto"/>
+        <w:rPr>
+          <w:rFonts w:ascii="Consolas" w:hAnsi="Consolas" w:cs="Times New Roman"/>
+          <w:sz w:val="18"/>
+          <w:szCs w:val="18"/>
+          <w:lang w:val="en-US"/>
+        </w:rPr>
+      </w:pPr>
+      <w:r>
+        <w:rPr>
+          <w:rFonts w:ascii="Consolas" w:hAnsi="Consolas" w:cs="Times New Roman"/>
+          <w:sz w:val="18"/>
+          <w:szCs w:val="18"/>
+          <w:lang w:val="en-US"/>
+        </w:rPr>
+        <w:t xml:space="preserve">            if (</w:t>
+      </w:r>
+      <w:proofErr w:type="spellStart"/>
+      <w:r>
+        <w:rPr>
+          <w:rFonts w:ascii="Consolas" w:hAnsi="Consolas" w:cs="Times New Roman"/>
+          <w:sz w:val="18"/>
+          <w:szCs w:val="18"/>
+          <w:lang w:val="en-US"/>
+        </w:rPr>
+        <w:t>isPrime</w:t>
+      </w:r>
+      <w:proofErr w:type="spellEnd"/>
+      <w:r>
+        <w:rPr>
+          <w:rFonts w:ascii="Consolas" w:hAnsi="Consolas" w:cs="Times New Roman"/>
+          <w:sz w:val="18"/>
+          <w:szCs w:val="18"/>
+          <w:lang w:val="en-US"/>
+        </w:rPr>
+        <w:t>[</w:t>
+      </w:r>
+      <w:proofErr w:type="spellStart"/>
+      <w:r>
+        <w:rPr>
+          <w:rFonts w:ascii="Consolas" w:hAnsi="Consolas" w:cs="Times New Roman"/>
+          <w:sz w:val="18"/>
+          <w:szCs w:val="18"/>
+          <w:lang w:val="en-US"/>
+        </w:rPr>
+        <w:t>i</w:t>
+      </w:r>
+      <w:proofErr w:type="spellEnd"/>
+      <w:r>
+        <w:rPr>
+          <w:rFonts w:ascii="Consolas" w:hAnsi="Consolas" w:cs="Times New Roman"/>
+          <w:sz w:val="18"/>
+          <w:szCs w:val="18"/>
+          <w:lang w:val="en-US"/>
+        </w:rPr>
+        <w:t>]) {</w:t>
+      </w:r>
+    </w:p>
+    <w:p>
+      <w:pPr>
+        <w:spacing w:line="278" w:lineRule="auto"/>
+        <w:rPr>
+          <w:rFonts w:ascii="Consolas" w:hAnsi="Consolas" w:cs="Times New Roman"/>
+          <w:sz w:val="18"/>
+          <w:szCs w:val="18"/>
+          <w:lang w:val="en-US"/>
+        </w:rPr>
+      </w:pPr>
+      <w:r>
+        <w:rPr>
+          <w:rFonts w:ascii="Consolas" w:hAnsi="Consolas" w:cs="Times New Roman"/>
+          <w:sz w:val="18"/>
+          <w:szCs w:val="18"/>
+          <w:lang w:val="en-US"/>
+        </w:rPr>
+        <w:t xml:space="preserve">                </w:t>
+      </w:r>
+      <w:proofErr w:type="spellStart"/>
+      <w:r>
+        <w:rPr>
+          <w:rFonts w:ascii="Consolas" w:hAnsi="Consolas" w:cs="Times New Roman"/>
+          <w:sz w:val="18"/>
+          <w:szCs w:val="18"/>
+          <w:lang w:val="en-US"/>
+        </w:rPr>
+        <w:t>result.add</w:t>
+      </w:r>
+      <w:proofErr w:type="spellEnd"/>
+      <w:r>
+        <w:rPr>
+          <w:rFonts w:ascii="Consolas" w:hAnsi="Consolas" w:cs="Times New Roman"/>
+          <w:sz w:val="18"/>
+          <w:szCs w:val="18"/>
+          <w:lang w:val="en-US"/>
+        </w:rPr>
+        <w:t>(</w:t>
+      </w:r>
+      <w:proofErr w:type="spellStart"/>
+      <w:r>
+        <w:rPr>
+          <w:rFonts w:ascii="Consolas" w:hAnsi="Consolas" w:cs="Times New Roman"/>
+          <w:sz w:val="18"/>
+          <w:szCs w:val="18"/>
+          <w:lang w:val="en-US"/>
+        </w:rPr>
+        <w:t>i</w:t>
+      </w:r>
+      <w:proofErr w:type="spellEnd"/>
+      <w:r>
+        <w:rPr>
+          <w:rFonts w:ascii="Consolas" w:hAnsi="Consolas" w:cs="Times New Roman"/>
+          <w:sz w:val="18"/>
+          <w:szCs w:val="18"/>
+          <w:lang w:val="en-US"/>
+        </w:rPr>
+        <w:t>);</w:t>
       </w:r>
     </w:p>
     <w:p>
@@ -2396,47 +3475,162 @@
           <w:szCs w:val="18"/>
           <w:lang w:val="en-US"/>
         </w:rPr>
-        <w:t xml:space="preserve">    public int getRandomPrime(int limit) {</w:t>
-      </w:r>
-    </w:p>
-    <w:p>
-      <w:pPr>
-        <w:spacing w:line="278" w:lineRule="auto"/>
-        <w:rPr>
-          <w:rFonts w:ascii="Consolas" w:hAnsi="Consolas" w:cs="Times New Roman"/>
-          <w:sz w:val="18"/>
-          <w:szCs w:val="18"/>
-          <w:lang w:val="en-US"/>
-        </w:rPr>
-      </w:pPr>
-      <w:r>
-        <w:rPr>
-          <w:rFonts w:ascii="Consolas" w:hAnsi="Consolas" w:cs="Times New Roman"/>
-          <w:sz w:val="18"/>
-          <w:szCs w:val="18"/>
-          <w:lang w:val="en-US"/>
-        </w:rPr>
-        <w:t xml:space="preserve">        List&lt;Integer&gt; primes = getPrimes(limit);</w:t>
-      </w:r>
-    </w:p>
-    <w:p>
-      <w:pPr>
-        <w:spacing w:line="278" w:lineRule="auto"/>
-        <w:rPr>
-          <w:rFonts w:ascii="Consolas" w:hAnsi="Consolas" w:cs="Times New Roman"/>
-          <w:sz w:val="18"/>
-          <w:szCs w:val="18"/>
-          <w:lang w:val="en-US"/>
-        </w:rPr>
-      </w:pPr>
-      <w:r>
-        <w:rPr>
-          <w:rFonts w:ascii="Consolas" w:hAnsi="Consolas" w:cs="Times New Roman"/>
-          <w:sz w:val="18"/>
-          <w:szCs w:val="18"/>
-          <w:lang w:val="en-US"/>
-        </w:rPr>
-        <w:t xml:space="preserve">        return primes.get(rand.nextInt(primes.size()));</w:t>
+        <w:t xml:space="preserve">    public int </w:t>
+      </w:r>
+      <w:proofErr w:type="spellStart"/>
+      <w:proofErr w:type="gramStart"/>
+      <w:r>
+        <w:rPr>
+          <w:rFonts w:ascii="Consolas" w:hAnsi="Consolas" w:cs="Times New Roman"/>
+          <w:sz w:val="18"/>
+          <w:szCs w:val="18"/>
+          <w:lang w:val="en-US"/>
+        </w:rPr>
+        <w:t>getRandomPrime</w:t>
+      </w:r>
+      <w:proofErr w:type="spellEnd"/>
+      <w:r>
+        <w:rPr>
+          <w:rFonts w:ascii="Consolas" w:hAnsi="Consolas" w:cs="Times New Roman"/>
+          <w:sz w:val="18"/>
+          <w:szCs w:val="18"/>
+          <w:lang w:val="en-US"/>
+        </w:rPr>
+        <w:t>(</w:t>
+      </w:r>
+      <w:proofErr w:type="gramEnd"/>
+      <w:r>
+        <w:rPr>
+          <w:rFonts w:ascii="Consolas" w:hAnsi="Consolas" w:cs="Times New Roman"/>
+          <w:sz w:val="18"/>
+          <w:szCs w:val="18"/>
+          <w:lang w:val="en-US"/>
+        </w:rPr>
+        <w:t>int limit) {</w:t>
+      </w:r>
+    </w:p>
+    <w:p>
+      <w:pPr>
+        <w:spacing w:line="278" w:lineRule="auto"/>
+        <w:rPr>
+          <w:rFonts w:ascii="Consolas" w:hAnsi="Consolas" w:cs="Times New Roman"/>
+          <w:sz w:val="18"/>
+          <w:szCs w:val="18"/>
+          <w:lang w:val="en-US"/>
+        </w:rPr>
+      </w:pPr>
+      <w:r>
+        <w:rPr>
+          <w:rFonts w:ascii="Consolas" w:hAnsi="Consolas" w:cs="Times New Roman"/>
+          <w:sz w:val="18"/>
+          <w:szCs w:val="18"/>
+          <w:lang w:val="en-US"/>
+        </w:rPr>
+        <w:t xml:space="preserve">        List&lt;Integer&gt; primes = </w:t>
+      </w:r>
+      <w:proofErr w:type="spellStart"/>
+      <w:r>
+        <w:rPr>
+          <w:rFonts w:ascii="Consolas" w:hAnsi="Consolas" w:cs="Times New Roman"/>
+          <w:sz w:val="18"/>
+          <w:szCs w:val="18"/>
+          <w:lang w:val="en-US"/>
+        </w:rPr>
+        <w:t>getPrimes</w:t>
+      </w:r>
+      <w:proofErr w:type="spellEnd"/>
+      <w:r>
+        <w:rPr>
+          <w:rFonts w:ascii="Consolas" w:hAnsi="Consolas" w:cs="Times New Roman"/>
+          <w:sz w:val="18"/>
+          <w:szCs w:val="18"/>
+          <w:lang w:val="en-US"/>
+        </w:rPr>
+        <w:t>(limit);</w:t>
+      </w:r>
+    </w:p>
+    <w:p>
+      <w:pPr>
+        <w:spacing w:line="278" w:lineRule="auto"/>
+        <w:rPr>
+          <w:rFonts w:ascii="Consolas" w:hAnsi="Consolas" w:cs="Times New Roman"/>
+          <w:sz w:val="18"/>
+          <w:szCs w:val="18"/>
+          <w:lang w:val="en-US"/>
+        </w:rPr>
+      </w:pPr>
+      <w:r>
+        <w:rPr>
+          <w:rFonts w:ascii="Consolas" w:hAnsi="Consolas" w:cs="Times New Roman"/>
+          <w:sz w:val="18"/>
+          <w:szCs w:val="18"/>
+          <w:lang w:val="en-US"/>
+        </w:rPr>
+        <w:t xml:space="preserve">        return </w:t>
+      </w:r>
+      <w:proofErr w:type="spellStart"/>
+      <w:r>
+        <w:rPr>
+          <w:rFonts w:ascii="Consolas" w:hAnsi="Consolas" w:cs="Times New Roman"/>
+          <w:sz w:val="18"/>
+          <w:szCs w:val="18"/>
+          <w:lang w:val="en-US"/>
+        </w:rPr>
+        <w:t>primes.get</w:t>
+      </w:r>
+      <w:proofErr w:type="spellEnd"/>
+      <w:r>
+        <w:rPr>
+          <w:rFonts w:ascii="Consolas" w:hAnsi="Consolas" w:cs="Times New Roman"/>
+          <w:sz w:val="18"/>
+          <w:szCs w:val="18"/>
+          <w:lang w:val="en-US"/>
+        </w:rPr>
+        <w:t>(</w:t>
+      </w:r>
+      <w:proofErr w:type="spellStart"/>
+      <w:proofErr w:type="gramStart"/>
+      <w:r>
+        <w:rPr>
+          <w:rFonts w:ascii="Consolas" w:hAnsi="Consolas" w:cs="Times New Roman"/>
+          <w:sz w:val="18"/>
+          <w:szCs w:val="18"/>
+          <w:lang w:val="en-US"/>
+        </w:rPr>
+        <w:t>rand.nextInt</w:t>
+      </w:r>
+      <w:proofErr w:type="spellEnd"/>
+      <w:proofErr w:type="gramEnd"/>
+      <w:r>
+        <w:rPr>
+          <w:rFonts w:ascii="Consolas" w:hAnsi="Consolas" w:cs="Times New Roman"/>
+          <w:sz w:val="18"/>
+          <w:szCs w:val="18"/>
+          <w:lang w:val="en-US"/>
+        </w:rPr>
+        <w:t>(</w:t>
+      </w:r>
+      <w:proofErr w:type="spellStart"/>
+      <w:proofErr w:type="gramStart"/>
+      <w:r>
+        <w:rPr>
+          <w:rFonts w:ascii="Consolas" w:hAnsi="Consolas" w:cs="Times New Roman"/>
+          <w:sz w:val="18"/>
+          <w:szCs w:val="18"/>
+          <w:lang w:val="en-US"/>
+        </w:rPr>
+        <w:t>primes.size</w:t>
+      </w:r>
+      <w:proofErr w:type="spellEnd"/>
+      <w:proofErr w:type="gramEnd"/>
+      <w:r>
+        <w:rPr>
+          <w:rFonts w:ascii="Consolas" w:hAnsi="Consolas" w:cs="Times New Roman"/>
+          <w:sz w:val="18"/>
+          <w:szCs w:val="18"/>
+          <w:lang w:val="en-US"/>
+        </w:rPr>
+        <w:t>()));</w:t>
       </w:r>
     </w:p>
     <w:p>
@@ -2557,87 +3751,362 @@
           <w:szCs w:val="18"/>
           <w:lang w:val="en-US"/>
         </w:rPr>
-        <w:t xml:space="preserve">    public int[] getRandomArray(int count, int limit) {</w:t>
-      </w:r>
-    </w:p>
-    <w:p>
-      <w:pPr>
-        <w:spacing w:line="278" w:lineRule="auto"/>
-        <w:rPr>
-          <w:rFonts w:ascii="Consolas" w:hAnsi="Consolas" w:cs="Times New Roman"/>
-          <w:sz w:val="18"/>
-          <w:szCs w:val="18"/>
-          <w:lang w:val="en-US"/>
-        </w:rPr>
-      </w:pPr>
-      <w:r>
-        <w:rPr>
-          <w:rFonts w:ascii="Consolas" w:hAnsi="Consolas" w:cs="Times New Roman"/>
-          <w:sz w:val="18"/>
-          <w:szCs w:val="18"/>
-          <w:lang w:val="en-US"/>
-        </w:rPr>
-        <w:t xml:space="preserve">        List&lt;Integer&gt; primes = getPrimes(limit);</w:t>
-      </w:r>
-    </w:p>
-    <w:p>
-      <w:pPr>
-        <w:spacing w:line="278" w:lineRule="auto"/>
-        <w:rPr>
-          <w:rFonts w:ascii="Consolas" w:hAnsi="Consolas" w:cs="Times New Roman"/>
-          <w:sz w:val="18"/>
-          <w:szCs w:val="18"/>
-          <w:lang w:val="en-US"/>
-        </w:rPr>
-      </w:pPr>
-      <w:r>
-        <w:rPr>
-          <w:rFonts w:ascii="Consolas" w:hAnsi="Consolas" w:cs="Times New Roman"/>
-          <w:sz w:val="18"/>
-          <w:szCs w:val="18"/>
-          <w:lang w:val="en-US"/>
-        </w:rPr>
-        <w:t xml:space="preserve">        int[] arr = new int[count];</w:t>
-      </w:r>
-    </w:p>
-    <w:p>
-      <w:pPr>
-        <w:spacing w:line="278" w:lineRule="auto"/>
-        <w:rPr>
-          <w:rFonts w:ascii="Consolas" w:hAnsi="Consolas" w:cs="Times New Roman"/>
-          <w:sz w:val="18"/>
-          <w:szCs w:val="18"/>
-          <w:lang w:val="en-US"/>
-        </w:rPr>
-      </w:pPr>
-      <w:r>
-        <w:rPr>
-          <w:rFonts w:ascii="Consolas" w:hAnsi="Consolas" w:cs="Times New Roman"/>
-          <w:sz w:val="18"/>
-          <w:szCs w:val="18"/>
-          <w:lang w:val="en-US"/>
-        </w:rPr>
-        <w:t xml:space="preserve">        for (int i = 0; i &lt; count; i++) {</w:t>
-      </w:r>
-    </w:p>
-    <w:p>
-      <w:pPr>
-        <w:spacing w:line="278" w:lineRule="auto"/>
-        <w:rPr>
-          <w:rFonts w:ascii="Consolas" w:hAnsi="Consolas" w:cs="Times New Roman"/>
-          <w:sz w:val="18"/>
-          <w:szCs w:val="18"/>
-          <w:lang w:val="en-US"/>
-        </w:rPr>
-      </w:pPr>
-      <w:r>
-        <w:rPr>
-          <w:rFonts w:ascii="Consolas" w:hAnsi="Consolas" w:cs="Times New Roman"/>
-          <w:sz w:val="18"/>
-          <w:szCs w:val="18"/>
-          <w:lang w:val="en-US"/>
-        </w:rPr>
-        <w:t xml:space="preserve">            arr[i] = primes.get(rand.nextInt(primes.size()));</w:t>
+        <w:t xml:space="preserve">    public </w:t>
+      </w:r>
+      <w:proofErr w:type="gramStart"/>
+      <w:r>
+        <w:rPr>
+          <w:rFonts w:ascii="Consolas" w:hAnsi="Consolas" w:cs="Times New Roman"/>
+          <w:sz w:val="18"/>
+          <w:szCs w:val="18"/>
+          <w:lang w:val="en-US"/>
+        </w:rPr>
+        <w:t>int[</w:t>
+      </w:r>
+      <w:proofErr w:type="gramEnd"/>
+      <w:r>
+        <w:rPr>
+          <w:rFonts w:ascii="Consolas" w:hAnsi="Consolas" w:cs="Times New Roman"/>
+          <w:sz w:val="18"/>
+          <w:szCs w:val="18"/>
+          <w:lang w:val="en-US"/>
+        </w:rPr>
+        <w:t xml:space="preserve">] </w:t>
+      </w:r>
+      <w:proofErr w:type="spellStart"/>
+      <w:proofErr w:type="gramStart"/>
+      <w:r>
+        <w:rPr>
+          <w:rFonts w:ascii="Consolas" w:hAnsi="Consolas" w:cs="Times New Roman"/>
+          <w:sz w:val="18"/>
+          <w:szCs w:val="18"/>
+          <w:lang w:val="en-US"/>
+        </w:rPr>
+        <w:t>getRandomArray</w:t>
+      </w:r>
+      <w:proofErr w:type="spellEnd"/>
+      <w:r>
+        <w:rPr>
+          <w:rFonts w:ascii="Consolas" w:hAnsi="Consolas" w:cs="Times New Roman"/>
+          <w:sz w:val="18"/>
+          <w:szCs w:val="18"/>
+          <w:lang w:val="en-US"/>
+        </w:rPr>
+        <w:t>(</w:t>
+      </w:r>
+      <w:proofErr w:type="gramEnd"/>
+      <w:r>
+        <w:rPr>
+          <w:rFonts w:ascii="Consolas" w:hAnsi="Consolas" w:cs="Times New Roman"/>
+          <w:sz w:val="18"/>
+          <w:szCs w:val="18"/>
+          <w:lang w:val="en-US"/>
+        </w:rPr>
+        <w:t>int count, int limit) {</w:t>
+      </w:r>
+    </w:p>
+    <w:p>
+      <w:pPr>
+        <w:spacing w:line="278" w:lineRule="auto"/>
+        <w:rPr>
+          <w:rFonts w:ascii="Consolas" w:hAnsi="Consolas" w:cs="Times New Roman"/>
+          <w:sz w:val="18"/>
+          <w:szCs w:val="18"/>
+          <w:lang w:val="en-US"/>
+        </w:rPr>
+      </w:pPr>
+      <w:r>
+        <w:rPr>
+          <w:rFonts w:ascii="Consolas" w:hAnsi="Consolas" w:cs="Times New Roman"/>
+          <w:sz w:val="18"/>
+          <w:szCs w:val="18"/>
+          <w:lang w:val="en-US"/>
+        </w:rPr>
+        <w:t xml:space="preserve">        List&lt;Integer&gt; primes = </w:t>
+      </w:r>
+      <w:proofErr w:type="spellStart"/>
+      <w:r>
+        <w:rPr>
+          <w:rFonts w:ascii="Consolas" w:hAnsi="Consolas" w:cs="Times New Roman"/>
+          <w:sz w:val="18"/>
+          <w:szCs w:val="18"/>
+          <w:lang w:val="en-US"/>
+        </w:rPr>
+        <w:t>getPrimes</w:t>
+      </w:r>
+      <w:proofErr w:type="spellEnd"/>
+      <w:r>
+        <w:rPr>
+          <w:rFonts w:ascii="Consolas" w:hAnsi="Consolas" w:cs="Times New Roman"/>
+          <w:sz w:val="18"/>
+          <w:szCs w:val="18"/>
+          <w:lang w:val="en-US"/>
+        </w:rPr>
+        <w:t>(limit);</w:t>
+      </w:r>
+    </w:p>
+    <w:p>
+      <w:pPr>
+        <w:spacing w:line="278" w:lineRule="auto"/>
+        <w:rPr>
+          <w:rFonts w:ascii="Consolas" w:hAnsi="Consolas" w:cs="Times New Roman"/>
+          <w:sz w:val="18"/>
+          <w:szCs w:val="18"/>
+          <w:lang w:val="en-US"/>
+        </w:rPr>
+      </w:pPr>
+      <w:r>
+        <w:rPr>
+          <w:rFonts w:ascii="Consolas" w:hAnsi="Consolas" w:cs="Times New Roman"/>
+          <w:sz w:val="18"/>
+          <w:szCs w:val="18"/>
+          <w:lang w:val="en-US"/>
+        </w:rPr>
+        <w:t xml:space="preserve">        </w:t>
+      </w:r>
+      <w:proofErr w:type="gramStart"/>
+      <w:r>
+        <w:rPr>
+          <w:rFonts w:ascii="Consolas" w:hAnsi="Consolas" w:cs="Times New Roman"/>
+          <w:sz w:val="18"/>
+          <w:szCs w:val="18"/>
+          <w:lang w:val="en-US"/>
+        </w:rPr>
+        <w:t>int[</w:t>
+      </w:r>
+      <w:proofErr w:type="gramEnd"/>
+      <w:r>
+        <w:rPr>
+          <w:rFonts w:ascii="Consolas" w:hAnsi="Consolas" w:cs="Times New Roman"/>
+          <w:sz w:val="18"/>
+          <w:szCs w:val="18"/>
+          <w:lang w:val="en-US"/>
+        </w:rPr>
+        <w:t xml:space="preserve">] </w:t>
+      </w:r>
+      <w:proofErr w:type="spellStart"/>
+      <w:r>
+        <w:rPr>
+          <w:rFonts w:ascii="Consolas" w:hAnsi="Consolas" w:cs="Times New Roman"/>
+          <w:sz w:val="18"/>
+          <w:szCs w:val="18"/>
+          <w:lang w:val="en-US"/>
+        </w:rPr>
+        <w:t>arr</w:t>
+      </w:r>
+      <w:proofErr w:type="spellEnd"/>
+      <w:r>
+        <w:rPr>
+          <w:rFonts w:ascii="Consolas" w:hAnsi="Consolas" w:cs="Times New Roman"/>
+          <w:sz w:val="18"/>
+          <w:szCs w:val="18"/>
+          <w:lang w:val="en-US"/>
+        </w:rPr>
+        <w:t xml:space="preserve"> = new int[count];</w:t>
+      </w:r>
+    </w:p>
+    <w:p>
+      <w:pPr>
+        <w:spacing w:line="278" w:lineRule="auto"/>
+        <w:rPr>
+          <w:rFonts w:ascii="Consolas" w:hAnsi="Consolas" w:cs="Times New Roman"/>
+          <w:sz w:val="18"/>
+          <w:szCs w:val="18"/>
+          <w:lang w:val="en-US"/>
+        </w:rPr>
+      </w:pPr>
+      <w:r>
+        <w:rPr>
+          <w:rFonts w:ascii="Consolas" w:hAnsi="Consolas" w:cs="Times New Roman"/>
+          <w:sz w:val="18"/>
+          <w:szCs w:val="18"/>
+          <w:lang w:val="en-US"/>
+        </w:rPr>
+        <w:t xml:space="preserve">        for (int </w:t>
+      </w:r>
+      <w:proofErr w:type="spellStart"/>
+      <w:r>
+        <w:rPr>
+          <w:rFonts w:ascii="Consolas" w:hAnsi="Consolas" w:cs="Times New Roman"/>
+          <w:sz w:val="18"/>
+          <w:szCs w:val="18"/>
+          <w:lang w:val="en-US"/>
+        </w:rPr>
+        <w:t>i</w:t>
+      </w:r>
+      <w:proofErr w:type="spellEnd"/>
+      <w:r>
+        <w:rPr>
+          <w:rFonts w:ascii="Consolas" w:hAnsi="Consolas" w:cs="Times New Roman"/>
+          <w:sz w:val="18"/>
+          <w:szCs w:val="18"/>
+          <w:lang w:val="en-US"/>
+        </w:rPr>
+        <w:t xml:space="preserve"> = 0; </w:t>
+      </w:r>
+      <w:proofErr w:type="spellStart"/>
+      <w:r>
+        <w:rPr>
+          <w:rFonts w:ascii="Consolas" w:hAnsi="Consolas" w:cs="Times New Roman"/>
+          <w:sz w:val="18"/>
+          <w:szCs w:val="18"/>
+          <w:lang w:val="en-US"/>
+        </w:rPr>
+        <w:t>i</w:t>
+      </w:r>
+      <w:proofErr w:type="spellEnd"/>
+      <w:r>
+        <w:rPr>
+          <w:rFonts w:ascii="Consolas" w:hAnsi="Consolas" w:cs="Times New Roman"/>
+          <w:sz w:val="18"/>
+          <w:szCs w:val="18"/>
+          <w:lang w:val="en-US"/>
+        </w:rPr>
+        <w:t xml:space="preserve"> &lt; count; </w:t>
+      </w:r>
+      <w:proofErr w:type="spellStart"/>
+      <w:r>
+        <w:rPr>
+          <w:rFonts w:ascii="Consolas" w:hAnsi="Consolas" w:cs="Times New Roman"/>
+          <w:sz w:val="18"/>
+          <w:szCs w:val="18"/>
+          <w:lang w:val="en-US"/>
+        </w:rPr>
+        <w:t>i</w:t>
+      </w:r>
+      <w:proofErr w:type="spellEnd"/>
+      <w:r>
+        <w:rPr>
+          <w:rFonts w:ascii="Consolas" w:hAnsi="Consolas" w:cs="Times New Roman"/>
+          <w:sz w:val="18"/>
+          <w:szCs w:val="18"/>
+          <w:lang w:val="en-US"/>
+        </w:rPr>
+        <w:t>++) {</w:t>
+      </w:r>
+    </w:p>
+    <w:p>
+      <w:pPr>
+        <w:spacing w:line="278" w:lineRule="auto"/>
+        <w:rPr>
+          <w:rFonts w:ascii="Consolas" w:hAnsi="Consolas" w:cs="Times New Roman"/>
+          <w:sz w:val="18"/>
+          <w:szCs w:val="18"/>
+          <w:lang w:val="en-US"/>
+        </w:rPr>
+      </w:pPr>
+      <w:r>
+        <w:rPr>
+          <w:rFonts w:ascii="Consolas" w:hAnsi="Consolas" w:cs="Times New Roman"/>
+          <w:sz w:val="18"/>
+          <w:szCs w:val="18"/>
+          <w:lang w:val="en-US"/>
+        </w:rPr>
+        <w:t xml:space="preserve">            </w:t>
+      </w:r>
+      <w:proofErr w:type="spellStart"/>
+      <w:r>
+        <w:rPr>
+          <w:rFonts w:ascii="Consolas" w:hAnsi="Consolas" w:cs="Times New Roman"/>
+          <w:sz w:val="18"/>
+          <w:szCs w:val="18"/>
+          <w:lang w:val="en-US"/>
+        </w:rPr>
+        <w:t>arr</w:t>
+      </w:r>
+      <w:proofErr w:type="spellEnd"/>
+      <w:r>
+        <w:rPr>
+          <w:rFonts w:ascii="Consolas" w:hAnsi="Consolas" w:cs="Times New Roman"/>
+          <w:sz w:val="18"/>
+          <w:szCs w:val="18"/>
+          <w:lang w:val="en-US"/>
+        </w:rPr>
+        <w:t>[</w:t>
+      </w:r>
+      <w:proofErr w:type="spellStart"/>
+      <w:r>
+        <w:rPr>
+          <w:rFonts w:ascii="Consolas" w:hAnsi="Consolas" w:cs="Times New Roman"/>
+          <w:sz w:val="18"/>
+          <w:szCs w:val="18"/>
+          <w:lang w:val="en-US"/>
+        </w:rPr>
+        <w:t>i</w:t>
+      </w:r>
+      <w:proofErr w:type="spellEnd"/>
+      <w:r>
+        <w:rPr>
+          <w:rFonts w:ascii="Consolas" w:hAnsi="Consolas" w:cs="Times New Roman"/>
+          <w:sz w:val="18"/>
+          <w:szCs w:val="18"/>
+          <w:lang w:val="en-US"/>
+        </w:rPr>
+        <w:t xml:space="preserve">] = </w:t>
+      </w:r>
+      <w:proofErr w:type="spellStart"/>
+      <w:r>
+        <w:rPr>
+          <w:rFonts w:ascii="Consolas" w:hAnsi="Consolas" w:cs="Times New Roman"/>
+          <w:sz w:val="18"/>
+          <w:szCs w:val="18"/>
+          <w:lang w:val="en-US"/>
+        </w:rPr>
+        <w:t>primes.get</w:t>
+      </w:r>
+      <w:proofErr w:type="spellEnd"/>
+      <w:r>
+        <w:rPr>
+          <w:rFonts w:ascii="Consolas" w:hAnsi="Consolas" w:cs="Times New Roman"/>
+          <w:sz w:val="18"/>
+          <w:szCs w:val="18"/>
+          <w:lang w:val="en-US"/>
+        </w:rPr>
+        <w:t>(</w:t>
+      </w:r>
+      <w:proofErr w:type="spellStart"/>
+      <w:proofErr w:type="gramStart"/>
+      <w:r>
+        <w:rPr>
+          <w:rFonts w:ascii="Consolas" w:hAnsi="Consolas" w:cs="Times New Roman"/>
+          <w:sz w:val="18"/>
+          <w:szCs w:val="18"/>
+          <w:lang w:val="en-US"/>
+        </w:rPr>
+        <w:t>rand.nextInt</w:t>
+      </w:r>
+      <w:proofErr w:type="spellEnd"/>
+      <w:proofErr w:type="gramEnd"/>
+      <w:r>
+        <w:rPr>
+          <w:rFonts w:ascii="Consolas" w:hAnsi="Consolas" w:cs="Times New Roman"/>
+          <w:sz w:val="18"/>
+          <w:szCs w:val="18"/>
+          <w:lang w:val="en-US"/>
+        </w:rPr>
+        <w:t>(</w:t>
+      </w:r>
+      <w:proofErr w:type="spellStart"/>
+      <w:proofErr w:type="gramStart"/>
+      <w:r>
+        <w:rPr>
+          <w:rFonts w:ascii="Consolas" w:hAnsi="Consolas" w:cs="Times New Roman"/>
+          <w:sz w:val="18"/>
+          <w:szCs w:val="18"/>
+          <w:lang w:val="en-US"/>
+        </w:rPr>
+        <w:t>primes.size</w:t>
+      </w:r>
+      <w:proofErr w:type="spellEnd"/>
+      <w:proofErr w:type="gramEnd"/>
+      <w:r>
+        <w:rPr>
+          <w:rFonts w:ascii="Consolas" w:hAnsi="Consolas" w:cs="Times New Roman"/>
+          <w:sz w:val="18"/>
+          <w:szCs w:val="18"/>
+          <w:lang w:val="en-US"/>
+        </w:rPr>
+        <w:t>()));</w:t>
       </w:r>
     </w:p>
     <w:p>
@@ -2677,27 +4146,87 @@
           <w:szCs w:val="18"/>
           <w:lang w:val="en-US"/>
         </w:rPr>
-        <w:t xml:space="preserve">        Arrays.sort(arr);</w:t>
-      </w:r>
-    </w:p>
-    <w:p>
-      <w:pPr>
-        <w:spacing w:line="278" w:lineRule="auto"/>
-        <w:rPr>
-          <w:rFonts w:ascii="Consolas" w:hAnsi="Consolas" w:cs="Times New Roman"/>
-          <w:sz w:val="18"/>
-          <w:szCs w:val="18"/>
-          <w:lang w:val="en-US"/>
-        </w:rPr>
-      </w:pPr>
-      <w:r>
-        <w:rPr>
-          <w:rFonts w:ascii="Consolas" w:hAnsi="Consolas" w:cs="Times New Roman"/>
-          <w:sz w:val="18"/>
-          <w:szCs w:val="18"/>
-          <w:lang w:val="en-US"/>
-        </w:rPr>
-        <w:t xml:space="preserve">        return arr;</w:t>
+        <w:t xml:space="preserve">        </w:t>
+      </w:r>
+      <w:proofErr w:type="spellStart"/>
+      <w:r>
+        <w:rPr>
+          <w:rFonts w:ascii="Consolas" w:hAnsi="Consolas" w:cs="Times New Roman"/>
+          <w:sz w:val="18"/>
+          <w:szCs w:val="18"/>
+          <w:lang w:val="en-US"/>
+        </w:rPr>
+        <w:t>Arrays.sort</w:t>
+      </w:r>
+      <w:proofErr w:type="spellEnd"/>
+      <w:r>
+        <w:rPr>
+          <w:rFonts w:ascii="Consolas" w:hAnsi="Consolas" w:cs="Times New Roman"/>
+          <w:sz w:val="18"/>
+          <w:szCs w:val="18"/>
+          <w:lang w:val="en-US"/>
+        </w:rPr>
+        <w:t>(</w:t>
+      </w:r>
+      <w:proofErr w:type="spellStart"/>
+      <w:r>
+        <w:rPr>
+          <w:rFonts w:ascii="Consolas" w:hAnsi="Consolas" w:cs="Times New Roman"/>
+          <w:sz w:val="18"/>
+          <w:szCs w:val="18"/>
+          <w:lang w:val="en-US"/>
+        </w:rPr>
+        <w:t>arr</w:t>
+      </w:r>
+      <w:proofErr w:type="spellEnd"/>
+      <w:r>
+        <w:rPr>
+          <w:rFonts w:ascii="Consolas" w:hAnsi="Consolas" w:cs="Times New Roman"/>
+          <w:sz w:val="18"/>
+          <w:szCs w:val="18"/>
+          <w:lang w:val="en-US"/>
+        </w:rPr>
+        <w:t>);</w:t>
+      </w:r>
+    </w:p>
+    <w:p>
+      <w:pPr>
+        <w:spacing w:line="278" w:lineRule="auto"/>
+        <w:rPr>
+          <w:rFonts w:ascii="Consolas" w:hAnsi="Consolas" w:cs="Times New Roman"/>
+          <w:sz w:val="18"/>
+          <w:szCs w:val="18"/>
+          <w:lang w:val="en-US"/>
+        </w:rPr>
+      </w:pPr>
+      <w:r>
+        <w:rPr>
+          <w:rFonts w:ascii="Consolas" w:hAnsi="Consolas" w:cs="Times New Roman"/>
+          <w:sz w:val="18"/>
+          <w:szCs w:val="18"/>
+          <w:lang w:val="en-US"/>
+        </w:rPr>
+        <w:t xml:space="preserve">        return </w:t>
+      </w:r>
+      <w:proofErr w:type="spellStart"/>
+      <w:r>
+        <w:rPr>
+          <w:rFonts w:ascii="Consolas" w:hAnsi="Consolas" w:cs="Times New Roman"/>
+          <w:sz w:val="18"/>
+          <w:szCs w:val="18"/>
+          <w:lang w:val="en-US"/>
+        </w:rPr>
+        <w:t>arr</w:t>
+      </w:r>
+      <w:proofErr w:type="spellEnd"/>
+      <w:r>
+        <w:rPr>
+          <w:rFonts w:ascii="Consolas" w:hAnsi="Consolas" w:cs="Times New Roman"/>
+          <w:sz w:val="18"/>
+          <w:szCs w:val="18"/>
+          <w:lang w:val="en-US"/>
+        </w:rPr>
+        <w:t>;</w:t>
       </w:r>
     </w:p>
     <w:p>
@@ -2801,6 +4330,7 @@
         <w:br/>
         <w:t xml:space="preserve">Листинг программного кода файла </w:t>
       </w:r>
+      <w:proofErr w:type="spellStart"/>
       <w:r>
         <w:rPr>
           <w:rFonts w:ascii="Times New Roman" w:hAnsi="Times New Roman" w:cs="Times New Roman"/>
@@ -2812,6 +4342,7 @@
         </w:rPr>
         <w:t>PrimeChecker</w:t>
       </w:r>
+      <w:proofErr w:type="spellEnd"/>
       <w:r>
         <w:rPr>
           <w:rFonts w:ascii="Times New Roman" w:hAnsi="Times New Roman" w:cs="Times New Roman"/>
@@ -2949,6 +4480,7 @@
         </w:rPr>
         <w:t xml:space="preserve"> </w:t>
       </w:r>
+      <w:proofErr w:type="spellStart"/>
       <w:r>
         <w:rPr>
           <w:rFonts w:ascii="Consolas" w:hAnsi="Consolas" w:cs="Times New Roman"/>
@@ -2958,6 +4490,7 @@
         </w:rPr>
         <w:t>PrimeChecker</w:t>
       </w:r>
+      <w:proofErr w:type="spellEnd"/>
       <w:r>
         <w:rPr>
           <w:rFonts w:ascii="Consolas" w:hAnsi="Consolas" w:cs="Times New Roman"/>
@@ -3092,7 +4625,58 @@
           <w:szCs w:val="18"/>
           <w:lang w:val="en-US"/>
         </w:rPr>
-        <w:t xml:space="preserve">    public boolean isPrime(long n) {</w:t>
+        <w:t xml:space="preserve">    public </w:t>
+      </w:r>
+      <w:proofErr w:type="spellStart"/>
+      <w:r>
+        <w:rPr>
+          <w:rFonts w:ascii="Consolas" w:hAnsi="Consolas" w:cs="Times New Roman"/>
+          <w:sz w:val="18"/>
+          <w:szCs w:val="18"/>
+          <w:lang w:val="en-US"/>
+        </w:rPr>
+        <w:t>boolean</w:t>
+      </w:r>
+      <w:proofErr w:type="spellEnd"/>
+      <w:r>
+        <w:rPr>
+          <w:rFonts w:ascii="Consolas" w:hAnsi="Consolas" w:cs="Times New Roman"/>
+          <w:sz w:val="18"/>
+          <w:szCs w:val="18"/>
+          <w:lang w:val="en-US"/>
+        </w:rPr>
+        <w:t xml:space="preserve"> </w:t>
+      </w:r>
+      <w:proofErr w:type="spellStart"/>
+      <w:proofErr w:type="gramStart"/>
+      <w:r>
+        <w:rPr>
+          <w:rFonts w:ascii="Consolas" w:hAnsi="Consolas" w:cs="Times New Roman"/>
+          <w:sz w:val="18"/>
+          <w:szCs w:val="18"/>
+          <w:lang w:val="en-US"/>
+        </w:rPr>
+        <w:t>isPrime</w:t>
+      </w:r>
+      <w:proofErr w:type="spellEnd"/>
+      <w:r>
+        <w:rPr>
+          <w:rFonts w:ascii="Consolas" w:hAnsi="Consolas" w:cs="Times New Roman"/>
+          <w:sz w:val="18"/>
+          <w:szCs w:val="18"/>
+          <w:lang w:val="en-US"/>
+        </w:rPr>
+        <w:t>(</w:t>
+      </w:r>
+      <w:proofErr w:type="gramEnd"/>
+      <w:r>
+        <w:rPr>
+          <w:rFonts w:ascii="Consolas" w:hAnsi="Consolas" w:cs="Times New Roman"/>
+          <w:sz w:val="18"/>
+          <w:szCs w:val="18"/>
+          <w:lang w:val="en-US"/>
+        </w:rPr>
+        <w:t>long n) {</w:t>
       </w:r>
     </w:p>
     <w:p>
@@ -3183,47 +4767,227 @@
           <w:szCs w:val="18"/>
           <w:lang w:val="en-US"/>
         </w:rPr>
-        <w:t xml:space="preserve">        // Проверяем делители вида 6k ± 1</w:t>
-      </w:r>
-    </w:p>
-    <w:p>
-      <w:pPr>
-        <w:spacing w:line="278" w:lineRule="auto"/>
-        <w:rPr>
-          <w:rFonts w:ascii="Consolas" w:hAnsi="Consolas" w:cs="Times New Roman"/>
-          <w:sz w:val="18"/>
-          <w:szCs w:val="18"/>
-          <w:lang w:val="en-US"/>
-        </w:rPr>
-      </w:pPr>
-      <w:r>
-        <w:rPr>
-          <w:rFonts w:ascii="Consolas" w:hAnsi="Consolas" w:cs="Times New Roman"/>
-          <w:sz w:val="18"/>
-          <w:szCs w:val="18"/>
-          <w:lang w:val="en-US"/>
-        </w:rPr>
-        <w:t xml:space="preserve">        for (long i = 5; i * i &lt;= n; i += 6) {</w:t>
-      </w:r>
-    </w:p>
-    <w:p>
-      <w:pPr>
-        <w:spacing w:line="278" w:lineRule="auto"/>
-        <w:rPr>
-          <w:rFonts w:ascii="Consolas" w:hAnsi="Consolas" w:cs="Times New Roman"/>
-          <w:sz w:val="18"/>
-          <w:szCs w:val="18"/>
-          <w:lang w:val="en-US"/>
-        </w:rPr>
-      </w:pPr>
-      <w:r>
-        <w:rPr>
-          <w:rFonts w:ascii="Consolas" w:hAnsi="Consolas" w:cs="Times New Roman"/>
-          <w:sz w:val="18"/>
-          <w:szCs w:val="18"/>
-          <w:lang w:val="en-US"/>
-        </w:rPr>
-        <w:t xml:space="preserve">            if (n % i == 0 || n % (i + 2) == 0) {</w:t>
+        <w:t xml:space="preserve">        // </w:t>
+      </w:r>
+      <w:proofErr w:type="spellStart"/>
+      <w:r>
+        <w:rPr>
+          <w:rFonts w:ascii="Consolas" w:hAnsi="Consolas" w:cs="Times New Roman"/>
+          <w:sz w:val="18"/>
+          <w:szCs w:val="18"/>
+          <w:lang w:val="en-US"/>
+        </w:rPr>
+        <w:t>Проверяем</w:t>
+      </w:r>
+      <w:proofErr w:type="spellEnd"/>
+      <w:r>
+        <w:rPr>
+          <w:rFonts w:ascii="Consolas" w:hAnsi="Consolas" w:cs="Times New Roman"/>
+          <w:sz w:val="18"/>
+          <w:szCs w:val="18"/>
+          <w:lang w:val="en-US"/>
+        </w:rPr>
+        <w:t xml:space="preserve"> </w:t>
+      </w:r>
+      <w:proofErr w:type="spellStart"/>
+      <w:r>
+        <w:rPr>
+          <w:rFonts w:ascii="Consolas" w:hAnsi="Consolas" w:cs="Times New Roman"/>
+          <w:sz w:val="18"/>
+          <w:szCs w:val="18"/>
+          <w:lang w:val="en-US"/>
+        </w:rPr>
+        <w:t>делители</w:t>
+      </w:r>
+      <w:proofErr w:type="spellEnd"/>
+      <w:r>
+        <w:rPr>
+          <w:rFonts w:ascii="Consolas" w:hAnsi="Consolas" w:cs="Times New Roman"/>
+          <w:sz w:val="18"/>
+          <w:szCs w:val="18"/>
+          <w:lang w:val="en-US"/>
+        </w:rPr>
+        <w:t xml:space="preserve"> </w:t>
+      </w:r>
+      <w:proofErr w:type="spellStart"/>
+      <w:r>
+        <w:rPr>
+          <w:rFonts w:ascii="Consolas" w:hAnsi="Consolas" w:cs="Times New Roman"/>
+          <w:sz w:val="18"/>
+          <w:szCs w:val="18"/>
+          <w:lang w:val="en-US"/>
+        </w:rPr>
+        <w:t>вида</w:t>
+      </w:r>
+      <w:proofErr w:type="spellEnd"/>
+      <w:r>
+        <w:rPr>
+          <w:rFonts w:ascii="Consolas" w:hAnsi="Consolas" w:cs="Times New Roman"/>
+          <w:sz w:val="18"/>
+          <w:szCs w:val="18"/>
+          <w:lang w:val="en-US"/>
+        </w:rPr>
+        <w:t xml:space="preserve"> 6k ± 1</w:t>
+      </w:r>
+    </w:p>
+    <w:p>
+      <w:pPr>
+        <w:spacing w:line="278" w:lineRule="auto"/>
+        <w:rPr>
+          <w:rFonts w:ascii="Consolas" w:hAnsi="Consolas" w:cs="Times New Roman"/>
+          <w:sz w:val="18"/>
+          <w:szCs w:val="18"/>
+          <w:lang w:val="en-US"/>
+        </w:rPr>
+      </w:pPr>
+      <w:r>
+        <w:rPr>
+          <w:rFonts w:ascii="Consolas" w:hAnsi="Consolas" w:cs="Times New Roman"/>
+          <w:sz w:val="18"/>
+          <w:szCs w:val="18"/>
+          <w:lang w:val="en-US"/>
+        </w:rPr>
+        <w:t xml:space="preserve">        for (long </w:t>
+      </w:r>
+      <w:proofErr w:type="spellStart"/>
+      <w:r>
+        <w:rPr>
+          <w:rFonts w:ascii="Consolas" w:hAnsi="Consolas" w:cs="Times New Roman"/>
+          <w:sz w:val="18"/>
+          <w:szCs w:val="18"/>
+          <w:lang w:val="en-US"/>
+        </w:rPr>
+        <w:t>i</w:t>
+      </w:r>
+      <w:proofErr w:type="spellEnd"/>
+      <w:r>
+        <w:rPr>
+          <w:rFonts w:ascii="Consolas" w:hAnsi="Consolas" w:cs="Times New Roman"/>
+          <w:sz w:val="18"/>
+          <w:szCs w:val="18"/>
+          <w:lang w:val="en-US"/>
+        </w:rPr>
+        <w:t xml:space="preserve"> = 5; </w:t>
+      </w:r>
+      <w:proofErr w:type="spellStart"/>
+      <w:r>
+        <w:rPr>
+          <w:rFonts w:ascii="Consolas" w:hAnsi="Consolas" w:cs="Times New Roman"/>
+          <w:sz w:val="18"/>
+          <w:szCs w:val="18"/>
+          <w:lang w:val="en-US"/>
+        </w:rPr>
+        <w:t>i</w:t>
+      </w:r>
+      <w:proofErr w:type="spellEnd"/>
+      <w:r>
+        <w:rPr>
+          <w:rFonts w:ascii="Consolas" w:hAnsi="Consolas" w:cs="Times New Roman"/>
+          <w:sz w:val="18"/>
+          <w:szCs w:val="18"/>
+          <w:lang w:val="en-US"/>
+        </w:rPr>
+        <w:t xml:space="preserve"> * </w:t>
+      </w:r>
+      <w:proofErr w:type="spellStart"/>
+      <w:r>
+        <w:rPr>
+          <w:rFonts w:ascii="Consolas" w:hAnsi="Consolas" w:cs="Times New Roman"/>
+          <w:sz w:val="18"/>
+          <w:szCs w:val="18"/>
+          <w:lang w:val="en-US"/>
+        </w:rPr>
+        <w:t>i</w:t>
+      </w:r>
+      <w:proofErr w:type="spellEnd"/>
+      <w:r>
+        <w:rPr>
+          <w:rFonts w:ascii="Consolas" w:hAnsi="Consolas" w:cs="Times New Roman"/>
+          <w:sz w:val="18"/>
+          <w:szCs w:val="18"/>
+          <w:lang w:val="en-US"/>
+        </w:rPr>
+        <w:t xml:space="preserve"> &lt;= n; </w:t>
+      </w:r>
+      <w:proofErr w:type="spellStart"/>
+      <w:r>
+        <w:rPr>
+          <w:rFonts w:ascii="Consolas" w:hAnsi="Consolas" w:cs="Times New Roman"/>
+          <w:sz w:val="18"/>
+          <w:szCs w:val="18"/>
+          <w:lang w:val="en-US"/>
+        </w:rPr>
+        <w:t>i</w:t>
+      </w:r>
+      <w:proofErr w:type="spellEnd"/>
+      <w:r>
+        <w:rPr>
+          <w:rFonts w:ascii="Consolas" w:hAnsi="Consolas" w:cs="Times New Roman"/>
+          <w:sz w:val="18"/>
+          <w:szCs w:val="18"/>
+          <w:lang w:val="en-US"/>
+        </w:rPr>
+        <w:t xml:space="preserve"> += 6) {</w:t>
+      </w:r>
+    </w:p>
+    <w:p>
+      <w:pPr>
+        <w:spacing w:line="278" w:lineRule="auto"/>
+        <w:rPr>
+          <w:rFonts w:ascii="Consolas" w:hAnsi="Consolas" w:cs="Times New Roman"/>
+          <w:sz w:val="18"/>
+          <w:szCs w:val="18"/>
+          <w:lang w:val="en-US"/>
+        </w:rPr>
+      </w:pPr>
+      <w:r>
+        <w:rPr>
+          <w:rFonts w:ascii="Consolas" w:hAnsi="Consolas" w:cs="Times New Roman"/>
+          <w:sz w:val="18"/>
+          <w:szCs w:val="18"/>
+          <w:lang w:val="en-US"/>
+        </w:rPr>
+        <w:t xml:space="preserve">            if (n % </w:t>
+      </w:r>
+      <w:proofErr w:type="spellStart"/>
+      <w:r>
+        <w:rPr>
+          <w:rFonts w:ascii="Consolas" w:hAnsi="Consolas" w:cs="Times New Roman"/>
+          <w:sz w:val="18"/>
+          <w:szCs w:val="18"/>
+          <w:lang w:val="en-US"/>
+        </w:rPr>
+        <w:t>i</w:t>
+      </w:r>
+      <w:proofErr w:type="spellEnd"/>
+      <w:r>
+        <w:rPr>
+          <w:rFonts w:ascii="Consolas" w:hAnsi="Consolas" w:cs="Times New Roman"/>
+          <w:sz w:val="18"/>
+          <w:szCs w:val="18"/>
+          <w:lang w:val="en-US"/>
+        </w:rPr>
+        <w:t xml:space="preserve"> == 0 || n % (</w:t>
+      </w:r>
+      <w:proofErr w:type="spellStart"/>
+      <w:r>
+        <w:rPr>
+          <w:rFonts w:ascii="Consolas" w:hAnsi="Consolas" w:cs="Times New Roman"/>
+          <w:sz w:val="18"/>
+          <w:szCs w:val="18"/>
+          <w:lang w:val="en-US"/>
+        </w:rPr>
+        <w:t>i</w:t>
+      </w:r>
+      <w:proofErr w:type="spellEnd"/>
+      <w:r>
+        <w:rPr>
+          <w:rFonts w:ascii="Consolas" w:hAnsi="Consolas" w:cs="Times New Roman"/>
+          <w:sz w:val="18"/>
+          <w:szCs w:val="18"/>
+          <w:lang w:val="en-US"/>
+        </w:rPr>
+        <w:t xml:space="preserve"> + 2) == 0) {</w:t>
       </w:r>
     </w:p>
     <w:p>
@@ -3469,7 +5233,38 @@
           <w:szCs w:val="18"/>
           <w:lang w:val="en-US"/>
         </w:rPr>
-        <w:t xml:space="preserve">    public long getNextPrime(long n) {</w:t>
+        <w:t xml:space="preserve">    public long </w:t>
+      </w:r>
+      <w:proofErr w:type="spellStart"/>
+      <w:proofErr w:type="gramStart"/>
+      <w:r>
+        <w:rPr>
+          <w:rFonts w:ascii="Consolas" w:hAnsi="Consolas" w:cs="Times New Roman"/>
+          <w:sz w:val="18"/>
+          <w:szCs w:val="18"/>
+          <w:lang w:val="en-US"/>
+        </w:rPr>
+        <w:t>getNextPrime</w:t>
+      </w:r>
+      <w:proofErr w:type="spellEnd"/>
+      <w:r>
+        <w:rPr>
+          <w:rFonts w:ascii="Consolas" w:hAnsi="Consolas" w:cs="Times New Roman"/>
+          <w:sz w:val="18"/>
+          <w:szCs w:val="18"/>
+          <w:lang w:val="en-US"/>
+        </w:rPr>
+        <w:t>(</w:t>
+      </w:r>
+      <w:proofErr w:type="gramEnd"/>
+      <w:r>
+        <w:rPr>
+          <w:rFonts w:ascii="Consolas" w:hAnsi="Consolas" w:cs="Times New Roman"/>
+          <w:sz w:val="18"/>
+          <w:szCs w:val="18"/>
+          <w:lang w:val="en-US"/>
+        </w:rPr>
+        <w:t>long n) {</w:t>
       </w:r>
     </w:p>
     <w:p>
@@ -3509,17 +5304,47 @@
           <w:szCs w:val="18"/>
           <w:lang w:val="en-US"/>
         </w:rPr>
-        <w:t xml:space="preserve">        while (!isPrime(next)) {</w:t>
-      </w:r>
-    </w:p>
-    <w:p>
-      <w:pPr>
-        <w:spacing w:line="278" w:lineRule="auto"/>
-        <w:rPr>
-          <w:rFonts w:ascii="Consolas" w:hAnsi="Consolas" w:cs="Times New Roman"/>
-          <w:sz w:val="18"/>
-          <w:szCs w:val="18"/>
-          <w:lang w:val="en-US"/>
+        <w:t xml:space="preserve">        while </w:t>
+      </w:r>
+      <w:proofErr w:type="gramStart"/>
+      <w:r>
+        <w:rPr>
+          <w:rFonts w:ascii="Consolas" w:hAnsi="Consolas" w:cs="Times New Roman"/>
+          <w:sz w:val="18"/>
+          <w:szCs w:val="18"/>
+          <w:lang w:val="en-US"/>
+        </w:rPr>
+        <w:t>(!</w:t>
+      </w:r>
+      <w:proofErr w:type="spellStart"/>
+      <w:r>
+        <w:rPr>
+          <w:rFonts w:ascii="Consolas" w:hAnsi="Consolas" w:cs="Times New Roman"/>
+          <w:sz w:val="18"/>
+          <w:szCs w:val="18"/>
+          <w:lang w:val="en-US"/>
+        </w:rPr>
+        <w:t>isPrime</w:t>
+      </w:r>
+      <w:proofErr w:type="spellEnd"/>
+      <w:proofErr w:type="gramEnd"/>
+      <w:r>
+        <w:rPr>
+          <w:rFonts w:ascii="Consolas" w:hAnsi="Consolas" w:cs="Times New Roman"/>
+          <w:sz w:val="18"/>
+          <w:szCs w:val="18"/>
+          <w:lang w:val="en-US"/>
+        </w:rPr>
+        <w:t>(next)) {</w:t>
+      </w:r>
+    </w:p>
+    <w:p>
+      <w:pPr>
+        <w:spacing w:line="278" w:lineRule="auto"/>
+        <w:rPr>
+          <w:rFonts w:ascii="Consolas" w:hAnsi="Consolas" w:cs="Times New Roman"/>
+          <w:sz w:val="18"/>
+          <w:szCs w:val="18"/>
         </w:rPr>
       </w:pPr>
       <w:r>
@@ -3536,7 +5361,6 @@
           <w:rFonts w:ascii="Consolas" w:hAnsi="Consolas" w:cs="Times New Roman"/>
           <w:sz w:val="18"/>
           <w:szCs w:val="18"/>
-          <w:lang w:val="en-US"/>
         </w:rPr>
         <w:t>++;</w:t>
       </w:r>
@@ -3555,7 +5379,6 @@
           <w:rFonts w:ascii="Consolas" w:hAnsi="Consolas" w:cs="Times New Roman"/>
           <w:sz w:val="18"/>
           <w:szCs w:val="18"/>
-          <w:lang w:val="en-US"/>
         </w:rPr>
         <w:t xml:space="preserve">        </w:t>
       </w:r>
@@ -3764,7 +5587,38 @@
           <w:szCs w:val="18"/>
           <w:lang w:val="en-US"/>
         </w:rPr>
-        <w:t xml:space="preserve">    public int countPrimesInRange(int a, int b) {</w:t>
+        <w:t xml:space="preserve">    public int </w:t>
+      </w:r>
+      <w:proofErr w:type="spellStart"/>
+      <w:proofErr w:type="gramStart"/>
+      <w:r>
+        <w:rPr>
+          <w:rFonts w:ascii="Consolas" w:hAnsi="Consolas" w:cs="Times New Roman"/>
+          <w:sz w:val="18"/>
+          <w:szCs w:val="18"/>
+          <w:lang w:val="en-US"/>
+        </w:rPr>
+        <w:t>countPrimesInRange</w:t>
+      </w:r>
+      <w:proofErr w:type="spellEnd"/>
+      <w:r>
+        <w:rPr>
+          <w:rFonts w:ascii="Consolas" w:hAnsi="Consolas" w:cs="Times New Roman"/>
+          <w:sz w:val="18"/>
+          <w:szCs w:val="18"/>
+          <w:lang w:val="en-US"/>
+        </w:rPr>
+        <w:t>(</w:t>
+      </w:r>
+      <w:proofErr w:type="gramEnd"/>
+      <w:r>
+        <w:rPr>
+          <w:rFonts w:ascii="Consolas" w:hAnsi="Consolas" w:cs="Times New Roman"/>
+          <w:sz w:val="18"/>
+          <w:szCs w:val="18"/>
+          <w:lang w:val="en-US"/>
+        </w:rPr>
+        <w:t>int a, int b) {</w:t>
       </w:r>
     </w:p>
     <w:p>
@@ -3804,27 +5658,127 @@
           <w:szCs w:val="18"/>
           <w:lang w:val="en-US"/>
         </w:rPr>
-        <w:t xml:space="preserve">        for (int i = a; i &lt;= b; i++) {</w:t>
-      </w:r>
-    </w:p>
-    <w:p>
-      <w:pPr>
-        <w:spacing w:line="278" w:lineRule="auto"/>
-        <w:rPr>
-          <w:rFonts w:ascii="Consolas" w:hAnsi="Consolas" w:cs="Times New Roman"/>
-          <w:sz w:val="18"/>
-          <w:szCs w:val="18"/>
-          <w:lang w:val="en-US"/>
-        </w:rPr>
-      </w:pPr>
-      <w:r>
-        <w:rPr>
-          <w:rFonts w:ascii="Consolas" w:hAnsi="Consolas" w:cs="Times New Roman"/>
-          <w:sz w:val="18"/>
-          <w:szCs w:val="18"/>
-          <w:lang w:val="en-US"/>
-        </w:rPr>
-        <w:t xml:space="preserve">            if (isPrime(i)) count++;</w:t>
+        <w:t xml:space="preserve">        for (int </w:t>
+      </w:r>
+      <w:proofErr w:type="spellStart"/>
+      <w:r>
+        <w:rPr>
+          <w:rFonts w:ascii="Consolas" w:hAnsi="Consolas" w:cs="Times New Roman"/>
+          <w:sz w:val="18"/>
+          <w:szCs w:val="18"/>
+          <w:lang w:val="en-US"/>
+        </w:rPr>
+        <w:t>i</w:t>
+      </w:r>
+      <w:proofErr w:type="spellEnd"/>
+      <w:r>
+        <w:rPr>
+          <w:rFonts w:ascii="Consolas" w:hAnsi="Consolas" w:cs="Times New Roman"/>
+          <w:sz w:val="18"/>
+          <w:szCs w:val="18"/>
+          <w:lang w:val="en-US"/>
+        </w:rPr>
+        <w:t xml:space="preserve"> = a; </w:t>
+      </w:r>
+      <w:proofErr w:type="spellStart"/>
+      <w:r>
+        <w:rPr>
+          <w:rFonts w:ascii="Consolas" w:hAnsi="Consolas" w:cs="Times New Roman"/>
+          <w:sz w:val="18"/>
+          <w:szCs w:val="18"/>
+          <w:lang w:val="en-US"/>
+        </w:rPr>
+        <w:t>i</w:t>
+      </w:r>
+      <w:proofErr w:type="spellEnd"/>
+      <w:r>
+        <w:rPr>
+          <w:rFonts w:ascii="Consolas" w:hAnsi="Consolas" w:cs="Times New Roman"/>
+          <w:sz w:val="18"/>
+          <w:szCs w:val="18"/>
+          <w:lang w:val="en-US"/>
+        </w:rPr>
+        <w:t xml:space="preserve"> &lt;= b; </w:t>
+      </w:r>
+      <w:proofErr w:type="spellStart"/>
+      <w:r>
+        <w:rPr>
+          <w:rFonts w:ascii="Consolas" w:hAnsi="Consolas" w:cs="Times New Roman"/>
+          <w:sz w:val="18"/>
+          <w:szCs w:val="18"/>
+          <w:lang w:val="en-US"/>
+        </w:rPr>
+        <w:t>i</w:t>
+      </w:r>
+      <w:proofErr w:type="spellEnd"/>
+      <w:r>
+        <w:rPr>
+          <w:rFonts w:ascii="Consolas" w:hAnsi="Consolas" w:cs="Times New Roman"/>
+          <w:sz w:val="18"/>
+          <w:szCs w:val="18"/>
+          <w:lang w:val="en-US"/>
+        </w:rPr>
+        <w:t>++) {</w:t>
+      </w:r>
+    </w:p>
+    <w:p>
+      <w:pPr>
+        <w:spacing w:line="278" w:lineRule="auto"/>
+        <w:rPr>
+          <w:rFonts w:ascii="Consolas" w:hAnsi="Consolas" w:cs="Times New Roman"/>
+          <w:sz w:val="18"/>
+          <w:szCs w:val="18"/>
+          <w:lang w:val="en-US"/>
+        </w:rPr>
+      </w:pPr>
+      <w:r>
+        <w:rPr>
+          <w:rFonts w:ascii="Consolas" w:hAnsi="Consolas" w:cs="Times New Roman"/>
+          <w:sz w:val="18"/>
+          <w:szCs w:val="18"/>
+          <w:lang w:val="en-US"/>
+        </w:rPr>
+        <w:t xml:space="preserve">            if (</w:t>
+      </w:r>
+      <w:proofErr w:type="spellStart"/>
+      <w:r>
+        <w:rPr>
+          <w:rFonts w:ascii="Consolas" w:hAnsi="Consolas" w:cs="Times New Roman"/>
+          <w:sz w:val="18"/>
+          <w:szCs w:val="18"/>
+          <w:lang w:val="en-US"/>
+        </w:rPr>
+        <w:t>isPrime</w:t>
+      </w:r>
+      <w:proofErr w:type="spellEnd"/>
+      <w:r>
+        <w:rPr>
+          <w:rFonts w:ascii="Consolas" w:hAnsi="Consolas" w:cs="Times New Roman"/>
+          <w:sz w:val="18"/>
+          <w:szCs w:val="18"/>
+          <w:lang w:val="en-US"/>
+        </w:rPr>
+        <w:t>(</w:t>
+      </w:r>
+      <w:proofErr w:type="spellStart"/>
+      <w:r>
+        <w:rPr>
+          <w:rFonts w:ascii="Consolas" w:hAnsi="Consolas" w:cs="Times New Roman"/>
+          <w:sz w:val="18"/>
+          <w:szCs w:val="18"/>
+          <w:lang w:val="en-US"/>
+        </w:rPr>
+        <w:t>i</w:t>
+      </w:r>
+      <w:proofErr w:type="spellEnd"/>
+      <w:r>
+        <w:rPr>
+          <w:rFonts w:ascii="Consolas" w:hAnsi="Consolas" w:cs="Times New Roman"/>
+          <w:sz w:val="18"/>
+          <w:szCs w:val="18"/>
+          <w:lang w:val="en-US"/>
+        </w:rPr>
+        <w:t>)) count++;</w:t>
       </w:r>
     </w:p>
     <w:p>
@@ -4087,6 +6041,7 @@
         </w:rPr>
         <w:t xml:space="preserve"> </w:t>
       </w:r>
+      <w:proofErr w:type="spellStart"/>
       <w:r>
         <w:rPr>
           <w:rFonts w:ascii="Times New Roman" w:hAnsi="Times New Roman" w:cs="Times New Roman"/>
@@ -4098,6 +6053,7 @@
         </w:rPr>
         <w:t>PrimeFactorizer</w:t>
       </w:r>
+      <w:proofErr w:type="spellEnd"/>
       <w:r>
         <w:rPr>
           <w:rFonts w:ascii="Times New Roman" w:hAnsi="Times New Roman" w:cs="Times New Roman"/>
@@ -4137,67 +6093,191 @@
           <w:szCs w:val="18"/>
           <w:lang w:val="en-US"/>
         </w:rPr>
-        <w:t>import java.util.ArrayList;</w:t>
-      </w:r>
-    </w:p>
-    <w:p>
-      <w:pPr>
-        <w:spacing w:line="278" w:lineRule="auto"/>
-        <w:rPr>
-          <w:rFonts w:ascii="Consolas" w:hAnsi="Consolas" w:cs="Times New Roman"/>
-          <w:sz w:val="18"/>
-          <w:szCs w:val="18"/>
-          <w:lang w:val="en-US"/>
-        </w:rPr>
-      </w:pPr>
-      <w:r>
-        <w:rPr>
-          <w:rFonts w:ascii="Consolas" w:hAnsi="Consolas" w:cs="Times New Roman"/>
-          <w:sz w:val="18"/>
-          <w:szCs w:val="18"/>
-          <w:lang w:val="en-US"/>
-        </w:rPr>
-        <w:t>import java.util.HashMap;</w:t>
-      </w:r>
-    </w:p>
-    <w:p>
-      <w:pPr>
-        <w:spacing w:line="278" w:lineRule="auto"/>
-        <w:rPr>
-          <w:rFonts w:ascii="Consolas" w:hAnsi="Consolas" w:cs="Times New Roman"/>
-          <w:sz w:val="18"/>
-          <w:szCs w:val="18"/>
-          <w:lang w:val="en-US"/>
-        </w:rPr>
-      </w:pPr>
-      <w:r>
-        <w:rPr>
-          <w:rFonts w:ascii="Consolas" w:hAnsi="Consolas" w:cs="Times New Roman"/>
-          <w:sz w:val="18"/>
-          <w:szCs w:val="18"/>
-          <w:lang w:val="en-US"/>
-        </w:rPr>
-        <w:t>import java.util.List;</w:t>
-      </w:r>
-    </w:p>
-    <w:p>
-      <w:pPr>
-        <w:spacing w:line="278" w:lineRule="auto"/>
-        <w:rPr>
-          <w:rFonts w:ascii="Consolas" w:hAnsi="Consolas" w:cs="Times New Roman"/>
-          <w:sz w:val="18"/>
-          <w:szCs w:val="18"/>
-          <w:lang w:val="en-US"/>
-        </w:rPr>
-      </w:pPr>
-      <w:r>
-        <w:rPr>
-          <w:rFonts w:ascii="Consolas" w:hAnsi="Consolas" w:cs="Times New Roman"/>
-          <w:sz w:val="18"/>
-          <w:szCs w:val="18"/>
-          <w:lang w:val="en-US"/>
-        </w:rPr>
-        <w:t>import java.util.Map;</w:t>
+        <w:t xml:space="preserve">import </w:t>
+      </w:r>
+      <w:proofErr w:type="spellStart"/>
+      <w:proofErr w:type="gramStart"/>
+      <w:r>
+        <w:rPr>
+          <w:rFonts w:ascii="Consolas" w:hAnsi="Consolas" w:cs="Times New Roman"/>
+          <w:sz w:val="18"/>
+          <w:szCs w:val="18"/>
+          <w:lang w:val="en-US"/>
+        </w:rPr>
+        <w:t>java.util</w:t>
+      </w:r>
+      <w:proofErr w:type="gramEnd"/>
+      <w:r>
+        <w:rPr>
+          <w:rFonts w:ascii="Consolas" w:hAnsi="Consolas" w:cs="Times New Roman"/>
+          <w:sz w:val="18"/>
+          <w:szCs w:val="18"/>
+          <w:lang w:val="en-US"/>
+        </w:rPr>
+        <w:t>.ArrayList</w:t>
+      </w:r>
+      <w:proofErr w:type="spellEnd"/>
+      <w:r>
+        <w:rPr>
+          <w:rFonts w:ascii="Consolas" w:hAnsi="Consolas" w:cs="Times New Roman"/>
+          <w:sz w:val="18"/>
+          <w:szCs w:val="18"/>
+          <w:lang w:val="en-US"/>
+        </w:rPr>
+        <w:t>;</w:t>
+      </w:r>
+    </w:p>
+    <w:p>
+      <w:pPr>
+        <w:spacing w:line="278" w:lineRule="auto"/>
+        <w:rPr>
+          <w:rFonts w:ascii="Consolas" w:hAnsi="Consolas" w:cs="Times New Roman"/>
+          <w:sz w:val="18"/>
+          <w:szCs w:val="18"/>
+          <w:lang w:val="en-US"/>
+        </w:rPr>
+      </w:pPr>
+      <w:r>
+        <w:rPr>
+          <w:rFonts w:ascii="Consolas" w:hAnsi="Consolas" w:cs="Times New Roman"/>
+          <w:sz w:val="18"/>
+          <w:szCs w:val="18"/>
+          <w:lang w:val="en-US"/>
+        </w:rPr>
+        <w:t xml:space="preserve">import </w:t>
+      </w:r>
+      <w:proofErr w:type="spellStart"/>
+      <w:proofErr w:type="gramStart"/>
+      <w:r>
+        <w:rPr>
+          <w:rFonts w:ascii="Consolas" w:hAnsi="Consolas" w:cs="Times New Roman"/>
+          <w:sz w:val="18"/>
+          <w:szCs w:val="18"/>
+          <w:lang w:val="en-US"/>
+        </w:rPr>
+        <w:t>java.util</w:t>
+      </w:r>
+      <w:proofErr w:type="gramEnd"/>
+      <w:r>
+        <w:rPr>
+          <w:rFonts w:ascii="Consolas" w:hAnsi="Consolas" w:cs="Times New Roman"/>
+          <w:sz w:val="18"/>
+          <w:szCs w:val="18"/>
+          <w:lang w:val="en-US"/>
+        </w:rPr>
+        <w:t>.HashMap</w:t>
+      </w:r>
+      <w:proofErr w:type="spellEnd"/>
+      <w:r>
+        <w:rPr>
+          <w:rFonts w:ascii="Consolas" w:hAnsi="Consolas" w:cs="Times New Roman"/>
+          <w:sz w:val="18"/>
+          <w:szCs w:val="18"/>
+          <w:lang w:val="en-US"/>
+        </w:rPr>
+        <w:t>;</w:t>
+      </w:r>
+    </w:p>
+    <w:p>
+      <w:pPr>
+        <w:spacing w:line="278" w:lineRule="auto"/>
+        <w:rPr>
+          <w:rFonts w:ascii="Consolas" w:hAnsi="Consolas" w:cs="Times New Roman"/>
+          <w:sz w:val="18"/>
+          <w:szCs w:val="18"/>
+          <w:lang w:val="en-US"/>
+        </w:rPr>
+      </w:pPr>
+      <w:r>
+        <w:rPr>
+          <w:rFonts w:ascii="Consolas" w:hAnsi="Consolas" w:cs="Times New Roman"/>
+          <w:sz w:val="18"/>
+          <w:szCs w:val="18"/>
+          <w:lang w:val="en-US"/>
+        </w:rPr>
+        <w:t xml:space="preserve">import </w:t>
+      </w:r>
+      <w:proofErr w:type="spellStart"/>
+      <w:proofErr w:type="gramStart"/>
+      <w:r>
+        <w:rPr>
+          <w:rFonts w:ascii="Consolas" w:hAnsi="Consolas" w:cs="Times New Roman"/>
+          <w:sz w:val="18"/>
+          <w:szCs w:val="18"/>
+          <w:lang w:val="en-US"/>
+        </w:rPr>
+        <w:t>java.util</w:t>
+      </w:r>
+      <w:proofErr w:type="gramEnd"/>
+      <w:r>
+        <w:rPr>
+          <w:rFonts w:ascii="Consolas" w:hAnsi="Consolas" w:cs="Times New Roman"/>
+          <w:sz w:val="18"/>
+          <w:szCs w:val="18"/>
+          <w:lang w:val="en-US"/>
+        </w:rPr>
+        <w:t>.List</w:t>
+      </w:r>
+      <w:proofErr w:type="spellEnd"/>
+      <w:r>
+        <w:rPr>
+          <w:rFonts w:ascii="Consolas" w:hAnsi="Consolas" w:cs="Times New Roman"/>
+          <w:sz w:val="18"/>
+          <w:szCs w:val="18"/>
+          <w:lang w:val="en-US"/>
+        </w:rPr>
+        <w:t>;</w:t>
+      </w:r>
+    </w:p>
+    <w:p>
+      <w:pPr>
+        <w:spacing w:line="278" w:lineRule="auto"/>
+        <w:rPr>
+          <w:rFonts w:ascii="Consolas" w:hAnsi="Consolas" w:cs="Times New Roman"/>
+          <w:sz w:val="18"/>
+          <w:szCs w:val="18"/>
+          <w:lang w:val="en-US"/>
+        </w:rPr>
+      </w:pPr>
+      <w:r>
+        <w:rPr>
+          <w:rFonts w:ascii="Consolas" w:hAnsi="Consolas" w:cs="Times New Roman"/>
+          <w:sz w:val="18"/>
+          <w:szCs w:val="18"/>
+          <w:lang w:val="en-US"/>
+        </w:rPr>
+        <w:t xml:space="preserve">import </w:t>
+      </w:r>
+      <w:proofErr w:type="spellStart"/>
+      <w:proofErr w:type="gramStart"/>
+      <w:r>
+        <w:rPr>
+          <w:rFonts w:ascii="Consolas" w:hAnsi="Consolas" w:cs="Times New Roman"/>
+          <w:sz w:val="18"/>
+          <w:szCs w:val="18"/>
+          <w:lang w:val="en-US"/>
+        </w:rPr>
+        <w:t>java.util</w:t>
+      </w:r>
+      <w:proofErr w:type="gramEnd"/>
+      <w:r>
+        <w:rPr>
+          <w:rFonts w:ascii="Consolas" w:hAnsi="Consolas" w:cs="Times New Roman"/>
+          <w:sz w:val="18"/>
+          <w:szCs w:val="18"/>
+          <w:lang w:val="en-US"/>
+        </w:rPr>
+        <w:t>.Map</w:t>
+      </w:r>
+      <w:proofErr w:type="spellEnd"/>
+      <w:r>
+        <w:rPr>
+          <w:rFonts w:ascii="Consolas" w:hAnsi="Consolas" w:cs="Times New Roman"/>
+          <w:sz w:val="18"/>
+          <w:szCs w:val="18"/>
+          <w:lang w:val="en-US"/>
+        </w:rPr>
+        <w:t>;</w:t>
       </w:r>
     </w:p>
     <w:p>
@@ -4292,38 +6372,109 @@
           <w:szCs w:val="18"/>
           <w:lang w:val="en-US"/>
         </w:rPr>
-        <w:t>public class PrimeFactorizer {</w:t>
-      </w:r>
-    </w:p>
-    <w:p>
-      <w:pPr>
-        <w:spacing w:line="278" w:lineRule="auto"/>
-        <w:rPr>
-          <w:rFonts w:ascii="Consolas" w:hAnsi="Consolas" w:cs="Times New Roman"/>
-          <w:sz w:val="18"/>
-          <w:szCs w:val="18"/>
-          <w:lang w:val="en-US"/>
-        </w:rPr>
-      </w:pPr>
-    </w:p>
-    <w:p>
-      <w:pPr>
-        <w:spacing w:line="278" w:lineRule="auto"/>
-        <w:rPr>
-          <w:rFonts w:ascii="Consolas" w:hAnsi="Consolas" w:cs="Times New Roman"/>
-          <w:sz w:val="18"/>
-          <w:szCs w:val="18"/>
-          <w:lang w:val="en-US"/>
-        </w:rPr>
-      </w:pPr>
-      <w:r>
-        <w:rPr>
-          <w:rFonts w:ascii="Consolas" w:hAnsi="Consolas" w:cs="Times New Roman"/>
-          <w:sz w:val="18"/>
-          <w:szCs w:val="18"/>
-          <w:lang w:val="en-US"/>
-        </w:rPr>
-        <w:t xml:space="preserve">    private PrimeChecker checker = new PrimeChecker();</w:t>
+        <w:t xml:space="preserve">public class </w:t>
+      </w:r>
+      <w:proofErr w:type="spellStart"/>
+      <w:r>
+        <w:rPr>
+          <w:rFonts w:ascii="Consolas" w:hAnsi="Consolas" w:cs="Times New Roman"/>
+          <w:sz w:val="18"/>
+          <w:szCs w:val="18"/>
+          <w:lang w:val="en-US"/>
+        </w:rPr>
+        <w:t>PrimeFactorizer</w:t>
+      </w:r>
+      <w:proofErr w:type="spellEnd"/>
+      <w:r>
+        <w:rPr>
+          <w:rFonts w:ascii="Consolas" w:hAnsi="Consolas" w:cs="Times New Roman"/>
+          <w:sz w:val="18"/>
+          <w:szCs w:val="18"/>
+          <w:lang w:val="en-US"/>
+        </w:rPr>
+        <w:t xml:space="preserve"> {</w:t>
+      </w:r>
+    </w:p>
+    <w:p>
+      <w:pPr>
+        <w:spacing w:line="278" w:lineRule="auto"/>
+        <w:rPr>
+          <w:rFonts w:ascii="Consolas" w:hAnsi="Consolas" w:cs="Times New Roman"/>
+          <w:sz w:val="18"/>
+          <w:szCs w:val="18"/>
+          <w:lang w:val="en-US"/>
+        </w:rPr>
+      </w:pPr>
+    </w:p>
+    <w:p>
+      <w:pPr>
+        <w:spacing w:line="278" w:lineRule="auto"/>
+        <w:rPr>
+          <w:rFonts w:ascii="Consolas" w:hAnsi="Consolas" w:cs="Times New Roman"/>
+          <w:sz w:val="18"/>
+          <w:szCs w:val="18"/>
+          <w:lang w:val="en-US"/>
+        </w:rPr>
+      </w:pPr>
+      <w:r>
+        <w:rPr>
+          <w:rFonts w:ascii="Consolas" w:hAnsi="Consolas" w:cs="Times New Roman"/>
+          <w:sz w:val="18"/>
+          <w:szCs w:val="18"/>
+          <w:lang w:val="en-US"/>
+        </w:rPr>
+        <w:t xml:space="preserve">    private </w:t>
+      </w:r>
+      <w:proofErr w:type="spellStart"/>
+      <w:r>
+        <w:rPr>
+          <w:rFonts w:ascii="Consolas" w:hAnsi="Consolas" w:cs="Times New Roman"/>
+          <w:sz w:val="18"/>
+          <w:szCs w:val="18"/>
+          <w:lang w:val="en-US"/>
+        </w:rPr>
+        <w:t>PrimeChecker</w:t>
+      </w:r>
+      <w:proofErr w:type="spellEnd"/>
+      <w:r>
+        <w:rPr>
+          <w:rFonts w:ascii="Consolas" w:hAnsi="Consolas" w:cs="Times New Roman"/>
+          <w:sz w:val="18"/>
+          <w:szCs w:val="18"/>
+          <w:lang w:val="en-US"/>
+        </w:rPr>
+        <w:t xml:space="preserve"> checker = new </w:t>
+      </w:r>
+      <w:proofErr w:type="spellStart"/>
+      <w:proofErr w:type="gramStart"/>
+      <w:r>
+        <w:rPr>
+          <w:rFonts w:ascii="Consolas" w:hAnsi="Consolas" w:cs="Times New Roman"/>
+          <w:sz w:val="18"/>
+          <w:szCs w:val="18"/>
+          <w:lang w:val="en-US"/>
+        </w:rPr>
+        <w:t>PrimeChecker</w:t>
+      </w:r>
+      <w:proofErr w:type="spellEnd"/>
+      <w:r>
+        <w:rPr>
+          <w:rFonts w:ascii="Consolas" w:hAnsi="Consolas" w:cs="Times New Roman"/>
+          <w:sz w:val="18"/>
+          <w:szCs w:val="18"/>
+          <w:lang w:val="en-US"/>
+        </w:rPr>
+        <w:t>(</w:t>
+      </w:r>
+      <w:proofErr w:type="gramEnd"/>
+      <w:r>
+        <w:rPr>
+          <w:rFonts w:ascii="Consolas" w:hAnsi="Consolas" w:cs="Times New Roman"/>
+          <w:sz w:val="18"/>
+          <w:szCs w:val="18"/>
+          <w:lang w:val="en-US"/>
+        </w:rPr>
+        <w:t>);</w:t>
       </w:r>
     </w:p>
     <w:p>
@@ -4407,7 +6558,67 @@
           <w:szCs w:val="18"/>
           <w:lang w:val="en-US"/>
         </w:rPr>
-        <w:t>* Например, для 12 вернёт [2, 2, 3].</w:t>
+        <w:t xml:space="preserve">* </w:t>
+      </w:r>
+      <w:proofErr w:type="spellStart"/>
+      <w:r>
+        <w:rPr>
+          <w:rFonts w:ascii="Consolas" w:hAnsi="Consolas" w:cs="Times New Roman"/>
+          <w:sz w:val="18"/>
+          <w:szCs w:val="18"/>
+          <w:lang w:val="en-US"/>
+        </w:rPr>
+        <w:t>Например</w:t>
+      </w:r>
+      <w:proofErr w:type="spellEnd"/>
+      <w:r>
+        <w:rPr>
+          <w:rFonts w:ascii="Consolas" w:hAnsi="Consolas" w:cs="Times New Roman"/>
+          <w:sz w:val="18"/>
+          <w:szCs w:val="18"/>
+          <w:lang w:val="en-US"/>
+        </w:rPr>
+        <w:t xml:space="preserve">, </w:t>
+      </w:r>
+      <w:proofErr w:type="spellStart"/>
+      <w:r>
+        <w:rPr>
+          <w:rFonts w:ascii="Consolas" w:hAnsi="Consolas" w:cs="Times New Roman"/>
+          <w:sz w:val="18"/>
+          <w:szCs w:val="18"/>
+          <w:lang w:val="en-US"/>
+        </w:rPr>
+        <w:t>для</w:t>
+      </w:r>
+      <w:proofErr w:type="spellEnd"/>
+      <w:r>
+        <w:rPr>
+          <w:rFonts w:ascii="Consolas" w:hAnsi="Consolas" w:cs="Times New Roman"/>
+          <w:sz w:val="18"/>
+          <w:szCs w:val="18"/>
+          <w:lang w:val="en-US"/>
+        </w:rPr>
+        <w:t xml:space="preserve"> 12 </w:t>
+      </w:r>
+      <w:proofErr w:type="spellStart"/>
+      <w:r>
+        <w:rPr>
+          <w:rFonts w:ascii="Consolas" w:hAnsi="Consolas" w:cs="Times New Roman"/>
+          <w:sz w:val="18"/>
+          <w:szCs w:val="18"/>
+          <w:lang w:val="en-US"/>
+        </w:rPr>
+        <w:t>вернёт</w:t>
+      </w:r>
+      <w:proofErr w:type="spellEnd"/>
+      <w:r>
+        <w:rPr>
+          <w:rFonts w:ascii="Consolas" w:hAnsi="Consolas" w:cs="Times New Roman"/>
+          <w:sz w:val="18"/>
+          <w:szCs w:val="18"/>
+          <w:lang w:val="en-US"/>
+        </w:rPr>
+        <w:t xml:space="preserve"> [2, 2, 3].</w:t>
       </w:r>
     </w:p>
     <w:p>
@@ -4447,7 +6658,27 @@
           <w:szCs w:val="18"/>
           <w:lang w:val="en-US"/>
         </w:rPr>
-        <w:t xml:space="preserve">    public List&lt;Long&gt; factorize(long n) {</w:t>
+        <w:t xml:space="preserve">    public List&lt;Long&gt; </w:t>
+      </w:r>
+      <w:proofErr w:type="gramStart"/>
+      <w:r>
+        <w:rPr>
+          <w:rFonts w:ascii="Consolas" w:hAnsi="Consolas" w:cs="Times New Roman"/>
+          <w:sz w:val="18"/>
+          <w:szCs w:val="18"/>
+          <w:lang w:val="en-US"/>
+        </w:rPr>
+        <w:t>factorize(</w:t>
+      </w:r>
+      <w:proofErr w:type="gramEnd"/>
+      <w:r>
+        <w:rPr>
+          <w:rFonts w:ascii="Consolas" w:hAnsi="Consolas" w:cs="Times New Roman"/>
+          <w:sz w:val="18"/>
+          <w:szCs w:val="18"/>
+          <w:lang w:val="en-US"/>
+        </w:rPr>
+        <w:t>long n) {</w:t>
       </w:r>
     </w:p>
     <w:p>
@@ -4487,7 +6718,78 @@
           <w:szCs w:val="18"/>
           <w:lang w:val="en-US"/>
         </w:rPr>
-        <w:t xml:space="preserve">            throw new IllegalArgumentException("n должен быть &gt;= 2");</w:t>
+        <w:t xml:space="preserve">            throw new </w:t>
+      </w:r>
+      <w:proofErr w:type="spellStart"/>
+      <w:proofErr w:type="gramStart"/>
+      <w:r>
+        <w:rPr>
+          <w:rFonts w:ascii="Consolas" w:hAnsi="Consolas" w:cs="Times New Roman"/>
+          <w:sz w:val="18"/>
+          <w:szCs w:val="18"/>
+          <w:lang w:val="en-US"/>
+        </w:rPr>
+        <w:t>IllegalArgumentException</w:t>
+      </w:r>
+      <w:proofErr w:type="spellEnd"/>
+      <w:r>
+        <w:rPr>
+          <w:rFonts w:ascii="Consolas" w:hAnsi="Consolas" w:cs="Times New Roman"/>
+          <w:sz w:val="18"/>
+          <w:szCs w:val="18"/>
+          <w:lang w:val="en-US"/>
+        </w:rPr>
+        <w:t>(</w:t>
+      </w:r>
+      <w:proofErr w:type="gramEnd"/>
+      <w:r>
+        <w:rPr>
+          <w:rFonts w:ascii="Consolas" w:hAnsi="Consolas" w:cs="Times New Roman"/>
+          <w:sz w:val="18"/>
+          <w:szCs w:val="18"/>
+          <w:lang w:val="en-US"/>
+        </w:rPr>
+        <w:t xml:space="preserve">"n </w:t>
+      </w:r>
+      <w:proofErr w:type="spellStart"/>
+      <w:r>
+        <w:rPr>
+          <w:rFonts w:ascii="Consolas" w:hAnsi="Consolas" w:cs="Times New Roman"/>
+          <w:sz w:val="18"/>
+          <w:szCs w:val="18"/>
+          <w:lang w:val="en-US"/>
+        </w:rPr>
+        <w:t>должен</w:t>
+      </w:r>
+      <w:proofErr w:type="spellEnd"/>
+      <w:r>
+        <w:rPr>
+          <w:rFonts w:ascii="Consolas" w:hAnsi="Consolas" w:cs="Times New Roman"/>
+          <w:sz w:val="18"/>
+          <w:szCs w:val="18"/>
+          <w:lang w:val="en-US"/>
+        </w:rPr>
+        <w:t xml:space="preserve"> </w:t>
+      </w:r>
+      <w:proofErr w:type="spellStart"/>
+      <w:r>
+        <w:rPr>
+          <w:rFonts w:ascii="Consolas" w:hAnsi="Consolas" w:cs="Times New Roman"/>
+          <w:sz w:val="18"/>
+          <w:szCs w:val="18"/>
+          <w:lang w:val="en-US"/>
+        </w:rPr>
+        <w:t>быть</w:t>
+      </w:r>
+      <w:proofErr w:type="spellEnd"/>
+      <w:r>
+        <w:rPr>
+          <w:rFonts w:ascii="Consolas" w:hAnsi="Consolas" w:cs="Times New Roman"/>
+          <w:sz w:val="18"/>
+          <w:szCs w:val="18"/>
+          <w:lang w:val="en-US"/>
+        </w:rPr>
+        <w:t xml:space="preserve"> &gt;= 2");</w:t>
       </w:r>
     </w:p>
     <w:p>
@@ -4538,7 +6840,47 @@
           <w:szCs w:val="18"/>
           <w:lang w:val="en-US"/>
         </w:rPr>
-        <w:t xml:space="preserve">        List&lt;Long&gt; factors = new ArrayList&lt;&gt;();</w:t>
+        <w:t xml:space="preserve">        List&lt;Long&gt; factors = new </w:t>
+      </w:r>
+      <w:proofErr w:type="spellStart"/>
+      <w:r>
+        <w:rPr>
+          <w:rFonts w:ascii="Consolas" w:hAnsi="Consolas" w:cs="Times New Roman"/>
+          <w:sz w:val="18"/>
+          <w:szCs w:val="18"/>
+          <w:lang w:val="en-US"/>
+        </w:rPr>
+        <w:t>ArrayList</w:t>
+      </w:r>
+      <w:proofErr w:type="spellEnd"/>
+      <w:r>
+        <w:rPr>
+          <w:rFonts w:ascii="Consolas" w:hAnsi="Consolas" w:cs="Times New Roman"/>
+          <w:sz w:val="18"/>
+          <w:szCs w:val="18"/>
+          <w:lang w:val="en-US"/>
+        </w:rPr>
+        <w:t>&lt;</w:t>
+      </w:r>
+      <w:proofErr w:type="gramStart"/>
+      <w:r>
+        <w:rPr>
+          <w:rFonts w:ascii="Consolas" w:hAnsi="Consolas" w:cs="Times New Roman"/>
+          <w:sz w:val="18"/>
+          <w:szCs w:val="18"/>
+          <w:lang w:val="en-US"/>
+        </w:rPr>
+        <w:t>&gt;(</w:t>
+      </w:r>
+      <w:proofErr w:type="gramEnd"/>
+      <w:r>
+        <w:rPr>
+          <w:rFonts w:ascii="Consolas" w:hAnsi="Consolas" w:cs="Times New Roman"/>
+          <w:sz w:val="18"/>
+          <w:szCs w:val="18"/>
+          <w:lang w:val="en-US"/>
+        </w:rPr>
+        <w:t>);</w:t>
       </w:r>
     </w:p>
     <w:p>
@@ -4589,8 +6931,39 @@
           <w:szCs w:val="18"/>
           <w:lang w:val="en-US"/>
         </w:rPr>
-        <w:t xml:space="preserve">        // Выносим двойки</w:t>
-      </w:r>
+        <w:t xml:space="preserve">        // </w:t>
+      </w:r>
+      <w:proofErr w:type="spellStart"/>
+      <w:r>
+        <w:rPr>
+          <w:rFonts w:ascii="Consolas" w:hAnsi="Consolas" w:cs="Times New Roman"/>
+          <w:sz w:val="18"/>
+          <w:szCs w:val="18"/>
+          <w:lang w:val="en-US"/>
+        </w:rPr>
+        <w:t>Выносим</w:t>
+      </w:r>
+      <w:proofErr w:type="spellEnd"/>
+      <w:r>
+        <w:rPr>
+          <w:rFonts w:ascii="Consolas" w:hAnsi="Consolas" w:cs="Times New Roman"/>
+          <w:sz w:val="18"/>
+          <w:szCs w:val="18"/>
+          <w:lang w:val="en-US"/>
+        </w:rPr>
+        <w:t xml:space="preserve"> </w:t>
+      </w:r>
+      <w:proofErr w:type="spellStart"/>
+      <w:r>
+        <w:rPr>
+          <w:rFonts w:ascii="Consolas" w:hAnsi="Consolas" w:cs="Times New Roman"/>
+          <w:sz w:val="18"/>
+          <w:szCs w:val="18"/>
+          <w:lang w:val="en-US"/>
+        </w:rPr>
+        <w:t>двойки</w:t>
+      </w:r>
+      <w:proofErr w:type="spellEnd"/>
     </w:p>
     <w:p>
       <w:pPr>
@@ -4779,7 +7152,87 @@
           <w:szCs w:val="18"/>
           <w:lang w:val="en-US"/>
         </w:rPr>
-        <w:t>for (long i = 3; i * i &lt;= num; i += 2) {</w:t>
+        <w:t xml:space="preserve">for (long </w:t>
+      </w:r>
+      <w:proofErr w:type="spellStart"/>
+      <w:r>
+        <w:rPr>
+          <w:rFonts w:ascii="Consolas" w:hAnsi="Consolas" w:cs="Times New Roman"/>
+          <w:sz w:val="18"/>
+          <w:szCs w:val="18"/>
+          <w:lang w:val="en-US"/>
+        </w:rPr>
+        <w:t>i</w:t>
+      </w:r>
+      <w:proofErr w:type="spellEnd"/>
+      <w:r>
+        <w:rPr>
+          <w:rFonts w:ascii="Consolas" w:hAnsi="Consolas" w:cs="Times New Roman"/>
+          <w:sz w:val="18"/>
+          <w:szCs w:val="18"/>
+          <w:lang w:val="en-US"/>
+        </w:rPr>
+        <w:t xml:space="preserve"> = 3; </w:t>
+      </w:r>
+      <w:proofErr w:type="spellStart"/>
+      <w:r>
+        <w:rPr>
+          <w:rFonts w:ascii="Consolas" w:hAnsi="Consolas" w:cs="Times New Roman"/>
+          <w:sz w:val="18"/>
+          <w:szCs w:val="18"/>
+          <w:lang w:val="en-US"/>
+        </w:rPr>
+        <w:t>i</w:t>
+      </w:r>
+      <w:proofErr w:type="spellEnd"/>
+      <w:r>
+        <w:rPr>
+          <w:rFonts w:ascii="Consolas" w:hAnsi="Consolas" w:cs="Times New Roman"/>
+          <w:sz w:val="18"/>
+          <w:szCs w:val="18"/>
+          <w:lang w:val="en-US"/>
+        </w:rPr>
+        <w:t xml:space="preserve"> * </w:t>
+      </w:r>
+      <w:proofErr w:type="spellStart"/>
+      <w:r>
+        <w:rPr>
+          <w:rFonts w:ascii="Consolas" w:hAnsi="Consolas" w:cs="Times New Roman"/>
+          <w:sz w:val="18"/>
+          <w:szCs w:val="18"/>
+          <w:lang w:val="en-US"/>
+        </w:rPr>
+        <w:t>i</w:t>
+      </w:r>
+      <w:proofErr w:type="spellEnd"/>
+      <w:r>
+        <w:rPr>
+          <w:rFonts w:ascii="Consolas" w:hAnsi="Consolas" w:cs="Times New Roman"/>
+          <w:sz w:val="18"/>
+          <w:szCs w:val="18"/>
+          <w:lang w:val="en-US"/>
+        </w:rPr>
+        <w:t xml:space="preserve"> &lt;= num; </w:t>
+      </w:r>
+      <w:proofErr w:type="spellStart"/>
+      <w:r>
+        <w:rPr>
+          <w:rFonts w:ascii="Consolas" w:hAnsi="Consolas" w:cs="Times New Roman"/>
+          <w:sz w:val="18"/>
+          <w:szCs w:val="18"/>
+          <w:lang w:val="en-US"/>
+        </w:rPr>
+        <w:t>i</w:t>
+      </w:r>
+      <w:proofErr w:type="spellEnd"/>
+      <w:r>
+        <w:rPr>
+          <w:rFonts w:ascii="Consolas" w:hAnsi="Consolas" w:cs="Times New Roman"/>
+          <w:sz w:val="18"/>
+          <w:szCs w:val="18"/>
+          <w:lang w:val="en-US"/>
+        </w:rPr>
+        <w:t xml:space="preserve"> += 2) {</w:t>
       </w:r>
     </w:p>
     <w:p>
@@ -4800,27 +7253,87 @@
           <w:lang w:val="en-US"/>
         </w:rPr>
         <w:lastRenderedPageBreak/>
-        <w:t xml:space="preserve">            while (num % i == 0) {</w:t>
-      </w:r>
-    </w:p>
-    <w:p>
-      <w:pPr>
-        <w:spacing w:line="278" w:lineRule="auto"/>
-        <w:rPr>
-          <w:rFonts w:ascii="Consolas" w:hAnsi="Consolas" w:cs="Times New Roman"/>
-          <w:sz w:val="18"/>
-          <w:szCs w:val="18"/>
-          <w:lang w:val="en-US"/>
-        </w:rPr>
-      </w:pPr>
-      <w:r>
-        <w:rPr>
-          <w:rFonts w:ascii="Consolas" w:hAnsi="Consolas" w:cs="Times New Roman"/>
-          <w:sz w:val="18"/>
-          <w:szCs w:val="18"/>
-          <w:lang w:val="en-US"/>
-        </w:rPr>
-        <w:t xml:space="preserve">                factors.add(i);</w:t>
+        <w:t xml:space="preserve">            while (num % </w:t>
+      </w:r>
+      <w:proofErr w:type="spellStart"/>
+      <w:r>
+        <w:rPr>
+          <w:rFonts w:ascii="Consolas" w:hAnsi="Consolas" w:cs="Times New Roman"/>
+          <w:sz w:val="18"/>
+          <w:szCs w:val="18"/>
+          <w:lang w:val="en-US"/>
+        </w:rPr>
+        <w:t>i</w:t>
+      </w:r>
+      <w:proofErr w:type="spellEnd"/>
+      <w:r>
+        <w:rPr>
+          <w:rFonts w:ascii="Consolas" w:hAnsi="Consolas" w:cs="Times New Roman"/>
+          <w:sz w:val="18"/>
+          <w:szCs w:val="18"/>
+          <w:lang w:val="en-US"/>
+        </w:rPr>
+        <w:t xml:space="preserve"> == 0) {</w:t>
+      </w:r>
+    </w:p>
+    <w:p>
+      <w:pPr>
+        <w:spacing w:line="278" w:lineRule="auto"/>
+        <w:rPr>
+          <w:rFonts w:ascii="Consolas" w:hAnsi="Consolas" w:cs="Times New Roman"/>
+          <w:sz w:val="18"/>
+          <w:szCs w:val="18"/>
+          <w:lang w:val="en-US"/>
+        </w:rPr>
+      </w:pPr>
+      <w:r>
+        <w:rPr>
+          <w:rFonts w:ascii="Consolas" w:hAnsi="Consolas" w:cs="Times New Roman"/>
+          <w:sz w:val="18"/>
+          <w:szCs w:val="18"/>
+          <w:lang w:val="en-US"/>
+        </w:rPr>
+        <w:t xml:space="preserve">                </w:t>
+      </w:r>
+      <w:proofErr w:type="spellStart"/>
+      <w:r>
+        <w:rPr>
+          <w:rFonts w:ascii="Consolas" w:hAnsi="Consolas" w:cs="Times New Roman"/>
+          <w:sz w:val="18"/>
+          <w:szCs w:val="18"/>
+          <w:lang w:val="en-US"/>
+        </w:rPr>
+        <w:t>factors.add</w:t>
+      </w:r>
+      <w:proofErr w:type="spellEnd"/>
+      <w:r>
+        <w:rPr>
+          <w:rFonts w:ascii="Consolas" w:hAnsi="Consolas" w:cs="Times New Roman"/>
+          <w:sz w:val="18"/>
+          <w:szCs w:val="18"/>
+          <w:lang w:val="en-US"/>
+        </w:rPr>
+        <w:t>(</w:t>
+      </w:r>
+      <w:proofErr w:type="spellStart"/>
+      <w:r>
+        <w:rPr>
+          <w:rFonts w:ascii="Consolas" w:hAnsi="Consolas" w:cs="Times New Roman"/>
+          <w:sz w:val="18"/>
+          <w:szCs w:val="18"/>
+          <w:lang w:val="en-US"/>
+        </w:rPr>
+        <w:t>i</w:t>
+      </w:r>
+      <w:proofErr w:type="spellEnd"/>
+      <w:r>
+        <w:rPr>
+          <w:rFonts w:ascii="Consolas" w:hAnsi="Consolas" w:cs="Times New Roman"/>
+          <w:sz w:val="18"/>
+          <w:szCs w:val="18"/>
+          <w:lang w:val="en-US"/>
+        </w:rPr>
+        <w:t>);</w:t>
       </w:r>
     </w:p>
     <w:p>
@@ -4849,6 +7362,7 @@
         </w:rPr>
         <w:t xml:space="preserve"> /= </w:t>
       </w:r>
+      <w:proofErr w:type="spellStart"/>
       <w:r>
         <w:rPr>
           <w:rFonts w:ascii="Consolas" w:hAnsi="Consolas" w:cs="Times New Roman"/>
@@ -4858,6 +7372,7 @@
         </w:rPr>
         <w:t>i</w:t>
       </w:r>
+      <w:proofErr w:type="spellEnd"/>
       <w:r>
         <w:rPr>
           <w:rFonts w:ascii="Consolas" w:hAnsi="Consolas" w:cs="Times New Roman"/>
@@ -4976,7 +7491,27 @@
           <w:szCs w:val="18"/>
           <w:lang w:val="en-US"/>
         </w:rPr>
-        <w:t xml:space="preserve">            factors.add(num);</w:t>
+        <w:t xml:space="preserve">            </w:t>
+      </w:r>
+      <w:proofErr w:type="spellStart"/>
+      <w:r>
+        <w:rPr>
+          <w:rFonts w:ascii="Consolas" w:hAnsi="Consolas" w:cs="Times New Roman"/>
+          <w:sz w:val="18"/>
+          <w:szCs w:val="18"/>
+          <w:lang w:val="en-US"/>
+        </w:rPr>
+        <w:t>factors.add</w:t>
+      </w:r>
+      <w:proofErr w:type="spellEnd"/>
+      <w:r>
+        <w:rPr>
+          <w:rFonts w:ascii="Consolas" w:hAnsi="Consolas" w:cs="Times New Roman"/>
+          <w:sz w:val="18"/>
+          <w:szCs w:val="18"/>
+          <w:lang w:val="en-US"/>
+        </w:rPr>
+        <w:t>(num);</w:t>
       </w:r>
     </w:p>
     <w:p>
@@ -5177,67 +7712,191 @@
           <w:szCs w:val="18"/>
           <w:lang w:val="en-US"/>
         </w:rPr>
-        <w:t xml:space="preserve">    public Map&lt;Long, Integer&gt; getFactorMap(long n) {</w:t>
-      </w:r>
-    </w:p>
-    <w:p>
-      <w:pPr>
-        <w:spacing w:line="278" w:lineRule="auto"/>
-        <w:rPr>
-          <w:rFonts w:ascii="Consolas" w:hAnsi="Consolas" w:cs="Times New Roman"/>
-          <w:sz w:val="18"/>
-          <w:szCs w:val="18"/>
-          <w:lang w:val="en-US"/>
-        </w:rPr>
-      </w:pPr>
-      <w:r>
-        <w:rPr>
-          <w:rFonts w:ascii="Consolas" w:hAnsi="Consolas" w:cs="Times New Roman"/>
-          <w:sz w:val="18"/>
-          <w:szCs w:val="18"/>
-          <w:lang w:val="en-US"/>
-        </w:rPr>
-        <w:t xml:space="preserve">        Map&lt;Long, Integer&gt; map = new HashMap&lt;&gt;();</w:t>
-      </w:r>
-    </w:p>
-    <w:p>
-      <w:pPr>
-        <w:spacing w:line="278" w:lineRule="auto"/>
-        <w:rPr>
-          <w:rFonts w:ascii="Consolas" w:hAnsi="Consolas" w:cs="Times New Roman"/>
-          <w:sz w:val="18"/>
-          <w:szCs w:val="18"/>
-          <w:lang w:val="en-US"/>
-        </w:rPr>
-      </w:pPr>
-      <w:r>
-        <w:rPr>
-          <w:rFonts w:ascii="Consolas" w:hAnsi="Consolas" w:cs="Times New Roman"/>
-          <w:sz w:val="18"/>
-          <w:szCs w:val="18"/>
-          <w:lang w:val="en-US"/>
-        </w:rPr>
-        <w:t xml:space="preserve">        for (long factor : factorize(n)) {</w:t>
-      </w:r>
-    </w:p>
-    <w:p>
-      <w:pPr>
-        <w:spacing w:line="278" w:lineRule="auto"/>
-        <w:rPr>
-          <w:rFonts w:ascii="Consolas" w:hAnsi="Consolas" w:cs="Times New Roman"/>
-          <w:sz w:val="18"/>
-          <w:szCs w:val="18"/>
-          <w:lang w:val="en-US"/>
-        </w:rPr>
-      </w:pPr>
-      <w:r>
-        <w:rPr>
-          <w:rFonts w:ascii="Consolas" w:hAnsi="Consolas" w:cs="Times New Roman"/>
-          <w:sz w:val="18"/>
-          <w:szCs w:val="18"/>
-          <w:lang w:val="en-US"/>
-        </w:rPr>
-        <w:t xml:space="preserve">            map.put(factor, map.getOrDefault(factor, 0) + 1);</w:t>
+        <w:t xml:space="preserve">    public Map&lt;Long, Integer&gt; </w:t>
+      </w:r>
+      <w:proofErr w:type="spellStart"/>
+      <w:proofErr w:type="gramStart"/>
+      <w:r>
+        <w:rPr>
+          <w:rFonts w:ascii="Consolas" w:hAnsi="Consolas" w:cs="Times New Roman"/>
+          <w:sz w:val="18"/>
+          <w:szCs w:val="18"/>
+          <w:lang w:val="en-US"/>
+        </w:rPr>
+        <w:t>getFactorMap</w:t>
+      </w:r>
+      <w:proofErr w:type="spellEnd"/>
+      <w:r>
+        <w:rPr>
+          <w:rFonts w:ascii="Consolas" w:hAnsi="Consolas" w:cs="Times New Roman"/>
+          <w:sz w:val="18"/>
+          <w:szCs w:val="18"/>
+          <w:lang w:val="en-US"/>
+        </w:rPr>
+        <w:t>(</w:t>
+      </w:r>
+      <w:proofErr w:type="gramEnd"/>
+      <w:r>
+        <w:rPr>
+          <w:rFonts w:ascii="Consolas" w:hAnsi="Consolas" w:cs="Times New Roman"/>
+          <w:sz w:val="18"/>
+          <w:szCs w:val="18"/>
+          <w:lang w:val="en-US"/>
+        </w:rPr>
+        <w:t>long n) {</w:t>
+      </w:r>
+    </w:p>
+    <w:p>
+      <w:pPr>
+        <w:spacing w:line="278" w:lineRule="auto"/>
+        <w:rPr>
+          <w:rFonts w:ascii="Consolas" w:hAnsi="Consolas" w:cs="Times New Roman"/>
+          <w:sz w:val="18"/>
+          <w:szCs w:val="18"/>
+          <w:lang w:val="en-US"/>
+        </w:rPr>
+      </w:pPr>
+      <w:r>
+        <w:rPr>
+          <w:rFonts w:ascii="Consolas" w:hAnsi="Consolas" w:cs="Times New Roman"/>
+          <w:sz w:val="18"/>
+          <w:szCs w:val="18"/>
+          <w:lang w:val="en-US"/>
+        </w:rPr>
+        <w:t xml:space="preserve">        Map&lt;Long, Integer&gt; map = new HashMap&lt;</w:t>
+      </w:r>
+      <w:proofErr w:type="gramStart"/>
+      <w:r>
+        <w:rPr>
+          <w:rFonts w:ascii="Consolas" w:hAnsi="Consolas" w:cs="Times New Roman"/>
+          <w:sz w:val="18"/>
+          <w:szCs w:val="18"/>
+          <w:lang w:val="en-US"/>
+        </w:rPr>
+        <w:t>&gt;(</w:t>
+      </w:r>
+      <w:proofErr w:type="gramEnd"/>
+      <w:r>
+        <w:rPr>
+          <w:rFonts w:ascii="Consolas" w:hAnsi="Consolas" w:cs="Times New Roman"/>
+          <w:sz w:val="18"/>
+          <w:szCs w:val="18"/>
+          <w:lang w:val="en-US"/>
+        </w:rPr>
+        <w:t>);</w:t>
+      </w:r>
+    </w:p>
+    <w:p>
+      <w:pPr>
+        <w:spacing w:line="278" w:lineRule="auto"/>
+        <w:rPr>
+          <w:rFonts w:ascii="Consolas" w:hAnsi="Consolas" w:cs="Times New Roman"/>
+          <w:sz w:val="18"/>
+          <w:szCs w:val="18"/>
+          <w:lang w:val="en-US"/>
+        </w:rPr>
+      </w:pPr>
+      <w:r>
+        <w:rPr>
+          <w:rFonts w:ascii="Consolas" w:hAnsi="Consolas" w:cs="Times New Roman"/>
+          <w:sz w:val="18"/>
+          <w:szCs w:val="18"/>
+          <w:lang w:val="en-US"/>
+        </w:rPr>
+        <w:t xml:space="preserve">        for (long </w:t>
+      </w:r>
+      <w:proofErr w:type="gramStart"/>
+      <w:r>
+        <w:rPr>
+          <w:rFonts w:ascii="Consolas" w:hAnsi="Consolas" w:cs="Times New Roman"/>
+          <w:sz w:val="18"/>
+          <w:szCs w:val="18"/>
+          <w:lang w:val="en-US"/>
+        </w:rPr>
+        <w:t>factor :</w:t>
+      </w:r>
+      <w:proofErr w:type="gramEnd"/>
+      <w:r>
+        <w:rPr>
+          <w:rFonts w:ascii="Consolas" w:hAnsi="Consolas" w:cs="Times New Roman"/>
+          <w:sz w:val="18"/>
+          <w:szCs w:val="18"/>
+          <w:lang w:val="en-US"/>
+        </w:rPr>
+        <w:t xml:space="preserve"> factorize(n)) {</w:t>
+      </w:r>
+    </w:p>
+    <w:p>
+      <w:pPr>
+        <w:spacing w:line="278" w:lineRule="auto"/>
+        <w:rPr>
+          <w:rFonts w:ascii="Consolas" w:hAnsi="Consolas" w:cs="Times New Roman"/>
+          <w:sz w:val="18"/>
+          <w:szCs w:val="18"/>
+          <w:lang w:val="en-US"/>
+        </w:rPr>
+      </w:pPr>
+      <w:r>
+        <w:rPr>
+          <w:rFonts w:ascii="Consolas" w:hAnsi="Consolas" w:cs="Times New Roman"/>
+          <w:sz w:val="18"/>
+          <w:szCs w:val="18"/>
+          <w:lang w:val="en-US"/>
+        </w:rPr>
+        <w:t xml:space="preserve">            </w:t>
+      </w:r>
+      <w:proofErr w:type="spellStart"/>
+      <w:proofErr w:type="gramStart"/>
+      <w:r>
+        <w:rPr>
+          <w:rFonts w:ascii="Consolas" w:hAnsi="Consolas" w:cs="Times New Roman"/>
+          <w:sz w:val="18"/>
+          <w:szCs w:val="18"/>
+          <w:lang w:val="en-US"/>
+        </w:rPr>
+        <w:t>map.put</w:t>
+      </w:r>
+      <w:proofErr w:type="spellEnd"/>
+      <w:r>
+        <w:rPr>
+          <w:rFonts w:ascii="Consolas" w:hAnsi="Consolas" w:cs="Times New Roman"/>
+          <w:sz w:val="18"/>
+          <w:szCs w:val="18"/>
+          <w:lang w:val="en-US"/>
+        </w:rPr>
+        <w:t>(</w:t>
+      </w:r>
+      <w:proofErr w:type="gramEnd"/>
+      <w:r>
+        <w:rPr>
+          <w:rFonts w:ascii="Consolas" w:hAnsi="Consolas" w:cs="Times New Roman"/>
+          <w:sz w:val="18"/>
+          <w:szCs w:val="18"/>
+          <w:lang w:val="en-US"/>
+        </w:rPr>
+        <w:t xml:space="preserve">factor, </w:t>
+      </w:r>
+      <w:proofErr w:type="spellStart"/>
+      <w:proofErr w:type="gramStart"/>
+      <w:r>
+        <w:rPr>
+          <w:rFonts w:ascii="Consolas" w:hAnsi="Consolas" w:cs="Times New Roman"/>
+          <w:sz w:val="18"/>
+          <w:szCs w:val="18"/>
+          <w:lang w:val="en-US"/>
+        </w:rPr>
+        <w:t>map.getOrDefault</w:t>
+      </w:r>
+      <w:proofErr w:type="spellEnd"/>
+      <w:proofErr w:type="gramEnd"/>
+      <w:r>
+        <w:rPr>
+          <w:rFonts w:ascii="Consolas" w:hAnsi="Consolas" w:cs="Times New Roman"/>
+          <w:sz w:val="18"/>
+          <w:szCs w:val="18"/>
+          <w:lang w:val="en-US"/>
+        </w:rPr>
+        <w:t>(factor, 0) + 1);</w:t>
       </w:r>
     </w:p>
     <w:p>
@@ -5348,7 +8007,47 @@
           <w:szCs w:val="18"/>
           <w:lang w:val="en-US"/>
         </w:rPr>
-        <w:t xml:space="preserve">     * Красивая строка: 12 = 2^2 * 3.</w:t>
+        <w:t xml:space="preserve">     * </w:t>
+      </w:r>
+      <w:proofErr w:type="spellStart"/>
+      <w:r>
+        <w:rPr>
+          <w:rFonts w:ascii="Consolas" w:hAnsi="Consolas" w:cs="Times New Roman"/>
+          <w:sz w:val="18"/>
+          <w:szCs w:val="18"/>
+          <w:lang w:val="en-US"/>
+        </w:rPr>
+        <w:t>Красивая</w:t>
+      </w:r>
+      <w:proofErr w:type="spellEnd"/>
+      <w:r>
+        <w:rPr>
+          <w:rFonts w:ascii="Consolas" w:hAnsi="Consolas" w:cs="Times New Roman"/>
+          <w:sz w:val="18"/>
+          <w:szCs w:val="18"/>
+          <w:lang w:val="en-US"/>
+        </w:rPr>
+        <w:t xml:space="preserve"> </w:t>
+      </w:r>
+      <w:proofErr w:type="spellStart"/>
+      <w:r>
+        <w:rPr>
+          <w:rFonts w:ascii="Consolas" w:hAnsi="Consolas" w:cs="Times New Roman"/>
+          <w:sz w:val="18"/>
+          <w:szCs w:val="18"/>
+          <w:lang w:val="en-US"/>
+        </w:rPr>
+        <w:t>строка</w:t>
+      </w:r>
+      <w:proofErr w:type="spellEnd"/>
+      <w:r>
+        <w:rPr>
+          <w:rFonts w:ascii="Consolas" w:hAnsi="Consolas" w:cs="Times New Roman"/>
+          <w:sz w:val="18"/>
+          <w:szCs w:val="18"/>
+          <w:lang w:val="en-US"/>
+        </w:rPr>
+        <w:t>: 12 = 2^2 * 3.</w:t>
       </w:r>
     </w:p>
     <w:p>
@@ -5388,138 +8087,375 @@
           <w:szCs w:val="18"/>
           <w:lang w:val="en-US"/>
         </w:rPr>
-        <w:t xml:space="preserve">    public String toString(long n) {</w:t>
-      </w:r>
-    </w:p>
-    <w:p>
-      <w:pPr>
-        <w:spacing w:line="278" w:lineRule="auto"/>
-        <w:rPr>
-          <w:rFonts w:ascii="Consolas" w:hAnsi="Consolas" w:cs="Times New Roman"/>
-          <w:sz w:val="18"/>
-          <w:szCs w:val="18"/>
-          <w:lang w:val="en-US"/>
-        </w:rPr>
-      </w:pPr>
-      <w:r>
-        <w:rPr>
-          <w:rFonts w:ascii="Consolas" w:hAnsi="Consolas" w:cs="Times New Roman"/>
-          <w:sz w:val="18"/>
-          <w:szCs w:val="18"/>
-          <w:lang w:val="en-US"/>
-        </w:rPr>
-        <w:t xml:space="preserve">        Map&lt;Long, Integer&gt; map = getFactorMap(n);</w:t>
-      </w:r>
-    </w:p>
-    <w:p>
-      <w:pPr>
-        <w:spacing w:line="278" w:lineRule="auto"/>
-        <w:rPr>
-          <w:rFonts w:ascii="Consolas" w:hAnsi="Consolas" w:cs="Times New Roman"/>
-          <w:sz w:val="18"/>
-          <w:szCs w:val="18"/>
-          <w:lang w:val="en-US"/>
-        </w:rPr>
-      </w:pPr>
-      <w:r>
-        <w:rPr>
-          <w:rFonts w:ascii="Consolas" w:hAnsi="Consolas" w:cs="Times New Roman"/>
-          <w:sz w:val="18"/>
-          <w:szCs w:val="18"/>
-          <w:lang w:val="en-US"/>
-        </w:rPr>
-        <w:t xml:space="preserve">        StringBuilder sb = new StringBuilder();</w:t>
-      </w:r>
-    </w:p>
-    <w:p>
-      <w:pPr>
-        <w:spacing w:line="278" w:lineRule="auto"/>
-        <w:rPr>
-          <w:rFonts w:ascii="Consolas" w:hAnsi="Consolas" w:cs="Times New Roman"/>
-          <w:sz w:val="18"/>
-          <w:szCs w:val="18"/>
-          <w:lang w:val="en-US"/>
-        </w:rPr>
-      </w:pPr>
-      <w:r>
-        <w:rPr>
-          <w:rFonts w:ascii="Consolas" w:hAnsi="Consolas" w:cs="Times New Roman"/>
-          <w:sz w:val="18"/>
-          <w:szCs w:val="18"/>
-          <w:lang w:val="en-US"/>
-        </w:rPr>
-        <w:t xml:space="preserve">        sb.append(n).append(" = ");</w:t>
-      </w:r>
-    </w:p>
-    <w:p>
-      <w:pPr>
-        <w:spacing w:line="278" w:lineRule="auto"/>
-        <w:rPr>
-          <w:rFonts w:ascii="Consolas" w:hAnsi="Consolas" w:cs="Times New Roman"/>
-          <w:sz w:val="18"/>
-          <w:szCs w:val="18"/>
-          <w:lang w:val="en-US"/>
-        </w:rPr>
-      </w:pPr>
-    </w:p>
-    <w:p>
-      <w:pPr>
-        <w:spacing w:line="278" w:lineRule="auto"/>
-        <w:rPr>
-          <w:rFonts w:ascii="Consolas" w:hAnsi="Consolas" w:cs="Times New Roman"/>
-          <w:sz w:val="18"/>
-          <w:szCs w:val="18"/>
-          <w:lang w:val="en-US"/>
-        </w:rPr>
-      </w:pPr>
-      <w:r>
-        <w:rPr>
-          <w:rFonts w:ascii="Consolas" w:hAnsi="Consolas" w:cs="Times New Roman"/>
-          <w:sz w:val="18"/>
-          <w:szCs w:val="18"/>
-          <w:lang w:val="en-US"/>
-        </w:rPr>
-        <w:t xml:space="preserve">        boolean first = true;</w:t>
-      </w:r>
-    </w:p>
-    <w:p>
-      <w:pPr>
-        <w:spacing w:line="278" w:lineRule="auto"/>
-        <w:rPr>
-          <w:rFonts w:ascii="Consolas" w:hAnsi="Consolas" w:cs="Times New Roman"/>
-          <w:sz w:val="18"/>
-          <w:szCs w:val="18"/>
-          <w:lang w:val="en-US"/>
-        </w:rPr>
-      </w:pPr>
-      <w:r>
-        <w:rPr>
-          <w:rFonts w:ascii="Consolas" w:hAnsi="Consolas" w:cs="Times New Roman"/>
-          <w:sz w:val="18"/>
-          <w:szCs w:val="18"/>
-          <w:lang w:val="en-US"/>
-        </w:rPr>
-        <w:t xml:space="preserve">        for (Map.Entry&lt;Long, Integer&gt; entry : map.entrySet()) {</w:t>
-      </w:r>
-    </w:p>
-    <w:p>
-      <w:pPr>
-        <w:spacing w:line="278" w:lineRule="auto"/>
-        <w:rPr>
-          <w:rFonts w:ascii="Consolas" w:hAnsi="Consolas" w:cs="Times New Roman"/>
-          <w:sz w:val="18"/>
-          <w:szCs w:val="18"/>
-          <w:lang w:val="en-US"/>
-        </w:rPr>
-      </w:pPr>
-      <w:r>
-        <w:rPr>
-          <w:rFonts w:ascii="Consolas" w:hAnsi="Consolas" w:cs="Times New Roman"/>
-          <w:sz w:val="18"/>
-          <w:szCs w:val="18"/>
-          <w:lang w:val="en-US"/>
-        </w:rPr>
-        <w:t xml:space="preserve">            if (!first) sb.append(" * ");</w:t>
+        <w:t xml:space="preserve">    public String </w:t>
+      </w:r>
+      <w:proofErr w:type="spellStart"/>
+      <w:proofErr w:type="gramStart"/>
+      <w:r>
+        <w:rPr>
+          <w:rFonts w:ascii="Consolas" w:hAnsi="Consolas" w:cs="Times New Roman"/>
+          <w:sz w:val="18"/>
+          <w:szCs w:val="18"/>
+          <w:lang w:val="en-US"/>
+        </w:rPr>
+        <w:t>toString</w:t>
+      </w:r>
+      <w:proofErr w:type="spellEnd"/>
+      <w:r>
+        <w:rPr>
+          <w:rFonts w:ascii="Consolas" w:hAnsi="Consolas" w:cs="Times New Roman"/>
+          <w:sz w:val="18"/>
+          <w:szCs w:val="18"/>
+          <w:lang w:val="en-US"/>
+        </w:rPr>
+        <w:t>(</w:t>
+      </w:r>
+      <w:proofErr w:type="gramEnd"/>
+      <w:r>
+        <w:rPr>
+          <w:rFonts w:ascii="Consolas" w:hAnsi="Consolas" w:cs="Times New Roman"/>
+          <w:sz w:val="18"/>
+          <w:szCs w:val="18"/>
+          <w:lang w:val="en-US"/>
+        </w:rPr>
+        <w:t>long n) {</w:t>
+      </w:r>
+    </w:p>
+    <w:p>
+      <w:pPr>
+        <w:spacing w:line="278" w:lineRule="auto"/>
+        <w:rPr>
+          <w:rFonts w:ascii="Consolas" w:hAnsi="Consolas" w:cs="Times New Roman"/>
+          <w:sz w:val="18"/>
+          <w:szCs w:val="18"/>
+          <w:lang w:val="en-US"/>
+        </w:rPr>
+      </w:pPr>
+      <w:r>
+        <w:rPr>
+          <w:rFonts w:ascii="Consolas" w:hAnsi="Consolas" w:cs="Times New Roman"/>
+          <w:sz w:val="18"/>
+          <w:szCs w:val="18"/>
+          <w:lang w:val="en-US"/>
+        </w:rPr>
+        <w:t xml:space="preserve">        Map&lt;Long, Integer&gt; map = </w:t>
+      </w:r>
+      <w:proofErr w:type="spellStart"/>
+      <w:r>
+        <w:rPr>
+          <w:rFonts w:ascii="Consolas" w:hAnsi="Consolas" w:cs="Times New Roman"/>
+          <w:sz w:val="18"/>
+          <w:szCs w:val="18"/>
+          <w:lang w:val="en-US"/>
+        </w:rPr>
+        <w:t>getFactorMap</w:t>
+      </w:r>
+      <w:proofErr w:type="spellEnd"/>
+      <w:r>
+        <w:rPr>
+          <w:rFonts w:ascii="Consolas" w:hAnsi="Consolas" w:cs="Times New Roman"/>
+          <w:sz w:val="18"/>
+          <w:szCs w:val="18"/>
+          <w:lang w:val="en-US"/>
+        </w:rPr>
+        <w:t>(n);</w:t>
+      </w:r>
+    </w:p>
+    <w:p>
+      <w:pPr>
+        <w:spacing w:line="278" w:lineRule="auto"/>
+        <w:rPr>
+          <w:rFonts w:ascii="Consolas" w:hAnsi="Consolas" w:cs="Times New Roman"/>
+          <w:sz w:val="18"/>
+          <w:szCs w:val="18"/>
+          <w:lang w:val="en-US"/>
+        </w:rPr>
+      </w:pPr>
+      <w:r>
+        <w:rPr>
+          <w:rFonts w:ascii="Consolas" w:hAnsi="Consolas" w:cs="Times New Roman"/>
+          <w:sz w:val="18"/>
+          <w:szCs w:val="18"/>
+          <w:lang w:val="en-US"/>
+        </w:rPr>
+        <w:t xml:space="preserve">        StringBuilder sb = new </w:t>
+      </w:r>
+      <w:proofErr w:type="gramStart"/>
+      <w:r>
+        <w:rPr>
+          <w:rFonts w:ascii="Consolas" w:hAnsi="Consolas" w:cs="Times New Roman"/>
+          <w:sz w:val="18"/>
+          <w:szCs w:val="18"/>
+          <w:lang w:val="en-US"/>
+        </w:rPr>
+        <w:t>StringBuilder(</w:t>
+      </w:r>
+      <w:proofErr w:type="gramEnd"/>
+      <w:r>
+        <w:rPr>
+          <w:rFonts w:ascii="Consolas" w:hAnsi="Consolas" w:cs="Times New Roman"/>
+          <w:sz w:val="18"/>
+          <w:szCs w:val="18"/>
+          <w:lang w:val="en-US"/>
+        </w:rPr>
+        <w:t>);</w:t>
+      </w:r>
+    </w:p>
+    <w:p>
+      <w:pPr>
+        <w:spacing w:line="278" w:lineRule="auto"/>
+        <w:rPr>
+          <w:rFonts w:ascii="Consolas" w:hAnsi="Consolas" w:cs="Times New Roman"/>
+          <w:sz w:val="18"/>
+          <w:szCs w:val="18"/>
+          <w:lang w:val="en-US"/>
+        </w:rPr>
+      </w:pPr>
+      <w:r>
+        <w:rPr>
+          <w:rFonts w:ascii="Consolas" w:hAnsi="Consolas" w:cs="Times New Roman"/>
+          <w:sz w:val="18"/>
+          <w:szCs w:val="18"/>
+          <w:lang w:val="en-US"/>
+        </w:rPr>
+        <w:t xml:space="preserve">        </w:t>
+      </w:r>
+      <w:proofErr w:type="spellStart"/>
+      <w:proofErr w:type="gramStart"/>
+      <w:r>
+        <w:rPr>
+          <w:rFonts w:ascii="Consolas" w:hAnsi="Consolas" w:cs="Times New Roman"/>
+          <w:sz w:val="18"/>
+          <w:szCs w:val="18"/>
+          <w:lang w:val="en-US"/>
+        </w:rPr>
+        <w:t>sb.append</w:t>
+      </w:r>
+      <w:proofErr w:type="spellEnd"/>
+      <w:proofErr w:type="gramEnd"/>
+      <w:r>
+        <w:rPr>
+          <w:rFonts w:ascii="Consolas" w:hAnsi="Consolas" w:cs="Times New Roman"/>
+          <w:sz w:val="18"/>
+          <w:szCs w:val="18"/>
+          <w:lang w:val="en-US"/>
+        </w:rPr>
+        <w:t>(n</w:t>
+      </w:r>
+      <w:proofErr w:type="gramStart"/>
+      <w:r>
+        <w:rPr>
+          <w:rFonts w:ascii="Consolas" w:hAnsi="Consolas" w:cs="Times New Roman"/>
+          <w:sz w:val="18"/>
+          <w:szCs w:val="18"/>
+          <w:lang w:val="en-US"/>
+        </w:rPr>
+        <w:t>).append</w:t>
+      </w:r>
+      <w:proofErr w:type="gramEnd"/>
+      <w:r>
+        <w:rPr>
+          <w:rFonts w:ascii="Consolas" w:hAnsi="Consolas" w:cs="Times New Roman"/>
+          <w:sz w:val="18"/>
+          <w:szCs w:val="18"/>
+          <w:lang w:val="en-US"/>
+        </w:rPr>
+        <w:t>(" = ");</w:t>
+      </w:r>
+    </w:p>
+    <w:p>
+      <w:pPr>
+        <w:spacing w:line="278" w:lineRule="auto"/>
+        <w:rPr>
+          <w:rFonts w:ascii="Consolas" w:hAnsi="Consolas" w:cs="Times New Roman"/>
+          <w:sz w:val="18"/>
+          <w:szCs w:val="18"/>
+          <w:lang w:val="en-US"/>
+        </w:rPr>
+      </w:pPr>
+    </w:p>
+    <w:p>
+      <w:pPr>
+        <w:spacing w:line="278" w:lineRule="auto"/>
+        <w:rPr>
+          <w:rFonts w:ascii="Consolas" w:hAnsi="Consolas" w:cs="Times New Roman"/>
+          <w:sz w:val="18"/>
+          <w:szCs w:val="18"/>
+          <w:lang w:val="en-US"/>
+        </w:rPr>
+      </w:pPr>
+      <w:r>
+        <w:rPr>
+          <w:rFonts w:ascii="Consolas" w:hAnsi="Consolas" w:cs="Times New Roman"/>
+          <w:sz w:val="18"/>
+          <w:szCs w:val="18"/>
+          <w:lang w:val="en-US"/>
+        </w:rPr>
+        <w:t xml:space="preserve">        </w:t>
+      </w:r>
+      <w:proofErr w:type="spellStart"/>
+      <w:r>
+        <w:rPr>
+          <w:rFonts w:ascii="Consolas" w:hAnsi="Consolas" w:cs="Times New Roman"/>
+          <w:sz w:val="18"/>
+          <w:szCs w:val="18"/>
+          <w:lang w:val="en-US"/>
+        </w:rPr>
+        <w:t>boolean</w:t>
+      </w:r>
+      <w:proofErr w:type="spellEnd"/>
+      <w:r>
+        <w:rPr>
+          <w:rFonts w:ascii="Consolas" w:hAnsi="Consolas" w:cs="Times New Roman"/>
+          <w:sz w:val="18"/>
+          <w:szCs w:val="18"/>
+          <w:lang w:val="en-US"/>
+        </w:rPr>
+        <w:t xml:space="preserve"> first = true;</w:t>
+      </w:r>
+    </w:p>
+    <w:p>
+      <w:pPr>
+        <w:spacing w:line="278" w:lineRule="auto"/>
+        <w:rPr>
+          <w:rFonts w:ascii="Consolas" w:hAnsi="Consolas" w:cs="Times New Roman"/>
+          <w:sz w:val="18"/>
+          <w:szCs w:val="18"/>
+          <w:lang w:val="en-US"/>
+        </w:rPr>
+      </w:pPr>
+      <w:r>
+        <w:rPr>
+          <w:rFonts w:ascii="Consolas" w:hAnsi="Consolas" w:cs="Times New Roman"/>
+          <w:sz w:val="18"/>
+          <w:szCs w:val="18"/>
+          <w:lang w:val="en-US"/>
+        </w:rPr>
+        <w:t xml:space="preserve">        for (</w:t>
+      </w:r>
+      <w:proofErr w:type="spellStart"/>
+      <w:r>
+        <w:rPr>
+          <w:rFonts w:ascii="Consolas" w:hAnsi="Consolas" w:cs="Times New Roman"/>
+          <w:sz w:val="18"/>
+          <w:szCs w:val="18"/>
+          <w:lang w:val="en-US"/>
+        </w:rPr>
+        <w:t>Map.Entry</w:t>
+      </w:r>
+      <w:proofErr w:type="spellEnd"/>
+      <w:r>
+        <w:rPr>
+          <w:rFonts w:ascii="Consolas" w:hAnsi="Consolas" w:cs="Times New Roman"/>
+          <w:sz w:val="18"/>
+          <w:szCs w:val="18"/>
+          <w:lang w:val="en-US"/>
+        </w:rPr>
+        <w:t xml:space="preserve">&lt;Long, Integer&gt; </w:t>
+      </w:r>
+      <w:proofErr w:type="gramStart"/>
+      <w:r>
+        <w:rPr>
+          <w:rFonts w:ascii="Consolas" w:hAnsi="Consolas" w:cs="Times New Roman"/>
+          <w:sz w:val="18"/>
+          <w:szCs w:val="18"/>
+          <w:lang w:val="en-US"/>
+        </w:rPr>
+        <w:t>entry :</w:t>
+      </w:r>
+      <w:proofErr w:type="gramEnd"/>
+      <w:r>
+        <w:rPr>
+          <w:rFonts w:ascii="Consolas" w:hAnsi="Consolas" w:cs="Times New Roman"/>
+          <w:sz w:val="18"/>
+          <w:szCs w:val="18"/>
+          <w:lang w:val="en-US"/>
+        </w:rPr>
+        <w:t xml:space="preserve"> </w:t>
+      </w:r>
+      <w:proofErr w:type="spellStart"/>
+      <w:proofErr w:type="gramStart"/>
+      <w:r>
+        <w:rPr>
+          <w:rFonts w:ascii="Consolas" w:hAnsi="Consolas" w:cs="Times New Roman"/>
+          <w:sz w:val="18"/>
+          <w:szCs w:val="18"/>
+          <w:lang w:val="en-US"/>
+        </w:rPr>
+        <w:t>map.entrySet</w:t>
+      </w:r>
+      <w:proofErr w:type="spellEnd"/>
+      <w:proofErr w:type="gramEnd"/>
+      <w:r>
+        <w:rPr>
+          <w:rFonts w:ascii="Consolas" w:hAnsi="Consolas" w:cs="Times New Roman"/>
+          <w:sz w:val="18"/>
+          <w:szCs w:val="18"/>
+          <w:lang w:val="en-US"/>
+        </w:rPr>
+        <w:t>()) {</w:t>
+      </w:r>
+    </w:p>
+    <w:p>
+      <w:pPr>
+        <w:spacing w:line="278" w:lineRule="auto"/>
+        <w:rPr>
+          <w:rFonts w:ascii="Consolas" w:hAnsi="Consolas" w:cs="Times New Roman"/>
+          <w:sz w:val="18"/>
+          <w:szCs w:val="18"/>
+          <w:lang w:val="en-US"/>
+        </w:rPr>
+      </w:pPr>
+      <w:r>
+        <w:rPr>
+          <w:rFonts w:ascii="Consolas" w:hAnsi="Consolas" w:cs="Times New Roman"/>
+          <w:sz w:val="18"/>
+          <w:szCs w:val="18"/>
+          <w:lang w:val="en-US"/>
+        </w:rPr>
+        <w:t xml:space="preserve">            if </w:t>
+      </w:r>
+      <w:proofErr w:type="gramStart"/>
+      <w:r>
+        <w:rPr>
+          <w:rFonts w:ascii="Consolas" w:hAnsi="Consolas" w:cs="Times New Roman"/>
+          <w:sz w:val="18"/>
+          <w:szCs w:val="18"/>
+          <w:lang w:val="en-US"/>
+        </w:rPr>
+        <w:t>(!first</w:t>
+      </w:r>
+      <w:proofErr w:type="gramEnd"/>
+      <w:r>
+        <w:rPr>
+          <w:rFonts w:ascii="Consolas" w:hAnsi="Consolas" w:cs="Times New Roman"/>
+          <w:sz w:val="18"/>
+          <w:szCs w:val="18"/>
+          <w:lang w:val="en-US"/>
+        </w:rPr>
+        <w:t xml:space="preserve">) </w:t>
+      </w:r>
+      <w:proofErr w:type="spellStart"/>
+      <w:proofErr w:type="gramStart"/>
+      <w:r>
+        <w:rPr>
+          <w:rFonts w:ascii="Consolas" w:hAnsi="Consolas" w:cs="Times New Roman"/>
+          <w:sz w:val="18"/>
+          <w:szCs w:val="18"/>
+          <w:lang w:val="en-US"/>
+        </w:rPr>
+        <w:t>sb.append</w:t>
+      </w:r>
+      <w:proofErr w:type="spellEnd"/>
+      <w:proofErr w:type="gramEnd"/>
+      <w:r>
+        <w:rPr>
+          <w:rFonts w:ascii="Consolas" w:hAnsi="Consolas" w:cs="Times New Roman"/>
+          <w:sz w:val="18"/>
+          <w:szCs w:val="18"/>
+          <w:lang w:val="en-US"/>
+        </w:rPr>
+        <w:t>(" * ");</w:t>
       </w:r>
     </w:p>
     <w:p>
@@ -5540,47 +8476,177 @@
           <w:lang w:val="en-US"/>
         </w:rPr>
         <w:lastRenderedPageBreak/>
-        <w:t xml:space="preserve">            sb.append(entry.getKey());</w:t>
-      </w:r>
-    </w:p>
-    <w:p>
-      <w:pPr>
-        <w:spacing w:line="278" w:lineRule="auto"/>
-        <w:rPr>
-          <w:rFonts w:ascii="Consolas" w:hAnsi="Consolas" w:cs="Times New Roman"/>
-          <w:sz w:val="18"/>
-          <w:szCs w:val="18"/>
-          <w:lang w:val="en-US"/>
-        </w:rPr>
-      </w:pPr>
-      <w:r>
-        <w:rPr>
-          <w:rFonts w:ascii="Consolas" w:hAnsi="Consolas" w:cs="Times New Roman"/>
-          <w:sz w:val="18"/>
-          <w:szCs w:val="18"/>
-          <w:lang w:val="en-US"/>
-        </w:rPr>
-        <w:t xml:space="preserve">            if (entry.getValue() &gt; 1) {</w:t>
-      </w:r>
-    </w:p>
-    <w:p>
-      <w:pPr>
-        <w:spacing w:line="278" w:lineRule="auto"/>
-        <w:rPr>
-          <w:rFonts w:ascii="Consolas" w:hAnsi="Consolas" w:cs="Times New Roman"/>
-          <w:sz w:val="18"/>
-          <w:szCs w:val="18"/>
-          <w:lang w:val="en-US"/>
-        </w:rPr>
-      </w:pPr>
-      <w:r>
-        <w:rPr>
-          <w:rFonts w:ascii="Consolas" w:hAnsi="Consolas" w:cs="Times New Roman"/>
-          <w:sz w:val="18"/>
-          <w:szCs w:val="18"/>
-          <w:lang w:val="en-US"/>
-        </w:rPr>
-        <w:t xml:space="preserve">                sb.append("^").append(entry.getValue());</w:t>
+        <w:t xml:space="preserve">            </w:t>
+      </w:r>
+      <w:proofErr w:type="spellStart"/>
+      <w:proofErr w:type="gramStart"/>
+      <w:r>
+        <w:rPr>
+          <w:rFonts w:ascii="Consolas" w:hAnsi="Consolas" w:cs="Times New Roman"/>
+          <w:sz w:val="18"/>
+          <w:szCs w:val="18"/>
+          <w:lang w:val="en-US"/>
+        </w:rPr>
+        <w:t>sb.append</w:t>
+      </w:r>
+      <w:proofErr w:type="spellEnd"/>
+      <w:proofErr w:type="gramEnd"/>
+      <w:r>
+        <w:rPr>
+          <w:rFonts w:ascii="Consolas" w:hAnsi="Consolas" w:cs="Times New Roman"/>
+          <w:sz w:val="18"/>
+          <w:szCs w:val="18"/>
+          <w:lang w:val="en-US"/>
+        </w:rPr>
+        <w:t>(</w:t>
+      </w:r>
+      <w:proofErr w:type="spellStart"/>
+      <w:proofErr w:type="gramStart"/>
+      <w:r>
+        <w:rPr>
+          <w:rFonts w:ascii="Consolas" w:hAnsi="Consolas" w:cs="Times New Roman"/>
+          <w:sz w:val="18"/>
+          <w:szCs w:val="18"/>
+          <w:lang w:val="en-US"/>
+        </w:rPr>
+        <w:t>entry.getKey</w:t>
+      </w:r>
+      <w:proofErr w:type="spellEnd"/>
+      <w:proofErr w:type="gramEnd"/>
+      <w:r>
+        <w:rPr>
+          <w:rFonts w:ascii="Consolas" w:hAnsi="Consolas" w:cs="Times New Roman"/>
+          <w:sz w:val="18"/>
+          <w:szCs w:val="18"/>
+          <w:lang w:val="en-US"/>
+        </w:rPr>
+        <w:t>());</w:t>
+      </w:r>
+    </w:p>
+    <w:p>
+      <w:pPr>
+        <w:spacing w:line="278" w:lineRule="auto"/>
+        <w:rPr>
+          <w:rFonts w:ascii="Consolas" w:hAnsi="Consolas" w:cs="Times New Roman"/>
+          <w:sz w:val="18"/>
+          <w:szCs w:val="18"/>
+          <w:lang w:val="en-US"/>
+        </w:rPr>
+      </w:pPr>
+      <w:r>
+        <w:rPr>
+          <w:rFonts w:ascii="Consolas" w:hAnsi="Consolas" w:cs="Times New Roman"/>
+          <w:sz w:val="18"/>
+          <w:szCs w:val="18"/>
+          <w:lang w:val="en-US"/>
+        </w:rPr>
+        <w:t xml:space="preserve">            if (</w:t>
+      </w:r>
+      <w:proofErr w:type="spellStart"/>
+      <w:proofErr w:type="gramStart"/>
+      <w:r>
+        <w:rPr>
+          <w:rFonts w:ascii="Consolas" w:hAnsi="Consolas" w:cs="Times New Roman"/>
+          <w:sz w:val="18"/>
+          <w:szCs w:val="18"/>
+          <w:lang w:val="en-US"/>
+        </w:rPr>
+        <w:t>entry.getValue</w:t>
+      </w:r>
+      <w:proofErr w:type="spellEnd"/>
+      <w:proofErr w:type="gramEnd"/>
+      <w:r>
+        <w:rPr>
+          <w:rFonts w:ascii="Consolas" w:hAnsi="Consolas" w:cs="Times New Roman"/>
+          <w:sz w:val="18"/>
+          <w:szCs w:val="18"/>
+          <w:lang w:val="en-US"/>
+        </w:rPr>
+        <w:t>() &gt; 1) {</w:t>
+      </w:r>
+    </w:p>
+    <w:p>
+      <w:pPr>
+        <w:spacing w:line="278" w:lineRule="auto"/>
+        <w:rPr>
+          <w:rFonts w:ascii="Consolas" w:hAnsi="Consolas" w:cs="Times New Roman"/>
+          <w:sz w:val="18"/>
+          <w:szCs w:val="18"/>
+          <w:lang w:val="en-US"/>
+        </w:rPr>
+      </w:pPr>
+      <w:r>
+        <w:rPr>
+          <w:rFonts w:ascii="Consolas" w:hAnsi="Consolas" w:cs="Times New Roman"/>
+          <w:sz w:val="18"/>
+          <w:szCs w:val="18"/>
+          <w:lang w:val="en-US"/>
+        </w:rPr>
+        <w:t xml:space="preserve">                </w:t>
+      </w:r>
+      <w:proofErr w:type="spellStart"/>
+      <w:proofErr w:type="gramStart"/>
+      <w:r>
+        <w:rPr>
+          <w:rFonts w:ascii="Consolas" w:hAnsi="Consolas" w:cs="Times New Roman"/>
+          <w:sz w:val="18"/>
+          <w:szCs w:val="18"/>
+          <w:lang w:val="en-US"/>
+        </w:rPr>
+        <w:t>sb.append</w:t>
+      </w:r>
+      <w:proofErr w:type="spellEnd"/>
+      <w:proofErr w:type="gramEnd"/>
+      <w:r>
+        <w:rPr>
+          <w:rFonts w:ascii="Consolas" w:hAnsi="Consolas" w:cs="Times New Roman"/>
+          <w:sz w:val="18"/>
+          <w:szCs w:val="18"/>
+          <w:lang w:val="en-US"/>
+        </w:rPr>
+        <w:t>("^"</w:t>
+      </w:r>
+      <w:proofErr w:type="gramStart"/>
+      <w:r>
+        <w:rPr>
+          <w:rFonts w:ascii="Consolas" w:hAnsi="Consolas" w:cs="Times New Roman"/>
+          <w:sz w:val="18"/>
+          <w:szCs w:val="18"/>
+          <w:lang w:val="en-US"/>
+        </w:rPr>
+        <w:t>).append</w:t>
+      </w:r>
+      <w:proofErr w:type="gramEnd"/>
+      <w:r>
+        <w:rPr>
+          <w:rFonts w:ascii="Consolas" w:hAnsi="Consolas" w:cs="Times New Roman"/>
+          <w:sz w:val="18"/>
+          <w:szCs w:val="18"/>
+          <w:lang w:val="en-US"/>
+        </w:rPr>
+        <w:t>(</w:t>
+      </w:r>
+      <w:proofErr w:type="spellStart"/>
+      <w:proofErr w:type="gramStart"/>
+      <w:r>
+        <w:rPr>
+          <w:rFonts w:ascii="Consolas" w:hAnsi="Consolas" w:cs="Times New Roman"/>
+          <w:sz w:val="18"/>
+          <w:szCs w:val="18"/>
+          <w:lang w:val="en-US"/>
+        </w:rPr>
+        <w:t>entry.getValue</w:t>
+      </w:r>
+      <w:proofErr w:type="spellEnd"/>
+      <w:proofErr w:type="gramEnd"/>
+      <w:r>
+        <w:rPr>
+          <w:rFonts w:ascii="Consolas" w:hAnsi="Consolas" w:cs="Times New Roman"/>
+          <w:sz w:val="18"/>
+          <w:szCs w:val="18"/>
+          <w:lang w:val="en-US"/>
+        </w:rPr>
+        <w:t>());</w:t>
       </w:r>
     </w:p>
     <w:p>
@@ -5660,17 +8726,38 @@
           <w:szCs w:val="18"/>
           <w:lang w:val="en-US"/>
         </w:rPr>
-        <w:t xml:space="preserve">        return sb.toString();</w:t>
-      </w:r>
-    </w:p>
-    <w:p>
-      <w:pPr>
-        <w:spacing w:line="278" w:lineRule="auto"/>
-        <w:rPr>
-          <w:rFonts w:ascii="Consolas" w:hAnsi="Consolas" w:cs="Times New Roman"/>
-          <w:sz w:val="18"/>
-          <w:szCs w:val="18"/>
-          <w:lang w:val="en-US"/>
+        <w:t xml:space="preserve">        return </w:t>
+      </w:r>
+      <w:proofErr w:type="spellStart"/>
+      <w:proofErr w:type="gramStart"/>
+      <w:r>
+        <w:rPr>
+          <w:rFonts w:ascii="Consolas" w:hAnsi="Consolas" w:cs="Times New Roman"/>
+          <w:sz w:val="18"/>
+          <w:szCs w:val="18"/>
+          <w:lang w:val="en-US"/>
+        </w:rPr>
+        <w:t>sb.toString</w:t>
+      </w:r>
+      <w:proofErr w:type="spellEnd"/>
+      <w:proofErr w:type="gramEnd"/>
+      <w:r>
+        <w:rPr>
+          <w:rFonts w:ascii="Consolas" w:hAnsi="Consolas" w:cs="Times New Roman"/>
+          <w:sz w:val="18"/>
+          <w:szCs w:val="18"/>
+          <w:lang w:val="en-US"/>
+        </w:rPr>
+        <w:t>();</w:t>
+      </w:r>
+    </w:p>
+    <w:p>
+      <w:pPr>
+        <w:spacing w:line="278" w:lineRule="auto"/>
+        <w:rPr>
+          <w:rFonts w:ascii="Consolas" w:hAnsi="Consolas" w:cs="Times New Roman"/>
+          <w:sz w:val="18"/>
+          <w:szCs w:val="18"/>
         </w:rPr>
       </w:pPr>
       <w:r>
@@ -5687,7 +8774,6 @@
           <w:rFonts w:ascii="Consolas" w:hAnsi="Consolas" w:cs="Times New Roman"/>
           <w:sz w:val="18"/>
           <w:szCs w:val="18"/>
-          <w:lang w:val="en-US"/>
         </w:rPr>
         <w:t>}</w:t>
       </w:r>
@@ -5820,7 +8906,38 @@
           <w:szCs w:val="18"/>
           <w:lang w:val="en-US"/>
         </w:rPr>
-        <w:t>import java.util.List;</w:t>
+        <w:t xml:space="preserve">import </w:t>
+      </w:r>
+      <w:proofErr w:type="spellStart"/>
+      <w:proofErr w:type="gramStart"/>
+      <w:r>
+        <w:rPr>
+          <w:rFonts w:ascii="Consolas" w:hAnsi="Consolas" w:cs="Times New Roman"/>
+          <w:sz w:val="18"/>
+          <w:szCs w:val="18"/>
+          <w:lang w:val="en-US"/>
+        </w:rPr>
+        <w:t>java.util</w:t>
+      </w:r>
+      <w:proofErr w:type="gramEnd"/>
+      <w:r>
+        <w:rPr>
+          <w:rFonts w:ascii="Consolas" w:hAnsi="Consolas" w:cs="Times New Roman"/>
+          <w:sz w:val="18"/>
+          <w:szCs w:val="18"/>
+          <w:lang w:val="en-US"/>
+        </w:rPr>
+        <w:t>.List</w:t>
+      </w:r>
+      <w:proofErr w:type="spellEnd"/>
+      <w:r>
+        <w:rPr>
+          <w:rFonts w:ascii="Consolas" w:hAnsi="Consolas" w:cs="Times New Roman"/>
+          <w:sz w:val="18"/>
+          <w:szCs w:val="18"/>
+          <w:lang w:val="en-US"/>
+        </w:rPr>
+        <w:t>;</w:t>
       </w:r>
     </w:p>
     <w:p>
@@ -5840,7 +8957,38 @@
           <w:szCs w:val="18"/>
           <w:lang w:val="en-US"/>
         </w:rPr>
-        <w:t>import java.util.Map;</w:t>
+        <w:t xml:space="preserve">import </w:t>
+      </w:r>
+      <w:proofErr w:type="spellStart"/>
+      <w:proofErr w:type="gramStart"/>
+      <w:r>
+        <w:rPr>
+          <w:rFonts w:ascii="Consolas" w:hAnsi="Consolas" w:cs="Times New Roman"/>
+          <w:sz w:val="18"/>
+          <w:szCs w:val="18"/>
+          <w:lang w:val="en-US"/>
+        </w:rPr>
+        <w:t>java.util</w:t>
+      </w:r>
+      <w:proofErr w:type="gramEnd"/>
+      <w:r>
+        <w:rPr>
+          <w:rFonts w:ascii="Consolas" w:hAnsi="Consolas" w:cs="Times New Roman"/>
+          <w:sz w:val="18"/>
+          <w:szCs w:val="18"/>
+          <w:lang w:val="en-US"/>
+        </w:rPr>
+        <w:t>.Map</w:t>
+      </w:r>
+      <w:proofErr w:type="spellEnd"/>
+      <w:r>
+        <w:rPr>
+          <w:rFonts w:ascii="Consolas" w:hAnsi="Consolas" w:cs="Times New Roman"/>
+          <w:sz w:val="18"/>
+          <w:szCs w:val="18"/>
+          <w:lang w:val="en-US"/>
+        </w:rPr>
+        <w:t>;</w:t>
       </w:r>
     </w:p>
     <w:p>
@@ -5994,7 +9142,47 @@
           <w:szCs w:val="18"/>
           <w:lang w:val="en-US"/>
         </w:rPr>
-        <w:t>public static void main(String[] args) {</w:t>
+        <w:t xml:space="preserve">public static void </w:t>
+      </w:r>
+      <w:proofErr w:type="gramStart"/>
+      <w:r>
+        <w:rPr>
+          <w:rFonts w:ascii="Consolas" w:hAnsi="Consolas" w:cs="Times New Roman"/>
+          <w:sz w:val="18"/>
+          <w:szCs w:val="18"/>
+          <w:lang w:val="en-US"/>
+        </w:rPr>
+        <w:t>main(String[</w:t>
+      </w:r>
+      <w:proofErr w:type="gramEnd"/>
+      <w:r>
+        <w:rPr>
+          <w:rFonts w:ascii="Consolas" w:hAnsi="Consolas" w:cs="Times New Roman"/>
+          <w:sz w:val="18"/>
+          <w:szCs w:val="18"/>
+          <w:lang w:val="en-US"/>
+        </w:rPr>
+        <w:t xml:space="preserve">] </w:t>
+      </w:r>
+      <w:proofErr w:type="spellStart"/>
+      <w:r>
+        <w:rPr>
+          <w:rFonts w:ascii="Consolas" w:hAnsi="Consolas" w:cs="Times New Roman"/>
+          <w:sz w:val="18"/>
+          <w:szCs w:val="18"/>
+          <w:lang w:val="en-US"/>
+        </w:rPr>
+        <w:t>args</w:t>
+      </w:r>
+      <w:proofErr w:type="spellEnd"/>
+      <w:r>
+        <w:rPr>
+          <w:rFonts w:ascii="Consolas" w:hAnsi="Consolas" w:cs="Times New Roman"/>
+          <w:sz w:val="18"/>
+          <w:szCs w:val="18"/>
+          <w:lang w:val="en-US"/>
+        </w:rPr>
+        <w:t>) {</w:t>
       </w:r>
     </w:p>
     <w:p>
@@ -6040,6 +9228,7 @@
         </w:rPr>
         <w:t>.</w:t>
       </w:r>
+      <w:proofErr w:type="spellStart"/>
       <w:r>
         <w:rPr>
           <w:rFonts w:ascii="Consolas" w:hAnsi="Consolas" w:cs="Times New Roman"/>
@@ -6049,6 +9238,7 @@
         </w:rPr>
         <w:t>println</w:t>
       </w:r>
+      <w:proofErr w:type="spellEnd"/>
       <w:r>
         <w:rPr>
           <w:rFonts w:ascii="Consolas" w:hAnsi="Consolas" w:cs="Times New Roman"/>
@@ -6154,6 +9344,7 @@
         </w:rPr>
         <w:t>.</w:t>
       </w:r>
+      <w:proofErr w:type="spellStart"/>
       <w:r>
         <w:rPr>
           <w:rFonts w:ascii="Consolas" w:hAnsi="Consolas" w:cs="Times New Roman"/>
@@ -6163,6 +9354,7 @@
         </w:rPr>
         <w:t>println</w:t>
       </w:r>
+      <w:proofErr w:type="spellEnd"/>
       <w:r>
         <w:rPr>
           <w:rFonts w:ascii="Consolas" w:hAnsi="Consolas" w:cs="Times New Roman"/>
@@ -6190,14 +9382,56 @@
         </w:rPr>
         <w:t xml:space="preserve">        </w:t>
       </w:r>
-      <w:r>
-        <w:rPr>
-          <w:rFonts w:ascii="Consolas" w:hAnsi="Consolas" w:cs="Times New Roman"/>
-          <w:sz w:val="18"/>
-          <w:szCs w:val="18"/>
-          <w:lang w:val="en-US"/>
-        </w:rPr>
-        <w:t>PrimeGenerator gen = new PrimeGenerator();</w:t>
+      <w:proofErr w:type="spellStart"/>
+      <w:r>
+        <w:rPr>
+          <w:rFonts w:ascii="Consolas" w:hAnsi="Consolas" w:cs="Times New Roman"/>
+          <w:sz w:val="18"/>
+          <w:szCs w:val="18"/>
+          <w:lang w:val="en-US"/>
+        </w:rPr>
+        <w:t>PrimeGenerator</w:t>
+      </w:r>
+      <w:proofErr w:type="spellEnd"/>
+      <w:r>
+        <w:rPr>
+          <w:rFonts w:ascii="Consolas" w:hAnsi="Consolas" w:cs="Times New Roman"/>
+          <w:sz w:val="18"/>
+          <w:szCs w:val="18"/>
+          <w:lang w:val="en-US"/>
+        </w:rPr>
+        <w:t xml:space="preserve"> gen = new </w:t>
+      </w:r>
+      <w:proofErr w:type="spellStart"/>
+      <w:proofErr w:type="gramStart"/>
+      <w:r>
+        <w:rPr>
+          <w:rFonts w:ascii="Consolas" w:hAnsi="Consolas" w:cs="Times New Roman"/>
+          <w:sz w:val="18"/>
+          <w:szCs w:val="18"/>
+          <w:lang w:val="en-US"/>
+        </w:rPr>
+        <w:t>PrimeGenerator</w:t>
+      </w:r>
+      <w:proofErr w:type="spellEnd"/>
+      <w:r>
+        <w:rPr>
+          <w:rFonts w:ascii="Consolas" w:hAnsi="Consolas" w:cs="Times New Roman"/>
+          <w:sz w:val="18"/>
+          <w:szCs w:val="18"/>
+          <w:lang w:val="en-US"/>
+        </w:rPr>
+        <w:t>(</w:t>
+      </w:r>
+      <w:proofErr w:type="gramEnd"/>
+      <w:r>
+        <w:rPr>
+          <w:rFonts w:ascii="Consolas" w:hAnsi="Consolas" w:cs="Times New Roman"/>
+          <w:sz w:val="18"/>
+          <w:szCs w:val="18"/>
+          <w:lang w:val="en-US"/>
+        </w:rPr>
+        <w:t>);</w:t>
       </w:r>
     </w:p>
     <w:p>
@@ -6217,7 +9451,89 @@
           <w:szCs w:val="18"/>
           <w:lang w:val="en-US"/>
         </w:rPr>
-        <w:t xml:space="preserve">        System.out.println("Простые до 30: " + gen.getPrimes(30));</w:t>
+        <w:t xml:space="preserve">        </w:t>
+      </w:r>
+      <w:proofErr w:type="spellStart"/>
+      <w:r>
+        <w:rPr>
+          <w:rFonts w:ascii="Consolas" w:hAnsi="Consolas" w:cs="Times New Roman"/>
+          <w:sz w:val="18"/>
+          <w:szCs w:val="18"/>
+          <w:lang w:val="en-US"/>
+        </w:rPr>
+        <w:t>System.out.println</w:t>
+      </w:r>
+      <w:proofErr w:type="spellEnd"/>
+      <w:r>
+        <w:rPr>
+          <w:rFonts w:ascii="Consolas" w:hAnsi="Consolas" w:cs="Times New Roman"/>
+          <w:sz w:val="18"/>
+          <w:szCs w:val="18"/>
+          <w:lang w:val="en-US"/>
+        </w:rPr>
+        <w:t>("</w:t>
+      </w:r>
+      <w:proofErr w:type="spellStart"/>
+      <w:r>
+        <w:rPr>
+          <w:rFonts w:ascii="Consolas" w:hAnsi="Consolas" w:cs="Times New Roman"/>
+          <w:sz w:val="18"/>
+          <w:szCs w:val="18"/>
+          <w:lang w:val="en-US"/>
+        </w:rPr>
+        <w:t>Простые</w:t>
+      </w:r>
+      <w:proofErr w:type="spellEnd"/>
+      <w:r>
+        <w:rPr>
+          <w:rFonts w:ascii="Consolas" w:hAnsi="Consolas" w:cs="Times New Roman"/>
+          <w:sz w:val="18"/>
+          <w:szCs w:val="18"/>
+          <w:lang w:val="en-US"/>
+        </w:rPr>
+        <w:t xml:space="preserve"> </w:t>
+      </w:r>
+      <w:proofErr w:type="spellStart"/>
+      <w:r>
+        <w:rPr>
+          <w:rFonts w:ascii="Consolas" w:hAnsi="Consolas" w:cs="Times New Roman"/>
+          <w:sz w:val="18"/>
+          <w:szCs w:val="18"/>
+          <w:lang w:val="en-US"/>
+        </w:rPr>
+        <w:t>до</w:t>
+      </w:r>
+      <w:proofErr w:type="spellEnd"/>
+      <w:r>
+        <w:rPr>
+          <w:rFonts w:ascii="Consolas" w:hAnsi="Consolas" w:cs="Times New Roman"/>
+          <w:sz w:val="18"/>
+          <w:szCs w:val="18"/>
+          <w:lang w:val="en-US"/>
+        </w:rPr>
+        <w:t xml:space="preserve"> 30: " + </w:t>
+      </w:r>
+      <w:proofErr w:type="spellStart"/>
+      <w:proofErr w:type="gramStart"/>
+      <w:r>
+        <w:rPr>
+          <w:rFonts w:ascii="Consolas" w:hAnsi="Consolas" w:cs="Times New Roman"/>
+          <w:sz w:val="18"/>
+          <w:szCs w:val="18"/>
+          <w:lang w:val="en-US"/>
+        </w:rPr>
+        <w:t>gen.getPrimes</w:t>
+      </w:r>
+      <w:proofErr w:type="spellEnd"/>
+      <w:proofErr w:type="gramEnd"/>
+      <w:r>
+        <w:rPr>
+          <w:rFonts w:ascii="Consolas" w:hAnsi="Consolas" w:cs="Times New Roman"/>
+          <w:sz w:val="18"/>
+          <w:szCs w:val="18"/>
+          <w:lang w:val="en-US"/>
+        </w:rPr>
+        <w:t>(30));</w:t>
       </w:r>
     </w:p>
     <w:p>
@@ -6237,7 +9553,109 @@
           <w:szCs w:val="18"/>
           <w:lang w:val="en-US"/>
         </w:rPr>
-        <w:t xml:space="preserve">        System.out.println("Случайное простое до 100: " + gen.getRandomPrime(100));</w:t>
+        <w:t xml:space="preserve">        </w:t>
+      </w:r>
+      <w:proofErr w:type="spellStart"/>
+      <w:r>
+        <w:rPr>
+          <w:rFonts w:ascii="Consolas" w:hAnsi="Consolas" w:cs="Times New Roman"/>
+          <w:sz w:val="18"/>
+          <w:szCs w:val="18"/>
+          <w:lang w:val="en-US"/>
+        </w:rPr>
+        <w:t>System.out.println</w:t>
+      </w:r>
+      <w:proofErr w:type="spellEnd"/>
+      <w:r>
+        <w:rPr>
+          <w:rFonts w:ascii="Consolas" w:hAnsi="Consolas" w:cs="Times New Roman"/>
+          <w:sz w:val="18"/>
+          <w:szCs w:val="18"/>
+          <w:lang w:val="en-US"/>
+        </w:rPr>
+        <w:t>("</w:t>
+      </w:r>
+      <w:proofErr w:type="spellStart"/>
+      <w:r>
+        <w:rPr>
+          <w:rFonts w:ascii="Consolas" w:hAnsi="Consolas" w:cs="Times New Roman"/>
+          <w:sz w:val="18"/>
+          <w:szCs w:val="18"/>
+          <w:lang w:val="en-US"/>
+        </w:rPr>
+        <w:t>Случайное</w:t>
+      </w:r>
+      <w:proofErr w:type="spellEnd"/>
+      <w:r>
+        <w:rPr>
+          <w:rFonts w:ascii="Consolas" w:hAnsi="Consolas" w:cs="Times New Roman"/>
+          <w:sz w:val="18"/>
+          <w:szCs w:val="18"/>
+          <w:lang w:val="en-US"/>
+        </w:rPr>
+        <w:t xml:space="preserve"> </w:t>
+      </w:r>
+      <w:proofErr w:type="spellStart"/>
+      <w:r>
+        <w:rPr>
+          <w:rFonts w:ascii="Consolas" w:hAnsi="Consolas" w:cs="Times New Roman"/>
+          <w:sz w:val="18"/>
+          <w:szCs w:val="18"/>
+          <w:lang w:val="en-US"/>
+        </w:rPr>
+        <w:t>простое</w:t>
+      </w:r>
+      <w:proofErr w:type="spellEnd"/>
+      <w:r>
+        <w:rPr>
+          <w:rFonts w:ascii="Consolas" w:hAnsi="Consolas" w:cs="Times New Roman"/>
+          <w:sz w:val="18"/>
+          <w:szCs w:val="18"/>
+          <w:lang w:val="en-US"/>
+        </w:rPr>
+        <w:t xml:space="preserve"> </w:t>
+      </w:r>
+      <w:proofErr w:type="spellStart"/>
+      <w:r>
+        <w:rPr>
+          <w:rFonts w:ascii="Consolas" w:hAnsi="Consolas" w:cs="Times New Roman"/>
+          <w:sz w:val="18"/>
+          <w:szCs w:val="18"/>
+          <w:lang w:val="en-US"/>
+        </w:rPr>
+        <w:t>до</w:t>
+      </w:r>
+      <w:proofErr w:type="spellEnd"/>
+      <w:r>
+        <w:rPr>
+          <w:rFonts w:ascii="Consolas" w:hAnsi="Consolas" w:cs="Times New Roman"/>
+          <w:sz w:val="18"/>
+          <w:szCs w:val="18"/>
+          <w:lang w:val="en-US"/>
+        </w:rPr>
+        <w:t xml:space="preserve"> 100: " + </w:t>
+      </w:r>
+      <w:proofErr w:type="spellStart"/>
+      <w:proofErr w:type="gramStart"/>
+      <w:r>
+        <w:rPr>
+          <w:rFonts w:ascii="Consolas" w:hAnsi="Consolas" w:cs="Times New Roman"/>
+          <w:sz w:val="18"/>
+          <w:szCs w:val="18"/>
+          <w:lang w:val="en-US"/>
+        </w:rPr>
+        <w:t>gen.getRandomPrime</w:t>
+      </w:r>
+      <w:proofErr w:type="spellEnd"/>
+      <w:proofErr w:type="gramEnd"/>
+      <w:r>
+        <w:rPr>
+          <w:rFonts w:ascii="Consolas" w:hAnsi="Consolas" w:cs="Times New Roman"/>
+          <w:sz w:val="18"/>
+          <w:szCs w:val="18"/>
+          <w:lang w:val="en-US"/>
+        </w:rPr>
+        <w:t>(100));</w:t>
       </w:r>
     </w:p>
     <w:p>
@@ -6268,7 +9686,69 @@
           <w:szCs w:val="18"/>
           <w:lang w:val="en-US"/>
         </w:rPr>
-        <w:t xml:space="preserve">        int[] arr = gen.getRandomArray(5, 50);</w:t>
+        <w:t xml:space="preserve">        </w:t>
+      </w:r>
+      <w:proofErr w:type="gramStart"/>
+      <w:r>
+        <w:rPr>
+          <w:rFonts w:ascii="Consolas" w:hAnsi="Consolas" w:cs="Times New Roman"/>
+          <w:sz w:val="18"/>
+          <w:szCs w:val="18"/>
+          <w:lang w:val="en-US"/>
+        </w:rPr>
+        <w:t>int[</w:t>
+      </w:r>
+      <w:proofErr w:type="gramEnd"/>
+      <w:r>
+        <w:rPr>
+          <w:rFonts w:ascii="Consolas" w:hAnsi="Consolas" w:cs="Times New Roman"/>
+          <w:sz w:val="18"/>
+          <w:szCs w:val="18"/>
+          <w:lang w:val="en-US"/>
+        </w:rPr>
+        <w:t xml:space="preserve">] </w:t>
+      </w:r>
+      <w:proofErr w:type="spellStart"/>
+      <w:r>
+        <w:rPr>
+          <w:rFonts w:ascii="Consolas" w:hAnsi="Consolas" w:cs="Times New Roman"/>
+          <w:sz w:val="18"/>
+          <w:szCs w:val="18"/>
+          <w:lang w:val="en-US"/>
+        </w:rPr>
+        <w:t>arr</w:t>
+      </w:r>
+      <w:proofErr w:type="spellEnd"/>
+      <w:r>
+        <w:rPr>
+          <w:rFonts w:ascii="Consolas" w:hAnsi="Consolas" w:cs="Times New Roman"/>
+          <w:sz w:val="18"/>
+          <w:szCs w:val="18"/>
+          <w:lang w:val="en-US"/>
+        </w:rPr>
+        <w:t xml:space="preserve"> = </w:t>
+      </w:r>
+      <w:proofErr w:type="spellStart"/>
+      <w:proofErr w:type="gramStart"/>
+      <w:r>
+        <w:rPr>
+          <w:rFonts w:ascii="Consolas" w:hAnsi="Consolas" w:cs="Times New Roman"/>
+          <w:sz w:val="18"/>
+          <w:szCs w:val="18"/>
+          <w:lang w:val="en-US"/>
+        </w:rPr>
+        <w:t>gen.getRandomArray</w:t>
+      </w:r>
+      <w:proofErr w:type="spellEnd"/>
+      <w:proofErr w:type="gramEnd"/>
+      <w:r>
+        <w:rPr>
+          <w:rFonts w:ascii="Consolas" w:hAnsi="Consolas" w:cs="Times New Roman"/>
+          <w:sz w:val="18"/>
+          <w:szCs w:val="18"/>
+          <w:lang w:val="en-US"/>
+        </w:rPr>
+        <w:t>(5, 50);</w:t>
       </w:r>
     </w:p>
     <w:p>
@@ -6288,7 +9768,127 @@
           <w:szCs w:val="18"/>
           <w:lang w:val="en-US"/>
         </w:rPr>
-        <w:t xml:space="preserve">        System.out.print("Массив из 5 случайных простых до 50: [");</w:t>
+        <w:t xml:space="preserve">        </w:t>
+      </w:r>
+      <w:proofErr w:type="spellStart"/>
+      <w:r>
+        <w:rPr>
+          <w:rFonts w:ascii="Consolas" w:hAnsi="Consolas" w:cs="Times New Roman"/>
+          <w:sz w:val="18"/>
+          <w:szCs w:val="18"/>
+          <w:lang w:val="en-US"/>
+        </w:rPr>
+        <w:t>System.out.print</w:t>
+      </w:r>
+      <w:proofErr w:type="spellEnd"/>
+      <w:r>
+        <w:rPr>
+          <w:rFonts w:ascii="Consolas" w:hAnsi="Consolas" w:cs="Times New Roman"/>
+          <w:sz w:val="18"/>
+          <w:szCs w:val="18"/>
+          <w:lang w:val="en-US"/>
+        </w:rPr>
+        <w:t>("</w:t>
+      </w:r>
+      <w:proofErr w:type="spellStart"/>
+      <w:r>
+        <w:rPr>
+          <w:rFonts w:ascii="Consolas" w:hAnsi="Consolas" w:cs="Times New Roman"/>
+          <w:sz w:val="18"/>
+          <w:szCs w:val="18"/>
+          <w:lang w:val="en-US"/>
+        </w:rPr>
+        <w:t>Массив</w:t>
+      </w:r>
+      <w:proofErr w:type="spellEnd"/>
+      <w:r>
+        <w:rPr>
+          <w:rFonts w:ascii="Consolas" w:hAnsi="Consolas" w:cs="Times New Roman"/>
+          <w:sz w:val="18"/>
+          <w:szCs w:val="18"/>
+          <w:lang w:val="en-US"/>
+        </w:rPr>
+        <w:t xml:space="preserve"> </w:t>
+      </w:r>
+      <w:proofErr w:type="spellStart"/>
+      <w:r>
+        <w:rPr>
+          <w:rFonts w:ascii="Consolas" w:hAnsi="Consolas" w:cs="Times New Roman"/>
+          <w:sz w:val="18"/>
+          <w:szCs w:val="18"/>
+          <w:lang w:val="en-US"/>
+        </w:rPr>
+        <w:t>из</w:t>
+      </w:r>
+      <w:proofErr w:type="spellEnd"/>
+      <w:r>
+        <w:rPr>
+          <w:rFonts w:ascii="Consolas" w:hAnsi="Consolas" w:cs="Times New Roman"/>
+          <w:sz w:val="18"/>
+          <w:szCs w:val="18"/>
+          <w:lang w:val="en-US"/>
+        </w:rPr>
+        <w:t xml:space="preserve"> 5 </w:t>
+      </w:r>
+      <w:proofErr w:type="spellStart"/>
+      <w:r>
+        <w:rPr>
+          <w:rFonts w:ascii="Consolas" w:hAnsi="Consolas" w:cs="Times New Roman"/>
+          <w:sz w:val="18"/>
+          <w:szCs w:val="18"/>
+          <w:lang w:val="en-US"/>
+        </w:rPr>
+        <w:t>случайных</w:t>
+      </w:r>
+      <w:proofErr w:type="spellEnd"/>
+      <w:r>
+        <w:rPr>
+          <w:rFonts w:ascii="Consolas" w:hAnsi="Consolas" w:cs="Times New Roman"/>
+          <w:sz w:val="18"/>
+          <w:szCs w:val="18"/>
+          <w:lang w:val="en-US"/>
+        </w:rPr>
+        <w:t xml:space="preserve"> </w:t>
+      </w:r>
+      <w:proofErr w:type="spellStart"/>
+      <w:r>
+        <w:rPr>
+          <w:rFonts w:ascii="Consolas" w:hAnsi="Consolas" w:cs="Times New Roman"/>
+          <w:sz w:val="18"/>
+          <w:szCs w:val="18"/>
+          <w:lang w:val="en-US"/>
+        </w:rPr>
+        <w:t>простых</w:t>
+      </w:r>
+      <w:proofErr w:type="spellEnd"/>
+      <w:r>
+        <w:rPr>
+          <w:rFonts w:ascii="Consolas" w:hAnsi="Consolas" w:cs="Times New Roman"/>
+          <w:sz w:val="18"/>
+          <w:szCs w:val="18"/>
+          <w:lang w:val="en-US"/>
+        </w:rPr>
+        <w:t xml:space="preserve"> </w:t>
+      </w:r>
+      <w:proofErr w:type="spellStart"/>
+      <w:r>
+        <w:rPr>
+          <w:rFonts w:ascii="Consolas" w:hAnsi="Consolas" w:cs="Times New Roman"/>
+          <w:sz w:val="18"/>
+          <w:szCs w:val="18"/>
+          <w:lang w:val="en-US"/>
+        </w:rPr>
+        <w:t>до</w:t>
+      </w:r>
+      <w:proofErr w:type="spellEnd"/>
+      <w:r>
+        <w:rPr>
+          <w:rFonts w:ascii="Consolas" w:hAnsi="Consolas" w:cs="Times New Roman"/>
+          <w:sz w:val="18"/>
+          <w:szCs w:val="18"/>
+          <w:lang w:val="en-US"/>
+        </w:rPr>
+        <w:t xml:space="preserve"> 50: [");</w:t>
       </w:r>
     </w:p>
     <w:p>
@@ -6308,7 +9908,89 @@
           <w:szCs w:val="18"/>
           <w:lang w:val="en-US"/>
         </w:rPr>
-        <w:t xml:space="preserve">        for (int i = 0; i &lt; arr.length; i++) {</w:t>
+        <w:t xml:space="preserve">        for (int </w:t>
+      </w:r>
+      <w:proofErr w:type="spellStart"/>
+      <w:r>
+        <w:rPr>
+          <w:rFonts w:ascii="Consolas" w:hAnsi="Consolas" w:cs="Times New Roman"/>
+          <w:sz w:val="18"/>
+          <w:szCs w:val="18"/>
+          <w:lang w:val="en-US"/>
+        </w:rPr>
+        <w:t>i</w:t>
+      </w:r>
+      <w:proofErr w:type="spellEnd"/>
+      <w:r>
+        <w:rPr>
+          <w:rFonts w:ascii="Consolas" w:hAnsi="Consolas" w:cs="Times New Roman"/>
+          <w:sz w:val="18"/>
+          <w:szCs w:val="18"/>
+          <w:lang w:val="en-US"/>
+        </w:rPr>
+        <w:t xml:space="preserve"> = 0; </w:t>
+      </w:r>
+      <w:proofErr w:type="spellStart"/>
+      <w:r>
+        <w:rPr>
+          <w:rFonts w:ascii="Consolas" w:hAnsi="Consolas" w:cs="Times New Roman"/>
+          <w:sz w:val="18"/>
+          <w:szCs w:val="18"/>
+          <w:lang w:val="en-US"/>
+        </w:rPr>
+        <w:t>i</w:t>
+      </w:r>
+      <w:proofErr w:type="spellEnd"/>
+      <w:r>
+        <w:rPr>
+          <w:rFonts w:ascii="Consolas" w:hAnsi="Consolas" w:cs="Times New Roman"/>
+          <w:sz w:val="18"/>
+          <w:szCs w:val="18"/>
+          <w:lang w:val="en-US"/>
+        </w:rPr>
+        <w:t xml:space="preserve"> &lt; </w:t>
+      </w:r>
+      <w:proofErr w:type="spellStart"/>
+      <w:proofErr w:type="gramStart"/>
+      <w:r>
+        <w:rPr>
+          <w:rFonts w:ascii="Consolas" w:hAnsi="Consolas" w:cs="Times New Roman"/>
+          <w:sz w:val="18"/>
+          <w:szCs w:val="18"/>
+          <w:lang w:val="en-US"/>
+        </w:rPr>
+        <w:t>arr.length</w:t>
+      </w:r>
+      <w:proofErr w:type="spellEnd"/>
+      <w:proofErr w:type="gramEnd"/>
+      <w:r>
+        <w:rPr>
+          <w:rFonts w:ascii="Consolas" w:hAnsi="Consolas" w:cs="Times New Roman"/>
+          <w:sz w:val="18"/>
+          <w:szCs w:val="18"/>
+          <w:lang w:val="en-US"/>
+        </w:rPr>
+        <w:t xml:space="preserve">; </w:t>
+      </w:r>
+      <w:proofErr w:type="spellStart"/>
+      <w:r>
+        <w:rPr>
+          <w:rFonts w:ascii="Consolas" w:hAnsi="Consolas" w:cs="Times New Roman"/>
+          <w:sz w:val="18"/>
+          <w:szCs w:val="18"/>
+          <w:lang w:val="en-US"/>
+        </w:rPr>
+        <w:t>i</w:t>
+      </w:r>
+      <w:proofErr w:type="spellEnd"/>
+      <w:r>
+        <w:rPr>
+          <w:rFonts w:ascii="Consolas" w:hAnsi="Consolas" w:cs="Times New Roman"/>
+          <w:sz w:val="18"/>
+          <w:szCs w:val="18"/>
+          <w:lang w:val="en-US"/>
+        </w:rPr>
+        <w:t>++) {</w:t>
       </w:r>
     </w:p>
     <w:p>
@@ -6328,7 +10010,67 @@
           <w:szCs w:val="18"/>
           <w:lang w:val="en-US"/>
         </w:rPr>
-        <w:t xml:space="preserve">            System.out.print(arr[i]);</w:t>
+        <w:t xml:space="preserve">            </w:t>
+      </w:r>
+      <w:proofErr w:type="spellStart"/>
+      <w:r>
+        <w:rPr>
+          <w:rFonts w:ascii="Consolas" w:hAnsi="Consolas" w:cs="Times New Roman"/>
+          <w:sz w:val="18"/>
+          <w:szCs w:val="18"/>
+          <w:lang w:val="en-US"/>
+        </w:rPr>
+        <w:t>System.out.print</w:t>
+      </w:r>
+      <w:proofErr w:type="spellEnd"/>
+      <w:r>
+        <w:rPr>
+          <w:rFonts w:ascii="Consolas" w:hAnsi="Consolas" w:cs="Times New Roman"/>
+          <w:sz w:val="18"/>
+          <w:szCs w:val="18"/>
+          <w:lang w:val="en-US"/>
+        </w:rPr>
+        <w:t>(</w:t>
+      </w:r>
+      <w:proofErr w:type="spellStart"/>
+      <w:r>
+        <w:rPr>
+          <w:rFonts w:ascii="Consolas" w:hAnsi="Consolas" w:cs="Times New Roman"/>
+          <w:sz w:val="18"/>
+          <w:szCs w:val="18"/>
+          <w:lang w:val="en-US"/>
+        </w:rPr>
+        <w:t>arr</w:t>
+      </w:r>
+      <w:proofErr w:type="spellEnd"/>
+      <w:r>
+        <w:rPr>
+          <w:rFonts w:ascii="Consolas" w:hAnsi="Consolas" w:cs="Times New Roman"/>
+          <w:sz w:val="18"/>
+          <w:szCs w:val="18"/>
+          <w:lang w:val="en-US"/>
+        </w:rPr>
+        <w:t>[</w:t>
+      </w:r>
+      <w:proofErr w:type="spellStart"/>
+      <w:r>
+        <w:rPr>
+          <w:rFonts w:ascii="Consolas" w:hAnsi="Consolas" w:cs="Times New Roman"/>
+          <w:sz w:val="18"/>
+          <w:szCs w:val="18"/>
+          <w:lang w:val="en-US"/>
+        </w:rPr>
+        <w:t>i</w:t>
+      </w:r>
+      <w:proofErr w:type="spellEnd"/>
+      <w:r>
+        <w:rPr>
+          <w:rFonts w:ascii="Consolas" w:hAnsi="Consolas" w:cs="Times New Roman"/>
+          <w:sz w:val="18"/>
+          <w:szCs w:val="18"/>
+          <w:lang w:val="en-US"/>
+        </w:rPr>
+        <w:t>]);</w:t>
       </w:r>
     </w:p>
     <w:p>
@@ -6348,7 +10090,69 @@
           <w:szCs w:val="18"/>
           <w:lang w:val="en-US"/>
         </w:rPr>
-        <w:t xml:space="preserve">            if (i &lt; arr.length - 1) System.out.print(", ");</w:t>
+        <w:t xml:space="preserve">            if (</w:t>
+      </w:r>
+      <w:proofErr w:type="spellStart"/>
+      <w:r>
+        <w:rPr>
+          <w:rFonts w:ascii="Consolas" w:hAnsi="Consolas" w:cs="Times New Roman"/>
+          <w:sz w:val="18"/>
+          <w:szCs w:val="18"/>
+          <w:lang w:val="en-US"/>
+        </w:rPr>
+        <w:t>i</w:t>
+      </w:r>
+      <w:proofErr w:type="spellEnd"/>
+      <w:r>
+        <w:rPr>
+          <w:rFonts w:ascii="Consolas" w:hAnsi="Consolas" w:cs="Times New Roman"/>
+          <w:sz w:val="18"/>
+          <w:szCs w:val="18"/>
+          <w:lang w:val="en-US"/>
+        </w:rPr>
+        <w:t xml:space="preserve"> &lt; </w:t>
+      </w:r>
+      <w:proofErr w:type="spellStart"/>
+      <w:proofErr w:type="gramStart"/>
+      <w:r>
+        <w:rPr>
+          <w:rFonts w:ascii="Consolas" w:hAnsi="Consolas" w:cs="Times New Roman"/>
+          <w:sz w:val="18"/>
+          <w:szCs w:val="18"/>
+          <w:lang w:val="en-US"/>
+        </w:rPr>
+        <w:t>arr.length</w:t>
+      </w:r>
+      <w:proofErr w:type="spellEnd"/>
+      <w:proofErr w:type="gramEnd"/>
+      <w:r>
+        <w:rPr>
+          <w:rFonts w:ascii="Consolas" w:hAnsi="Consolas" w:cs="Times New Roman"/>
+          <w:sz w:val="18"/>
+          <w:szCs w:val="18"/>
+          <w:lang w:val="en-US"/>
+        </w:rPr>
+        <w:t xml:space="preserve"> - 1) </w:t>
+      </w:r>
+      <w:proofErr w:type="spellStart"/>
+      <w:r>
+        <w:rPr>
+          <w:rFonts w:ascii="Consolas" w:hAnsi="Consolas" w:cs="Times New Roman"/>
+          <w:sz w:val="18"/>
+          <w:szCs w:val="18"/>
+          <w:lang w:val="en-US"/>
+        </w:rPr>
+        <w:t>System.out.print</w:t>
+      </w:r>
+      <w:proofErr w:type="spellEnd"/>
+      <w:r>
+        <w:rPr>
+          <w:rFonts w:ascii="Consolas" w:hAnsi="Consolas" w:cs="Times New Roman"/>
+          <w:sz w:val="18"/>
+          <w:szCs w:val="18"/>
+          <w:lang w:val="en-US"/>
+        </w:rPr>
+        <w:t>(", ");</w:t>
       </w:r>
     </w:p>
     <w:p>
@@ -6429,6 +10233,7 @@
         </w:rPr>
         <w:t>.</w:t>
       </w:r>
+      <w:proofErr w:type="spellStart"/>
       <w:r>
         <w:rPr>
           <w:rFonts w:ascii="Consolas" w:hAnsi="Consolas" w:cs="Times New Roman"/>
@@ -6438,14 +10243,25 @@
         </w:rPr>
         <w:t>println</w:t>
       </w:r>
-      <w:r>
-        <w:rPr>
-          <w:rFonts w:ascii="Consolas" w:hAnsi="Consolas" w:cs="Times New Roman"/>
-          <w:sz w:val="18"/>
-          <w:szCs w:val="18"/>
-        </w:rPr>
-        <w:t>("]\</w:t>
-      </w:r>
+      <w:proofErr w:type="spellEnd"/>
+      <w:r>
+        <w:rPr>
+          <w:rFonts w:ascii="Consolas" w:hAnsi="Consolas" w:cs="Times New Roman"/>
+          <w:sz w:val="18"/>
+          <w:szCs w:val="18"/>
+        </w:rPr>
+        <w:t>(</w:t>
+      </w:r>
+      <w:proofErr w:type="gramStart"/>
+      <w:r>
+        <w:rPr>
+          <w:rFonts w:ascii="Consolas" w:hAnsi="Consolas" w:cs="Times New Roman"/>
+          <w:sz w:val="18"/>
+          <w:szCs w:val="18"/>
+        </w:rPr>
+        <w:t>"]\</w:t>
+      </w:r>
+      <w:proofErr w:type="gramEnd"/>
       <w:r>
         <w:rPr>
           <w:rFonts w:ascii="Consolas" w:hAnsi="Consolas" w:cs="Times New Roman"/>
@@ -6510,14 +10326,45 @@
         </w:rPr>
         <w:t xml:space="preserve">        </w:t>
       </w:r>
-      <w:r>
-        <w:rPr>
-          <w:rFonts w:ascii="Consolas" w:hAnsi="Consolas" w:cs="Times New Roman"/>
-          <w:sz w:val="18"/>
-          <w:szCs w:val="18"/>
-          <w:lang w:val="en-US"/>
-        </w:rPr>
-        <w:t>System.out.println("--- Проверка ---");</w:t>
+      <w:proofErr w:type="spellStart"/>
+      <w:r>
+        <w:rPr>
+          <w:rFonts w:ascii="Consolas" w:hAnsi="Consolas" w:cs="Times New Roman"/>
+          <w:sz w:val="18"/>
+          <w:szCs w:val="18"/>
+          <w:lang w:val="en-US"/>
+        </w:rPr>
+        <w:t>System.out.println</w:t>
+      </w:r>
+      <w:proofErr w:type="spellEnd"/>
+      <w:r>
+        <w:rPr>
+          <w:rFonts w:ascii="Consolas" w:hAnsi="Consolas" w:cs="Times New Roman"/>
+          <w:sz w:val="18"/>
+          <w:szCs w:val="18"/>
+          <w:lang w:val="en-US"/>
+        </w:rPr>
+        <w:t xml:space="preserve">("--- </w:t>
+      </w:r>
+      <w:proofErr w:type="spellStart"/>
+      <w:r>
+        <w:rPr>
+          <w:rFonts w:ascii="Consolas" w:hAnsi="Consolas" w:cs="Times New Roman"/>
+          <w:sz w:val="18"/>
+          <w:szCs w:val="18"/>
+          <w:lang w:val="en-US"/>
+        </w:rPr>
+        <w:t>Проверка</w:t>
+      </w:r>
+      <w:proofErr w:type="spellEnd"/>
+      <w:r>
+        <w:rPr>
+          <w:rFonts w:ascii="Consolas" w:hAnsi="Consolas" w:cs="Times New Roman"/>
+          <w:sz w:val="18"/>
+          <w:szCs w:val="18"/>
+          <w:lang w:val="en-US"/>
+        </w:rPr>
+        <w:t xml:space="preserve"> ---");</w:t>
       </w:r>
     </w:p>
     <w:p>
@@ -6537,7 +10384,58 @@
           <w:szCs w:val="18"/>
           <w:lang w:val="en-US"/>
         </w:rPr>
-        <w:t xml:space="preserve">        PrimeChecker check = new PrimeChecker();</w:t>
+        <w:t xml:space="preserve">        </w:t>
+      </w:r>
+      <w:proofErr w:type="spellStart"/>
+      <w:r>
+        <w:rPr>
+          <w:rFonts w:ascii="Consolas" w:hAnsi="Consolas" w:cs="Times New Roman"/>
+          <w:sz w:val="18"/>
+          <w:szCs w:val="18"/>
+          <w:lang w:val="en-US"/>
+        </w:rPr>
+        <w:t>PrimeChecker</w:t>
+      </w:r>
+      <w:proofErr w:type="spellEnd"/>
+      <w:r>
+        <w:rPr>
+          <w:rFonts w:ascii="Consolas" w:hAnsi="Consolas" w:cs="Times New Roman"/>
+          <w:sz w:val="18"/>
+          <w:szCs w:val="18"/>
+          <w:lang w:val="en-US"/>
+        </w:rPr>
+        <w:t xml:space="preserve"> check = new </w:t>
+      </w:r>
+      <w:proofErr w:type="spellStart"/>
+      <w:proofErr w:type="gramStart"/>
+      <w:r>
+        <w:rPr>
+          <w:rFonts w:ascii="Consolas" w:hAnsi="Consolas" w:cs="Times New Roman"/>
+          <w:sz w:val="18"/>
+          <w:szCs w:val="18"/>
+          <w:lang w:val="en-US"/>
+        </w:rPr>
+        <w:t>PrimeChecker</w:t>
+      </w:r>
+      <w:proofErr w:type="spellEnd"/>
+      <w:r>
+        <w:rPr>
+          <w:rFonts w:ascii="Consolas" w:hAnsi="Consolas" w:cs="Times New Roman"/>
+          <w:sz w:val="18"/>
+          <w:szCs w:val="18"/>
+          <w:lang w:val="en-US"/>
+        </w:rPr>
+        <w:t>(</w:t>
+      </w:r>
+      <w:proofErr w:type="gramEnd"/>
+      <w:r>
+        <w:rPr>
+          <w:rFonts w:ascii="Consolas" w:hAnsi="Consolas" w:cs="Times New Roman"/>
+          <w:sz w:val="18"/>
+          <w:szCs w:val="18"/>
+          <w:lang w:val="en-US"/>
+        </w:rPr>
+        <w:t>);</w:t>
       </w:r>
     </w:p>
     <w:p>
@@ -6557,7 +10455,47 @@
           <w:szCs w:val="18"/>
           <w:lang w:val="en-US"/>
         </w:rPr>
-        <w:t xml:space="preserve">        long[] nums = {2, 15, 97, 100, 7919};</w:t>
+        <w:t xml:space="preserve">        </w:t>
+      </w:r>
+      <w:proofErr w:type="gramStart"/>
+      <w:r>
+        <w:rPr>
+          <w:rFonts w:ascii="Consolas" w:hAnsi="Consolas" w:cs="Times New Roman"/>
+          <w:sz w:val="18"/>
+          <w:szCs w:val="18"/>
+          <w:lang w:val="en-US"/>
+        </w:rPr>
+        <w:t>long[</w:t>
+      </w:r>
+      <w:proofErr w:type="gramEnd"/>
+      <w:r>
+        <w:rPr>
+          <w:rFonts w:ascii="Consolas" w:hAnsi="Consolas" w:cs="Times New Roman"/>
+          <w:sz w:val="18"/>
+          <w:szCs w:val="18"/>
+          <w:lang w:val="en-US"/>
+        </w:rPr>
+        <w:t xml:space="preserve">] </w:t>
+      </w:r>
+      <w:proofErr w:type="spellStart"/>
+      <w:r>
+        <w:rPr>
+          <w:rFonts w:ascii="Consolas" w:hAnsi="Consolas" w:cs="Times New Roman"/>
+          <w:sz w:val="18"/>
+          <w:szCs w:val="18"/>
+          <w:lang w:val="en-US"/>
+        </w:rPr>
+        <w:t>nums</w:t>
+      </w:r>
+      <w:proofErr w:type="spellEnd"/>
+      <w:r>
+        <w:rPr>
+          <w:rFonts w:ascii="Consolas" w:hAnsi="Consolas" w:cs="Times New Roman"/>
+          <w:sz w:val="18"/>
+          <w:szCs w:val="18"/>
+          <w:lang w:val="en-US"/>
+        </w:rPr>
+        <w:t xml:space="preserve"> = {2, 15, 97, 100, 7919};</w:t>
       </w:r>
     </w:p>
     <w:p>
@@ -6577,7 +10515,47 @@
           <w:szCs w:val="18"/>
           <w:lang w:val="en-US"/>
         </w:rPr>
-        <w:t xml:space="preserve">        for (long n : nums) {</w:t>
+        <w:t xml:space="preserve">        for (long </w:t>
+      </w:r>
+      <w:proofErr w:type="gramStart"/>
+      <w:r>
+        <w:rPr>
+          <w:rFonts w:ascii="Consolas" w:hAnsi="Consolas" w:cs="Times New Roman"/>
+          <w:sz w:val="18"/>
+          <w:szCs w:val="18"/>
+          <w:lang w:val="en-US"/>
+        </w:rPr>
+        <w:t>n :</w:t>
+      </w:r>
+      <w:proofErr w:type="gramEnd"/>
+      <w:r>
+        <w:rPr>
+          <w:rFonts w:ascii="Consolas" w:hAnsi="Consolas" w:cs="Times New Roman"/>
+          <w:sz w:val="18"/>
+          <w:szCs w:val="18"/>
+          <w:lang w:val="en-US"/>
+        </w:rPr>
+        <w:t xml:space="preserve"> </w:t>
+      </w:r>
+      <w:proofErr w:type="spellStart"/>
+      <w:r>
+        <w:rPr>
+          <w:rFonts w:ascii="Consolas" w:hAnsi="Consolas" w:cs="Times New Roman"/>
+          <w:sz w:val="18"/>
+          <w:szCs w:val="18"/>
+          <w:lang w:val="en-US"/>
+        </w:rPr>
+        <w:t>nums</w:t>
+      </w:r>
+      <w:proofErr w:type="spellEnd"/>
+      <w:r>
+        <w:rPr>
+          <w:rFonts w:ascii="Consolas" w:hAnsi="Consolas" w:cs="Times New Roman"/>
+          <w:sz w:val="18"/>
+          <w:szCs w:val="18"/>
+          <w:lang w:val="en-US"/>
+        </w:rPr>
+        <w:t>) {</w:t>
       </w:r>
     </w:p>
     <w:p>
@@ -6597,7 +10575,69 @@
           <w:szCs w:val="18"/>
           <w:lang w:val="en-US"/>
         </w:rPr>
-        <w:t xml:space="preserve">            System.out.println(n + " простое? " + check.isPrime(n));</w:t>
+        <w:t xml:space="preserve">            </w:t>
+      </w:r>
+      <w:proofErr w:type="spellStart"/>
+      <w:r>
+        <w:rPr>
+          <w:rFonts w:ascii="Consolas" w:hAnsi="Consolas" w:cs="Times New Roman"/>
+          <w:sz w:val="18"/>
+          <w:szCs w:val="18"/>
+          <w:lang w:val="en-US"/>
+        </w:rPr>
+        <w:t>System.out.println</w:t>
+      </w:r>
+      <w:proofErr w:type="spellEnd"/>
+      <w:r>
+        <w:rPr>
+          <w:rFonts w:ascii="Consolas" w:hAnsi="Consolas" w:cs="Times New Roman"/>
+          <w:sz w:val="18"/>
+          <w:szCs w:val="18"/>
+          <w:lang w:val="en-US"/>
+        </w:rPr>
+        <w:t xml:space="preserve">(n + " </w:t>
+      </w:r>
+      <w:proofErr w:type="spellStart"/>
+      <w:r>
+        <w:rPr>
+          <w:rFonts w:ascii="Consolas" w:hAnsi="Consolas" w:cs="Times New Roman"/>
+          <w:sz w:val="18"/>
+          <w:szCs w:val="18"/>
+          <w:lang w:val="en-US"/>
+        </w:rPr>
+        <w:t>простое</w:t>
+      </w:r>
+      <w:proofErr w:type="spellEnd"/>
+      <w:r>
+        <w:rPr>
+          <w:rFonts w:ascii="Consolas" w:hAnsi="Consolas" w:cs="Times New Roman"/>
+          <w:sz w:val="18"/>
+          <w:szCs w:val="18"/>
+          <w:lang w:val="en-US"/>
+        </w:rPr>
+        <w:t xml:space="preserve">? " + </w:t>
+      </w:r>
+      <w:proofErr w:type="spellStart"/>
+      <w:proofErr w:type="gramStart"/>
+      <w:r>
+        <w:rPr>
+          <w:rFonts w:ascii="Consolas" w:hAnsi="Consolas" w:cs="Times New Roman"/>
+          <w:sz w:val="18"/>
+          <w:szCs w:val="18"/>
+          <w:lang w:val="en-US"/>
+        </w:rPr>
+        <w:t>check.isPrime</w:t>
+      </w:r>
+      <w:proofErr w:type="spellEnd"/>
+      <w:proofErr w:type="gramEnd"/>
+      <w:r>
+        <w:rPr>
+          <w:rFonts w:ascii="Consolas" w:hAnsi="Consolas" w:cs="Times New Roman"/>
+          <w:sz w:val="18"/>
+          <w:szCs w:val="18"/>
+          <w:lang w:val="en-US"/>
+        </w:rPr>
+        <w:t>(n));</w:t>
       </w:r>
     </w:p>
     <w:p>
@@ -6637,7 +10677,109 @@
           <w:szCs w:val="18"/>
           <w:lang w:val="en-US"/>
         </w:rPr>
-        <w:t xml:space="preserve">        System.out.println("Следующее простое после 100: " + check.getNextPrime(100));</w:t>
+        <w:t xml:space="preserve">        </w:t>
+      </w:r>
+      <w:proofErr w:type="spellStart"/>
+      <w:r>
+        <w:rPr>
+          <w:rFonts w:ascii="Consolas" w:hAnsi="Consolas" w:cs="Times New Roman"/>
+          <w:sz w:val="18"/>
+          <w:szCs w:val="18"/>
+          <w:lang w:val="en-US"/>
+        </w:rPr>
+        <w:t>System.out.println</w:t>
+      </w:r>
+      <w:proofErr w:type="spellEnd"/>
+      <w:r>
+        <w:rPr>
+          <w:rFonts w:ascii="Consolas" w:hAnsi="Consolas" w:cs="Times New Roman"/>
+          <w:sz w:val="18"/>
+          <w:szCs w:val="18"/>
+          <w:lang w:val="en-US"/>
+        </w:rPr>
+        <w:t>("</w:t>
+      </w:r>
+      <w:proofErr w:type="spellStart"/>
+      <w:r>
+        <w:rPr>
+          <w:rFonts w:ascii="Consolas" w:hAnsi="Consolas" w:cs="Times New Roman"/>
+          <w:sz w:val="18"/>
+          <w:szCs w:val="18"/>
+          <w:lang w:val="en-US"/>
+        </w:rPr>
+        <w:t>Следующее</w:t>
+      </w:r>
+      <w:proofErr w:type="spellEnd"/>
+      <w:r>
+        <w:rPr>
+          <w:rFonts w:ascii="Consolas" w:hAnsi="Consolas" w:cs="Times New Roman"/>
+          <w:sz w:val="18"/>
+          <w:szCs w:val="18"/>
+          <w:lang w:val="en-US"/>
+        </w:rPr>
+        <w:t xml:space="preserve"> </w:t>
+      </w:r>
+      <w:proofErr w:type="spellStart"/>
+      <w:r>
+        <w:rPr>
+          <w:rFonts w:ascii="Consolas" w:hAnsi="Consolas" w:cs="Times New Roman"/>
+          <w:sz w:val="18"/>
+          <w:szCs w:val="18"/>
+          <w:lang w:val="en-US"/>
+        </w:rPr>
+        <w:t>простое</w:t>
+      </w:r>
+      <w:proofErr w:type="spellEnd"/>
+      <w:r>
+        <w:rPr>
+          <w:rFonts w:ascii="Consolas" w:hAnsi="Consolas" w:cs="Times New Roman"/>
+          <w:sz w:val="18"/>
+          <w:szCs w:val="18"/>
+          <w:lang w:val="en-US"/>
+        </w:rPr>
+        <w:t xml:space="preserve"> </w:t>
+      </w:r>
+      <w:proofErr w:type="spellStart"/>
+      <w:r>
+        <w:rPr>
+          <w:rFonts w:ascii="Consolas" w:hAnsi="Consolas" w:cs="Times New Roman"/>
+          <w:sz w:val="18"/>
+          <w:szCs w:val="18"/>
+          <w:lang w:val="en-US"/>
+        </w:rPr>
+        <w:t>после</w:t>
+      </w:r>
+      <w:proofErr w:type="spellEnd"/>
+      <w:r>
+        <w:rPr>
+          <w:rFonts w:ascii="Consolas" w:hAnsi="Consolas" w:cs="Times New Roman"/>
+          <w:sz w:val="18"/>
+          <w:szCs w:val="18"/>
+          <w:lang w:val="en-US"/>
+        </w:rPr>
+        <w:t xml:space="preserve"> 100: " + </w:t>
+      </w:r>
+      <w:proofErr w:type="spellStart"/>
+      <w:proofErr w:type="gramStart"/>
+      <w:r>
+        <w:rPr>
+          <w:rFonts w:ascii="Consolas" w:hAnsi="Consolas" w:cs="Times New Roman"/>
+          <w:sz w:val="18"/>
+          <w:szCs w:val="18"/>
+          <w:lang w:val="en-US"/>
+        </w:rPr>
+        <w:t>check.getNextPrime</w:t>
+      </w:r>
+      <w:proofErr w:type="spellEnd"/>
+      <w:proofErr w:type="gramEnd"/>
+      <w:r>
+        <w:rPr>
+          <w:rFonts w:ascii="Consolas" w:hAnsi="Consolas" w:cs="Times New Roman"/>
+          <w:sz w:val="18"/>
+          <w:szCs w:val="18"/>
+          <w:lang w:val="en-US"/>
+        </w:rPr>
+        <w:t>(100));</w:t>
       </w:r>
     </w:p>
     <w:p>
@@ -6657,7 +10799,129 @@
           <w:szCs w:val="18"/>
           <w:lang w:val="en-US"/>
         </w:rPr>
-        <w:t xml:space="preserve">        System.out.println("Простых чисел от 10 до 50: " + check.countPrimesInRange(10, 50));</w:t>
+        <w:t xml:space="preserve">        </w:t>
+      </w:r>
+      <w:proofErr w:type="spellStart"/>
+      <w:r>
+        <w:rPr>
+          <w:rFonts w:ascii="Consolas" w:hAnsi="Consolas" w:cs="Times New Roman"/>
+          <w:sz w:val="18"/>
+          <w:szCs w:val="18"/>
+          <w:lang w:val="en-US"/>
+        </w:rPr>
+        <w:t>System.out.println</w:t>
+      </w:r>
+      <w:proofErr w:type="spellEnd"/>
+      <w:r>
+        <w:rPr>
+          <w:rFonts w:ascii="Consolas" w:hAnsi="Consolas" w:cs="Times New Roman"/>
+          <w:sz w:val="18"/>
+          <w:szCs w:val="18"/>
+          <w:lang w:val="en-US"/>
+        </w:rPr>
+        <w:t>("</w:t>
+      </w:r>
+      <w:proofErr w:type="spellStart"/>
+      <w:r>
+        <w:rPr>
+          <w:rFonts w:ascii="Consolas" w:hAnsi="Consolas" w:cs="Times New Roman"/>
+          <w:sz w:val="18"/>
+          <w:szCs w:val="18"/>
+          <w:lang w:val="en-US"/>
+        </w:rPr>
+        <w:t>Простых</w:t>
+      </w:r>
+      <w:proofErr w:type="spellEnd"/>
+      <w:r>
+        <w:rPr>
+          <w:rFonts w:ascii="Consolas" w:hAnsi="Consolas" w:cs="Times New Roman"/>
+          <w:sz w:val="18"/>
+          <w:szCs w:val="18"/>
+          <w:lang w:val="en-US"/>
+        </w:rPr>
+        <w:t xml:space="preserve"> </w:t>
+      </w:r>
+      <w:proofErr w:type="spellStart"/>
+      <w:r>
+        <w:rPr>
+          <w:rFonts w:ascii="Consolas" w:hAnsi="Consolas" w:cs="Times New Roman"/>
+          <w:sz w:val="18"/>
+          <w:szCs w:val="18"/>
+          <w:lang w:val="en-US"/>
+        </w:rPr>
+        <w:t>чисел</w:t>
+      </w:r>
+      <w:proofErr w:type="spellEnd"/>
+      <w:r>
+        <w:rPr>
+          <w:rFonts w:ascii="Consolas" w:hAnsi="Consolas" w:cs="Times New Roman"/>
+          <w:sz w:val="18"/>
+          <w:szCs w:val="18"/>
+          <w:lang w:val="en-US"/>
+        </w:rPr>
+        <w:t xml:space="preserve"> </w:t>
+      </w:r>
+      <w:proofErr w:type="spellStart"/>
+      <w:r>
+        <w:rPr>
+          <w:rFonts w:ascii="Consolas" w:hAnsi="Consolas" w:cs="Times New Roman"/>
+          <w:sz w:val="18"/>
+          <w:szCs w:val="18"/>
+          <w:lang w:val="en-US"/>
+        </w:rPr>
+        <w:t>от</w:t>
+      </w:r>
+      <w:proofErr w:type="spellEnd"/>
+      <w:r>
+        <w:rPr>
+          <w:rFonts w:ascii="Consolas" w:hAnsi="Consolas" w:cs="Times New Roman"/>
+          <w:sz w:val="18"/>
+          <w:szCs w:val="18"/>
+          <w:lang w:val="en-US"/>
+        </w:rPr>
+        <w:t xml:space="preserve"> 10 </w:t>
+      </w:r>
+      <w:proofErr w:type="spellStart"/>
+      <w:r>
+        <w:rPr>
+          <w:rFonts w:ascii="Consolas" w:hAnsi="Consolas" w:cs="Times New Roman"/>
+          <w:sz w:val="18"/>
+          <w:szCs w:val="18"/>
+          <w:lang w:val="en-US"/>
+        </w:rPr>
+        <w:t>до</w:t>
+      </w:r>
+      <w:proofErr w:type="spellEnd"/>
+      <w:r>
+        <w:rPr>
+          <w:rFonts w:ascii="Consolas" w:hAnsi="Consolas" w:cs="Times New Roman"/>
+          <w:sz w:val="18"/>
+          <w:szCs w:val="18"/>
+          <w:lang w:val="en-US"/>
+        </w:rPr>
+        <w:t xml:space="preserve"> 50: " + </w:t>
+      </w:r>
+      <w:proofErr w:type="spellStart"/>
+      <w:proofErr w:type="gramStart"/>
+      <w:r>
+        <w:rPr>
+          <w:rFonts w:ascii="Consolas" w:hAnsi="Consolas" w:cs="Times New Roman"/>
+          <w:sz w:val="18"/>
+          <w:szCs w:val="18"/>
+          <w:lang w:val="en-US"/>
+        </w:rPr>
+        <w:t>check.countPrimesInRange</w:t>
+      </w:r>
+      <w:proofErr w:type="spellEnd"/>
+      <w:proofErr w:type="gramEnd"/>
+      <w:r>
+        <w:rPr>
+          <w:rFonts w:ascii="Consolas" w:hAnsi="Consolas" w:cs="Times New Roman"/>
+          <w:sz w:val="18"/>
+          <w:szCs w:val="18"/>
+          <w:lang w:val="en-US"/>
+        </w:rPr>
+        <w:t>(10, 50));</w:t>
       </w:r>
     </w:p>
     <w:p>
@@ -6677,7 +10941,27 @@
           <w:szCs w:val="18"/>
           <w:lang w:val="en-US"/>
         </w:rPr>
-        <w:t xml:space="preserve">        System.out.println();</w:t>
+        <w:t xml:space="preserve">        </w:t>
+      </w:r>
+      <w:proofErr w:type="spellStart"/>
+      <w:r>
+        <w:rPr>
+          <w:rFonts w:ascii="Consolas" w:hAnsi="Consolas" w:cs="Times New Roman"/>
+          <w:sz w:val="18"/>
+          <w:szCs w:val="18"/>
+          <w:lang w:val="en-US"/>
+        </w:rPr>
+        <w:t>System.out.println</w:t>
+      </w:r>
+      <w:proofErr w:type="spellEnd"/>
+      <w:r>
+        <w:rPr>
+          <w:rFonts w:ascii="Consolas" w:hAnsi="Consolas" w:cs="Times New Roman"/>
+          <w:sz w:val="18"/>
+          <w:szCs w:val="18"/>
+          <w:lang w:val="en-US"/>
+        </w:rPr>
+        <w:t>();</w:t>
       </w:r>
     </w:p>
     <w:p>
@@ -6708,8 +10992,19 @@
           <w:szCs w:val="18"/>
           <w:lang w:val="en-US"/>
         </w:rPr>
-        <w:t xml:space="preserve">        // 3. Факторизация</w:t>
-      </w:r>
+        <w:t xml:space="preserve">        // 3. </w:t>
+      </w:r>
+      <w:proofErr w:type="spellStart"/>
+      <w:r>
+        <w:rPr>
+          <w:rFonts w:ascii="Consolas" w:hAnsi="Consolas" w:cs="Times New Roman"/>
+          <w:sz w:val="18"/>
+          <w:szCs w:val="18"/>
+          <w:lang w:val="en-US"/>
+        </w:rPr>
+        <w:t>Факторизация</w:t>
+      </w:r>
+      <w:proofErr w:type="spellEnd"/>
     </w:p>
     <w:p>
       <w:pPr>
@@ -6728,7 +11023,47 @@
           <w:szCs w:val="18"/>
           <w:lang w:val="en-US"/>
         </w:rPr>
-        <w:t xml:space="preserve">        System.out.println("--- Факторизация ---");</w:t>
+        <w:t xml:space="preserve">        </w:t>
+      </w:r>
+      <w:proofErr w:type="spellStart"/>
+      <w:r>
+        <w:rPr>
+          <w:rFonts w:ascii="Consolas" w:hAnsi="Consolas" w:cs="Times New Roman"/>
+          <w:sz w:val="18"/>
+          <w:szCs w:val="18"/>
+          <w:lang w:val="en-US"/>
+        </w:rPr>
+        <w:t>System.out.println</w:t>
+      </w:r>
+      <w:proofErr w:type="spellEnd"/>
+      <w:r>
+        <w:rPr>
+          <w:rFonts w:ascii="Consolas" w:hAnsi="Consolas" w:cs="Times New Roman"/>
+          <w:sz w:val="18"/>
+          <w:szCs w:val="18"/>
+          <w:lang w:val="en-US"/>
+        </w:rPr>
+        <w:t xml:space="preserve">("--- </w:t>
+      </w:r>
+      <w:proofErr w:type="spellStart"/>
+      <w:r>
+        <w:rPr>
+          <w:rFonts w:ascii="Consolas" w:hAnsi="Consolas" w:cs="Times New Roman"/>
+          <w:sz w:val="18"/>
+          <w:szCs w:val="18"/>
+          <w:lang w:val="en-US"/>
+        </w:rPr>
+        <w:t>Факторизация</w:t>
+      </w:r>
+      <w:proofErr w:type="spellEnd"/>
+      <w:r>
+        <w:rPr>
+          <w:rFonts w:ascii="Consolas" w:hAnsi="Consolas" w:cs="Times New Roman"/>
+          <w:sz w:val="18"/>
+          <w:szCs w:val="18"/>
+          <w:lang w:val="en-US"/>
+        </w:rPr>
+        <w:t xml:space="preserve"> ---");</w:t>
       </w:r>
     </w:p>
     <w:p>
@@ -6748,7 +11083,58 @@
           <w:szCs w:val="18"/>
           <w:lang w:val="en-US"/>
         </w:rPr>
-        <w:t xml:space="preserve">        PrimeFactorizer fact = new PrimeFactorizer();</w:t>
+        <w:t xml:space="preserve">        </w:t>
+      </w:r>
+      <w:proofErr w:type="spellStart"/>
+      <w:r>
+        <w:rPr>
+          <w:rFonts w:ascii="Consolas" w:hAnsi="Consolas" w:cs="Times New Roman"/>
+          <w:sz w:val="18"/>
+          <w:szCs w:val="18"/>
+          <w:lang w:val="en-US"/>
+        </w:rPr>
+        <w:t>PrimeFactorizer</w:t>
+      </w:r>
+      <w:proofErr w:type="spellEnd"/>
+      <w:r>
+        <w:rPr>
+          <w:rFonts w:ascii="Consolas" w:hAnsi="Consolas" w:cs="Times New Roman"/>
+          <w:sz w:val="18"/>
+          <w:szCs w:val="18"/>
+          <w:lang w:val="en-US"/>
+        </w:rPr>
+        <w:t xml:space="preserve"> fact = new </w:t>
+      </w:r>
+      <w:proofErr w:type="spellStart"/>
+      <w:proofErr w:type="gramStart"/>
+      <w:r>
+        <w:rPr>
+          <w:rFonts w:ascii="Consolas" w:hAnsi="Consolas" w:cs="Times New Roman"/>
+          <w:sz w:val="18"/>
+          <w:szCs w:val="18"/>
+          <w:lang w:val="en-US"/>
+        </w:rPr>
+        <w:t>PrimeFactorizer</w:t>
+      </w:r>
+      <w:proofErr w:type="spellEnd"/>
+      <w:r>
+        <w:rPr>
+          <w:rFonts w:ascii="Consolas" w:hAnsi="Consolas" w:cs="Times New Roman"/>
+          <w:sz w:val="18"/>
+          <w:szCs w:val="18"/>
+          <w:lang w:val="en-US"/>
+        </w:rPr>
+        <w:t>(</w:t>
+      </w:r>
+      <w:proofErr w:type="gramEnd"/>
+      <w:r>
+        <w:rPr>
+          <w:rFonts w:ascii="Consolas" w:hAnsi="Consolas" w:cs="Times New Roman"/>
+          <w:sz w:val="18"/>
+          <w:szCs w:val="18"/>
+          <w:lang w:val="en-US"/>
+        </w:rPr>
+        <w:t>);</w:t>
       </w:r>
     </w:p>
     <w:p>
@@ -6768,7 +11154,47 @@
           <w:szCs w:val="18"/>
           <w:lang w:val="en-US"/>
         </w:rPr>
-        <w:t xml:space="preserve">        long[] toFactor = {12, 84, 100, 12345};</w:t>
+        <w:t xml:space="preserve">        </w:t>
+      </w:r>
+      <w:proofErr w:type="gramStart"/>
+      <w:r>
+        <w:rPr>
+          <w:rFonts w:ascii="Consolas" w:hAnsi="Consolas" w:cs="Times New Roman"/>
+          <w:sz w:val="18"/>
+          <w:szCs w:val="18"/>
+          <w:lang w:val="en-US"/>
+        </w:rPr>
+        <w:t>long[</w:t>
+      </w:r>
+      <w:proofErr w:type="gramEnd"/>
+      <w:r>
+        <w:rPr>
+          <w:rFonts w:ascii="Consolas" w:hAnsi="Consolas" w:cs="Times New Roman"/>
+          <w:sz w:val="18"/>
+          <w:szCs w:val="18"/>
+          <w:lang w:val="en-US"/>
+        </w:rPr>
+        <w:t xml:space="preserve">] </w:t>
+      </w:r>
+      <w:proofErr w:type="spellStart"/>
+      <w:r>
+        <w:rPr>
+          <w:rFonts w:ascii="Consolas" w:hAnsi="Consolas" w:cs="Times New Roman"/>
+          <w:sz w:val="18"/>
+          <w:szCs w:val="18"/>
+          <w:lang w:val="en-US"/>
+        </w:rPr>
+        <w:t>toFactor</w:t>
+      </w:r>
+      <w:proofErr w:type="spellEnd"/>
+      <w:r>
+        <w:rPr>
+          <w:rFonts w:ascii="Consolas" w:hAnsi="Consolas" w:cs="Times New Roman"/>
+          <w:sz w:val="18"/>
+          <w:szCs w:val="18"/>
+          <w:lang w:val="en-US"/>
+        </w:rPr>
+        <w:t xml:space="preserve"> = {12, 84, 100, 12345};</w:t>
       </w:r>
     </w:p>
     <w:p>
@@ -6788,7 +11214,47 @@
           <w:szCs w:val="18"/>
           <w:lang w:val="en-US"/>
         </w:rPr>
-        <w:t xml:space="preserve">        for (long n : toFactor) {</w:t>
+        <w:t xml:space="preserve">        for (long </w:t>
+      </w:r>
+      <w:proofErr w:type="gramStart"/>
+      <w:r>
+        <w:rPr>
+          <w:rFonts w:ascii="Consolas" w:hAnsi="Consolas" w:cs="Times New Roman"/>
+          <w:sz w:val="18"/>
+          <w:szCs w:val="18"/>
+          <w:lang w:val="en-US"/>
+        </w:rPr>
+        <w:t>n :</w:t>
+      </w:r>
+      <w:proofErr w:type="gramEnd"/>
+      <w:r>
+        <w:rPr>
+          <w:rFonts w:ascii="Consolas" w:hAnsi="Consolas" w:cs="Times New Roman"/>
+          <w:sz w:val="18"/>
+          <w:szCs w:val="18"/>
+          <w:lang w:val="en-US"/>
+        </w:rPr>
+        <w:t xml:space="preserve"> </w:t>
+      </w:r>
+      <w:proofErr w:type="spellStart"/>
+      <w:r>
+        <w:rPr>
+          <w:rFonts w:ascii="Consolas" w:hAnsi="Consolas" w:cs="Times New Roman"/>
+          <w:sz w:val="18"/>
+          <w:szCs w:val="18"/>
+          <w:lang w:val="en-US"/>
+        </w:rPr>
+        <w:t>toFactor</w:t>
+      </w:r>
+      <w:proofErr w:type="spellEnd"/>
+      <w:r>
+        <w:rPr>
+          <w:rFonts w:ascii="Consolas" w:hAnsi="Consolas" w:cs="Times New Roman"/>
+          <w:sz w:val="18"/>
+          <w:szCs w:val="18"/>
+          <w:lang w:val="en-US"/>
+        </w:rPr>
+        <w:t>) {</w:t>
       </w:r>
     </w:p>
     <w:p>
@@ -6808,7 +11274,49 @@
           <w:szCs w:val="18"/>
           <w:lang w:val="en-US"/>
         </w:rPr>
-        <w:t xml:space="preserve">            System.out.println(fact.toString(n));</w:t>
+        <w:t xml:space="preserve">            </w:t>
+      </w:r>
+      <w:proofErr w:type="spellStart"/>
+      <w:r>
+        <w:rPr>
+          <w:rFonts w:ascii="Consolas" w:hAnsi="Consolas" w:cs="Times New Roman"/>
+          <w:sz w:val="18"/>
+          <w:szCs w:val="18"/>
+          <w:lang w:val="en-US"/>
+        </w:rPr>
+        <w:t>System.out.println</w:t>
+      </w:r>
+      <w:proofErr w:type="spellEnd"/>
+      <w:r>
+        <w:rPr>
+          <w:rFonts w:ascii="Consolas" w:hAnsi="Consolas" w:cs="Times New Roman"/>
+          <w:sz w:val="18"/>
+          <w:szCs w:val="18"/>
+          <w:lang w:val="en-US"/>
+        </w:rPr>
+        <w:t>(</w:t>
+      </w:r>
+      <w:proofErr w:type="spellStart"/>
+      <w:proofErr w:type="gramStart"/>
+      <w:r>
+        <w:rPr>
+          <w:rFonts w:ascii="Consolas" w:hAnsi="Consolas" w:cs="Times New Roman"/>
+          <w:sz w:val="18"/>
+          <w:szCs w:val="18"/>
+          <w:lang w:val="en-US"/>
+        </w:rPr>
+        <w:t>fact.toString</w:t>
+      </w:r>
+      <w:proofErr w:type="spellEnd"/>
+      <w:proofErr w:type="gramEnd"/>
+      <w:r>
+        <w:rPr>
+          <w:rFonts w:ascii="Consolas" w:hAnsi="Consolas" w:cs="Times New Roman"/>
+          <w:sz w:val="18"/>
+          <w:szCs w:val="18"/>
+          <w:lang w:val="en-US"/>
+        </w:rPr>
+        <w:t>(n));</w:t>
       </w:r>
     </w:p>
     <w:p>
@@ -6859,7 +11367,29 @@
           <w:szCs w:val="18"/>
           <w:lang w:val="en-US"/>
         </w:rPr>
-        <w:t xml:space="preserve">        Map&lt;Long, Integer&gt; map = fact.getFactorMap(360);</w:t>
+        <w:t xml:space="preserve">        Map&lt;Long, Integer&gt; map = </w:t>
+      </w:r>
+      <w:proofErr w:type="spellStart"/>
+      <w:proofErr w:type="gramStart"/>
+      <w:r>
+        <w:rPr>
+          <w:rFonts w:ascii="Consolas" w:hAnsi="Consolas" w:cs="Times New Roman"/>
+          <w:sz w:val="18"/>
+          <w:szCs w:val="18"/>
+          <w:lang w:val="en-US"/>
+        </w:rPr>
+        <w:t>fact.getFactorMap</w:t>
+      </w:r>
+      <w:proofErr w:type="spellEnd"/>
+      <w:proofErr w:type="gramEnd"/>
+      <w:r>
+        <w:rPr>
+          <w:rFonts w:ascii="Consolas" w:hAnsi="Consolas" w:cs="Times New Roman"/>
+          <w:sz w:val="18"/>
+          <w:szCs w:val="18"/>
+          <w:lang w:val="en-US"/>
+        </w:rPr>
+        <w:t>(360);</w:t>
       </w:r>
     </w:p>
     <w:p>
@@ -6905,6 +11435,7 @@
         </w:rPr>
         <w:t>.</w:t>
       </w:r>
+      <w:proofErr w:type="spellStart"/>
       <w:r>
         <w:rPr>
           <w:rFonts w:ascii="Consolas" w:hAnsi="Consolas" w:cs="Times New Roman"/>
@@ -6914,6 +11445,7 @@
         </w:rPr>
         <w:t>println</w:t>
       </w:r>
+      <w:proofErr w:type="spellEnd"/>
       <w:r>
         <w:rPr>
           <w:rFonts w:ascii="Consolas" w:hAnsi="Consolas" w:cs="Times New Roman"/>
